--- a/DWÓJKA_Bo5.docx
+++ b/DWÓJKA_Bo5.docx
@@ -13,17 +13,24 @@
           <w:bottom w:val="single" w:sz="6" w:space="0" w:color="auto"/>
           <w:right w:val="single" w:sz="6" w:space="0" w:color="auto"/>
         </w:tblBorders>
+        <w:tblLayout w:type="fixed"/>
         <w:tblLook w:val="04A0" w:firstRow="1" w:lastRow="0" w:firstColumn="1" w:lastColumn="0" w:noHBand="0" w:noVBand="1"/>
       </w:tblPr>
       <w:tblGrid>
-        <w:gridCol w:w="2991"/>
-        <w:gridCol w:w="850"/>
-        <w:gridCol w:w="850"/>
-        <w:gridCol w:w="850"/>
-        <w:gridCol w:w="850"/>
-        <w:gridCol w:w="850"/>
-        <w:gridCol w:w="1039"/>
-        <w:gridCol w:w="1890"/>
+        <w:gridCol w:w="4058"/>
+        <w:gridCol w:w="802"/>
+        <w:gridCol w:w="19"/>
+        <w:gridCol w:w="717"/>
+        <w:gridCol w:w="104"/>
+        <w:gridCol w:w="613"/>
+        <w:gridCol w:w="208"/>
+        <w:gridCol w:w="509"/>
+        <w:gridCol w:w="312"/>
+        <w:gridCol w:w="394"/>
+        <w:gridCol w:w="427"/>
+        <w:gridCol w:w="306"/>
+        <w:gridCol w:w="515"/>
+        <w:gridCol w:w="1186"/>
       </w:tblGrid>
       <w:tr>
         <w:trPr>
@@ -31,7 +38,7 @@
         </w:trPr>
         <w:tc>
           <w:tcPr>
-            <w:tcW w:w="2991" w:type="dxa"/>
+            <w:tcW w:w="4058" w:type="dxa"/>
             <w:tcBorders>
               <w:top w:val="nil"/>
               <w:left w:val="nil"/>
@@ -63,7 +70,7 @@
         </w:tc>
         <w:tc>
           <w:tcPr>
-            <w:tcW w:w="850" w:type="dxa"/>
+            <w:tcW w:w="802" w:type="dxa"/>
             <w:tcBorders>
               <w:top w:val="none" w:sz="6" w:space="0" w:color="000000" w:themeColor="text1"/>
               <w:left w:val="none" w:sz="4" w:space="0" w:color="000000" w:themeColor="text1"/>
@@ -87,15 +94,26 @@
               <w:rPr>
                 <w:rFonts w:ascii="Aptos" w:eastAsia="Aptos" w:hAnsi="Aptos" w:cs="Aptos"/>
                 <w:color w:val="000000" w:themeColor="text1"/>
+                <w:sz w:val="22"/>
+                <w:szCs w:val="22"/>
                 <w:lang w:val="pl"/>
               </w:rPr>
-              <w:t>Godz.</w:t>
+              <w:t>Godz</w:t>
             </w:r>
-          </w:p>
-        </w:tc>
-        <w:tc>
-          <w:tcPr>
-            <w:tcW w:w="850" w:type="dxa"/>
+            <w:r>
+              <w:rPr>
+                <w:rFonts w:ascii="Aptos" w:eastAsia="Aptos" w:hAnsi="Aptos" w:cs="Aptos"/>
+                <w:color w:val="000000" w:themeColor="text1"/>
+                <w:lang w:val="pl"/>
+              </w:rPr>
+              <w:t>.</w:t>
+            </w:r>
+          </w:p>
+        </w:tc>
+        <w:tc>
+          <w:tcPr>
+            <w:tcW w:w="736" w:type="dxa"/>
+            <w:gridSpan w:val="2"/>
             <w:tcBorders>
               <w:top w:val="none" w:sz="6" w:space="0" w:color="000000" w:themeColor="text1"/>
               <w:left w:val="none" w:sz="4" w:space="0" w:color="000000" w:themeColor="text1"/>
@@ -115,7 +133,8 @@
         </w:tc>
         <w:tc>
           <w:tcPr>
-            <w:tcW w:w="850" w:type="dxa"/>
+            <w:tcW w:w="717" w:type="dxa"/>
+            <w:gridSpan w:val="2"/>
             <w:tcBorders>
               <w:top w:val="nil"/>
               <w:left w:val="none" w:sz="4" w:space="0" w:color="000000" w:themeColor="text1"/>
@@ -147,7 +166,8 @@
         </w:tc>
         <w:tc>
           <w:tcPr>
-            <w:tcW w:w="850" w:type="dxa"/>
+            <w:tcW w:w="717" w:type="dxa"/>
+            <w:gridSpan w:val="2"/>
             <w:tcBorders>
               <w:top w:val="nil"/>
               <w:left w:val="none" w:sz="4" w:space="0" w:color="000000" w:themeColor="text1"/>
@@ -172,7 +192,8 @@
         </w:tc>
         <w:tc>
           <w:tcPr>
-            <w:tcW w:w="850" w:type="dxa"/>
+            <w:tcW w:w="706" w:type="dxa"/>
+            <w:gridSpan w:val="2"/>
             <w:tcBorders>
               <w:top w:val="nil"/>
               <w:left w:val="none" w:sz="4" w:space="0" w:color="000000" w:themeColor="text1"/>
@@ -197,7 +218,8 @@
         </w:tc>
         <w:tc>
           <w:tcPr>
-            <w:tcW w:w="1039" w:type="dxa"/>
+            <w:tcW w:w="733" w:type="dxa"/>
+            <w:gridSpan w:val="2"/>
             <w:tcBorders>
               <w:top w:val="nil"/>
               <w:left w:val="nil"/>
@@ -229,7 +251,8 @@
         </w:tc>
         <w:tc>
           <w:tcPr>
-            <w:tcW w:w="1890" w:type="dxa"/>
+            <w:tcW w:w="1701" w:type="dxa"/>
+            <w:gridSpan w:val="2"/>
             <w:tcBorders>
               <w:top w:val="nil"/>
               <w:left w:val="nil"/>
@@ -266,7 +289,7 @@
         </w:trPr>
         <w:tc>
           <w:tcPr>
-            <w:tcW w:w="2991" w:type="dxa"/>
+            <w:tcW w:w="4058" w:type="dxa"/>
             <w:tcBorders>
               <w:top w:val="nil"/>
               <w:left w:val="nil"/>
@@ -313,7 +336,8 @@
         </w:tc>
         <w:tc>
           <w:tcPr>
-            <w:tcW w:w="850" w:type="dxa"/>
+            <w:tcW w:w="821" w:type="dxa"/>
+            <w:gridSpan w:val="2"/>
             <w:tcBorders>
               <w:top w:val="single" w:sz="4" w:space="0" w:color="000000" w:themeColor="text1"/>
               <w:left w:val="single" w:sz="4" w:space="0" w:color="auto"/>
@@ -348,17 +372,6 @@
               </w:rPr>
               <w:t>Pkt</w:t>
             </w:r>
-          </w:p>
-          <w:p>
-            <w:pPr>
-              <w:jc w:val="center"/>
-              <w:rPr>
-                <w:rFonts w:ascii="Aptos" w:eastAsia="Aptos" w:hAnsi="Aptos" w:cs="Aptos"/>
-                <w:color w:val="000000" w:themeColor="text1"/>
-                <w:sz w:val="20"/>
-                <w:szCs w:val="20"/>
-              </w:rPr>
-            </w:pPr>
             <w:r>
               <w:rPr>
                 <w:rFonts w:ascii="Aptos" w:eastAsia="Aptos" w:hAnsi="Aptos" w:cs="Aptos"/>
@@ -369,13 +382,37 @@
                 <w:szCs w:val="20"/>
                 <w:lang w:val="pl"/>
               </w:rPr>
+              <w:t>.</w:t>
+            </w:r>
+          </w:p>
+          <w:p>
+            <w:pPr>
+              <w:jc w:val="center"/>
+              <w:rPr>
+                <w:rFonts w:ascii="Aptos" w:eastAsia="Aptos" w:hAnsi="Aptos" w:cs="Aptos"/>
+                <w:color w:val="000000" w:themeColor="text1"/>
+                <w:sz w:val="20"/>
+                <w:szCs w:val="20"/>
+              </w:rPr>
+            </w:pPr>
+            <w:r>
+              <w:rPr>
+                <w:rFonts w:ascii="Aptos" w:eastAsia="Aptos" w:hAnsi="Aptos" w:cs="Aptos"/>
+                <w:b/>
+                <w:bCs/>
+                <w:color w:val="000000" w:themeColor="text1"/>
+                <w:sz w:val="20"/>
+                <w:szCs w:val="20"/>
+                <w:lang w:val="pl"/>
+              </w:rPr>
               <w:t>SET 1</w:t>
             </w:r>
           </w:p>
         </w:tc>
         <w:tc>
           <w:tcPr>
-            <w:tcW w:w="850" w:type="dxa"/>
+            <w:tcW w:w="821" w:type="dxa"/>
+            <w:gridSpan w:val="2"/>
             <w:tcBorders>
               <w:top w:val="single" w:sz="4" w:space="0" w:color="000000" w:themeColor="text1"/>
               <w:left w:val="single" w:sz="4" w:space="0" w:color="000000" w:themeColor="text1"/>
@@ -410,17 +447,6 @@
               </w:rPr>
               <w:t>Pkt</w:t>
             </w:r>
-          </w:p>
-          <w:p>
-            <w:pPr>
-              <w:jc w:val="center"/>
-              <w:rPr>
-                <w:rFonts w:ascii="Aptos" w:eastAsia="Aptos" w:hAnsi="Aptos" w:cs="Aptos"/>
-                <w:color w:val="000000" w:themeColor="text1"/>
-                <w:sz w:val="20"/>
-                <w:szCs w:val="20"/>
-              </w:rPr>
-            </w:pPr>
             <w:r>
               <w:rPr>
                 <w:rFonts w:ascii="Aptos" w:eastAsia="Aptos" w:hAnsi="Aptos" w:cs="Aptos"/>
@@ -431,13 +457,37 @@
                 <w:szCs w:val="20"/>
                 <w:lang w:val="pl"/>
               </w:rPr>
+              <w:t>.</w:t>
+            </w:r>
+          </w:p>
+          <w:p>
+            <w:pPr>
+              <w:jc w:val="center"/>
+              <w:rPr>
+                <w:rFonts w:ascii="Aptos" w:eastAsia="Aptos" w:hAnsi="Aptos" w:cs="Aptos"/>
+                <w:color w:val="000000" w:themeColor="text1"/>
+                <w:sz w:val="20"/>
+                <w:szCs w:val="20"/>
+              </w:rPr>
+            </w:pPr>
+            <w:r>
+              <w:rPr>
+                <w:rFonts w:ascii="Aptos" w:eastAsia="Aptos" w:hAnsi="Aptos" w:cs="Aptos"/>
+                <w:b/>
+                <w:bCs/>
+                <w:color w:val="000000" w:themeColor="text1"/>
+                <w:sz w:val="20"/>
+                <w:szCs w:val="20"/>
+                <w:lang w:val="pl"/>
+              </w:rPr>
               <w:t>SET 2</w:t>
             </w:r>
           </w:p>
         </w:tc>
         <w:tc>
           <w:tcPr>
-            <w:tcW w:w="850" w:type="dxa"/>
+            <w:tcW w:w="821" w:type="dxa"/>
+            <w:gridSpan w:val="2"/>
             <w:tcBorders>
               <w:top w:val="single" w:sz="4" w:space="0" w:color="auto"/>
               <w:left w:val="single" w:sz="4" w:space="0" w:color="000000" w:themeColor="text1"/>
@@ -472,17 +522,6 @@
               </w:rPr>
               <w:t>Pkt</w:t>
             </w:r>
-          </w:p>
-          <w:p>
-            <w:pPr>
-              <w:jc w:val="center"/>
-              <w:rPr>
-                <w:rFonts w:ascii="Aptos" w:eastAsia="Aptos" w:hAnsi="Aptos" w:cs="Aptos"/>
-                <w:color w:val="000000" w:themeColor="text1"/>
-                <w:sz w:val="20"/>
-                <w:szCs w:val="20"/>
-              </w:rPr>
-            </w:pPr>
             <w:r>
               <w:rPr>
                 <w:rFonts w:ascii="Aptos" w:eastAsia="Aptos" w:hAnsi="Aptos" w:cs="Aptos"/>
@@ -493,13 +532,37 @@
                 <w:szCs w:val="20"/>
                 <w:lang w:val="pl"/>
               </w:rPr>
+              <w:t>.</w:t>
+            </w:r>
+          </w:p>
+          <w:p>
+            <w:pPr>
+              <w:jc w:val="center"/>
+              <w:rPr>
+                <w:rFonts w:ascii="Aptos" w:eastAsia="Aptos" w:hAnsi="Aptos" w:cs="Aptos"/>
+                <w:color w:val="000000" w:themeColor="text1"/>
+                <w:sz w:val="20"/>
+                <w:szCs w:val="20"/>
+              </w:rPr>
+            </w:pPr>
+            <w:r>
+              <w:rPr>
+                <w:rFonts w:ascii="Aptos" w:eastAsia="Aptos" w:hAnsi="Aptos" w:cs="Aptos"/>
+                <w:b/>
+                <w:bCs/>
+                <w:color w:val="000000" w:themeColor="text1"/>
+                <w:sz w:val="20"/>
+                <w:szCs w:val="20"/>
+                <w:lang w:val="pl"/>
+              </w:rPr>
               <w:t>SET 3</w:t>
             </w:r>
           </w:p>
         </w:tc>
         <w:tc>
           <w:tcPr>
-            <w:tcW w:w="850" w:type="dxa"/>
+            <w:tcW w:w="821" w:type="dxa"/>
+            <w:gridSpan w:val="2"/>
             <w:tcBorders>
               <w:top w:val="single" w:sz="4" w:space="0" w:color="auto"/>
               <w:left w:val="single" w:sz="4" w:space="0" w:color="000000" w:themeColor="text1"/>
@@ -534,17 +597,6 @@
               </w:rPr>
               <w:t>Pkt</w:t>
             </w:r>
-          </w:p>
-          <w:p>
-            <w:pPr>
-              <w:jc w:val="center"/>
-              <w:rPr>
-                <w:rFonts w:ascii="Aptos" w:eastAsia="Aptos" w:hAnsi="Aptos" w:cs="Aptos"/>
-                <w:color w:val="000000" w:themeColor="text1"/>
-                <w:sz w:val="20"/>
-                <w:szCs w:val="20"/>
-              </w:rPr>
-            </w:pPr>
             <w:r>
               <w:rPr>
                 <w:rFonts w:ascii="Aptos" w:eastAsia="Aptos" w:hAnsi="Aptos" w:cs="Aptos"/>
@@ -555,13 +607,37 @@
                 <w:szCs w:val="20"/>
                 <w:lang w:val="pl"/>
               </w:rPr>
+              <w:t>.</w:t>
+            </w:r>
+          </w:p>
+          <w:p>
+            <w:pPr>
+              <w:jc w:val="center"/>
+              <w:rPr>
+                <w:rFonts w:ascii="Aptos" w:eastAsia="Aptos" w:hAnsi="Aptos" w:cs="Aptos"/>
+                <w:color w:val="000000" w:themeColor="text1"/>
+                <w:sz w:val="20"/>
+                <w:szCs w:val="20"/>
+              </w:rPr>
+            </w:pPr>
+            <w:r>
+              <w:rPr>
+                <w:rFonts w:ascii="Aptos" w:eastAsia="Aptos" w:hAnsi="Aptos" w:cs="Aptos"/>
+                <w:b/>
+                <w:bCs/>
+                <w:color w:val="000000" w:themeColor="text1"/>
+                <w:sz w:val="20"/>
+                <w:szCs w:val="20"/>
+                <w:lang w:val="pl"/>
+              </w:rPr>
               <w:t>SET 4</w:t>
             </w:r>
           </w:p>
         </w:tc>
         <w:tc>
           <w:tcPr>
-            <w:tcW w:w="850" w:type="dxa"/>
+            <w:tcW w:w="821" w:type="dxa"/>
+            <w:gridSpan w:val="2"/>
             <w:tcBorders>
               <w:top w:val="single" w:sz="4" w:space="0" w:color="auto"/>
               <w:left w:val="single" w:sz="4" w:space="0" w:color="000000" w:themeColor="text1"/>
@@ -596,17 +672,6 @@
               </w:rPr>
               <w:t>Pkt</w:t>
             </w:r>
-          </w:p>
-          <w:p>
-            <w:pPr>
-              <w:jc w:val="center"/>
-              <w:rPr>
-                <w:rFonts w:ascii="Aptos" w:eastAsia="Aptos" w:hAnsi="Aptos" w:cs="Aptos"/>
-                <w:color w:val="000000" w:themeColor="text1"/>
-                <w:sz w:val="20"/>
-                <w:szCs w:val="20"/>
-              </w:rPr>
-            </w:pPr>
             <w:r>
               <w:rPr>
                 <w:rFonts w:ascii="Aptos" w:eastAsia="Aptos" w:hAnsi="Aptos" w:cs="Aptos"/>
@@ -617,13 +682,37 @@
                 <w:szCs w:val="20"/>
                 <w:lang w:val="pl"/>
               </w:rPr>
+              <w:t>.</w:t>
+            </w:r>
+          </w:p>
+          <w:p>
+            <w:pPr>
+              <w:jc w:val="center"/>
+              <w:rPr>
+                <w:rFonts w:ascii="Aptos" w:eastAsia="Aptos" w:hAnsi="Aptos" w:cs="Aptos"/>
+                <w:color w:val="000000" w:themeColor="text1"/>
+                <w:sz w:val="20"/>
+                <w:szCs w:val="20"/>
+              </w:rPr>
+            </w:pPr>
+            <w:r>
+              <w:rPr>
+                <w:rFonts w:ascii="Aptos" w:eastAsia="Aptos" w:hAnsi="Aptos" w:cs="Aptos"/>
+                <w:b/>
+                <w:bCs/>
+                <w:color w:val="000000" w:themeColor="text1"/>
+                <w:sz w:val="20"/>
+                <w:szCs w:val="20"/>
+                <w:lang w:val="pl"/>
+              </w:rPr>
               <w:t>SET 5</w:t>
             </w:r>
           </w:p>
         </w:tc>
         <w:tc>
           <w:tcPr>
-            <w:tcW w:w="1039" w:type="dxa"/>
+            <w:tcW w:w="821" w:type="dxa"/>
+            <w:gridSpan w:val="2"/>
             <w:tcBorders>
               <w:top w:val="single" w:sz="4" w:space="0" w:color="auto"/>
               <w:left w:val="single" w:sz="4" w:space="0" w:color="auto"/>
@@ -656,7 +745,19 @@
                 <w:szCs w:val="20"/>
                 <w:lang w:val="pl"/>
               </w:rPr>
-              <w:t>Wygrane</w:t>
+              <w:t>Wygr</w:t>
+            </w:r>
+            <w:r>
+              <w:rPr>
+                <w:rFonts w:ascii="Aptos" w:eastAsia="Aptos" w:hAnsi="Aptos" w:cs="Aptos"/>
+                <w:b/>
+                <w:bCs/>
+                <w:color w:val="000000" w:themeColor="text1"/>
+                <w:sz w:val="20"/>
+                <w:szCs w:val="20"/>
+                <w:lang w:val="pl"/>
+              </w:rPr>
+              <w:t>.</w:t>
             </w:r>
             <w:r>
               <w:br/>
@@ -677,7 +778,7 @@
         </w:tc>
         <w:tc>
           <w:tcPr>
-            <w:tcW w:w="1890" w:type="dxa"/>
+            <w:tcW w:w="1186" w:type="dxa"/>
             <w:tcBorders>
               <w:top w:val="single" w:sz="4" w:space="0" w:color="auto"/>
               <w:left w:val="single" w:sz="4" w:space="0" w:color="auto"/>
@@ -721,7 +822,7 @@
         </w:trPr>
         <w:tc>
           <w:tcPr>
-            <w:tcW w:w="2991" w:type="dxa"/>
+            <w:tcW w:w="4058" w:type="dxa"/>
             <w:tcBorders>
               <w:top w:val="single" w:sz="4" w:space="0" w:color="auto"/>
               <w:left w:val="single" w:sz="4" w:space="0" w:color="auto"/>
@@ -744,23 +845,12 @@
                 <w:szCs w:val="28"/>
               </w:rPr>
             </w:pPr>
-            <w:r>
-              <w:rPr>
-                <w:rFonts w:ascii="Aptos" w:eastAsia="Aptos" w:hAnsi="Aptos" w:cs="Aptos"/>
-                <w:b/>
-                <w:bCs/>
-                <w:color w:val="000000" w:themeColor="text1"/>
-                <w:sz w:val="28"/>
-                <w:szCs w:val="28"/>
-                <w:lang w:val="pl"/>
-              </w:rPr>
-              <w:t xml:space="preserve"> </w:t>
-            </w:r>
-          </w:p>
-        </w:tc>
-        <w:tc>
-          <w:tcPr>
-            <w:tcW w:w="850" w:type="dxa"/>
+          </w:p>
+        </w:tc>
+        <w:tc>
+          <w:tcPr>
+            <w:tcW w:w="821" w:type="dxa"/>
+            <w:gridSpan w:val="2"/>
             <w:tcBorders>
               <w:top w:val="single" w:sz="4" w:space="0" w:color="000000" w:themeColor="text1"/>
               <w:left w:val="single" w:sz="4" w:space="0" w:color="auto"/>
@@ -791,7 +881,8 @@
         </w:tc>
         <w:tc>
           <w:tcPr>
-            <w:tcW w:w="850" w:type="dxa"/>
+            <w:tcW w:w="821" w:type="dxa"/>
+            <w:gridSpan w:val="2"/>
             <w:tcBorders>
               <w:top w:val="single" w:sz="4" w:space="0" w:color="000000" w:themeColor="text1"/>
               <w:left w:val="single" w:sz="4" w:space="0" w:color="auto"/>
@@ -822,7 +913,8 @@
         </w:tc>
         <w:tc>
           <w:tcPr>
-            <w:tcW w:w="850" w:type="dxa"/>
+            <w:tcW w:w="821" w:type="dxa"/>
+            <w:gridSpan w:val="2"/>
             <w:tcBorders>
               <w:top w:val="single" w:sz="4" w:space="0" w:color="auto"/>
               <w:left w:val="single" w:sz="4" w:space="0" w:color="auto"/>
@@ -853,7 +945,8 @@
         </w:tc>
         <w:tc>
           <w:tcPr>
-            <w:tcW w:w="850" w:type="dxa"/>
+            <w:tcW w:w="821" w:type="dxa"/>
+            <w:gridSpan w:val="2"/>
             <w:tcBorders>
               <w:top w:val="single" w:sz="4" w:space="0" w:color="auto"/>
               <w:left w:val="single" w:sz="4" w:space="0" w:color="auto"/>
@@ -877,7 +970,8 @@
         </w:tc>
         <w:tc>
           <w:tcPr>
-            <w:tcW w:w="850" w:type="dxa"/>
+            <w:tcW w:w="821" w:type="dxa"/>
+            <w:gridSpan w:val="2"/>
             <w:tcBorders>
               <w:top w:val="single" w:sz="4" w:space="0" w:color="auto"/>
               <w:left w:val="single" w:sz="4" w:space="0" w:color="auto"/>
@@ -901,7 +995,8 @@
         </w:tc>
         <w:tc>
           <w:tcPr>
-            <w:tcW w:w="1039" w:type="dxa"/>
+            <w:tcW w:w="821" w:type="dxa"/>
+            <w:gridSpan w:val="2"/>
             <w:tcBorders>
               <w:top w:val="single" w:sz="4" w:space="0" w:color="auto"/>
               <w:left w:val="single" w:sz="4" w:space="0" w:color="auto"/>
@@ -932,7 +1027,7 @@
         </w:tc>
         <w:tc>
           <w:tcPr>
-            <w:tcW w:w="1890" w:type="dxa"/>
+            <w:tcW w:w="1186" w:type="dxa"/>
             <w:tcBorders>
               <w:top w:val="single" w:sz="4" w:space="0" w:color="auto"/>
               <w:left w:val="single" w:sz="4" w:space="0" w:color="auto"/>
@@ -968,7 +1063,7 @@
         </w:trPr>
         <w:tc>
           <w:tcPr>
-            <w:tcW w:w="2991" w:type="dxa"/>
+            <w:tcW w:w="4058" w:type="dxa"/>
             <w:tcBorders>
               <w:top w:val="single" w:sz="4" w:space="0" w:color="auto"/>
               <w:left w:val="single" w:sz="4" w:space="0" w:color="auto"/>
@@ -1007,7 +1102,8 @@
         </w:tc>
         <w:tc>
           <w:tcPr>
-            <w:tcW w:w="850" w:type="dxa"/>
+            <w:tcW w:w="821" w:type="dxa"/>
+            <w:gridSpan w:val="2"/>
             <w:tcBorders>
               <w:top w:val="single" w:sz="4" w:space="0" w:color="auto"/>
               <w:left w:val="single" w:sz="4" w:space="0" w:color="auto"/>
@@ -1038,7 +1134,8 @@
         </w:tc>
         <w:tc>
           <w:tcPr>
-            <w:tcW w:w="850" w:type="dxa"/>
+            <w:tcW w:w="821" w:type="dxa"/>
+            <w:gridSpan w:val="2"/>
             <w:tcBorders>
               <w:top w:val="single" w:sz="4" w:space="0" w:color="auto"/>
               <w:left w:val="single" w:sz="4" w:space="0" w:color="auto"/>
@@ -1069,7 +1166,8 @@
         </w:tc>
         <w:tc>
           <w:tcPr>
-            <w:tcW w:w="850" w:type="dxa"/>
+            <w:tcW w:w="821" w:type="dxa"/>
+            <w:gridSpan w:val="2"/>
             <w:tcBorders>
               <w:top w:val="single" w:sz="4" w:space="0" w:color="auto"/>
               <w:left w:val="single" w:sz="4" w:space="0" w:color="auto"/>
@@ -1100,7 +1198,8 @@
         </w:tc>
         <w:tc>
           <w:tcPr>
-            <w:tcW w:w="850" w:type="dxa"/>
+            <w:tcW w:w="821" w:type="dxa"/>
+            <w:gridSpan w:val="2"/>
             <w:tcBorders>
               <w:top w:val="single" w:sz="4" w:space="0" w:color="auto"/>
               <w:left w:val="single" w:sz="4" w:space="0" w:color="auto"/>
@@ -1124,7 +1223,8 @@
         </w:tc>
         <w:tc>
           <w:tcPr>
-            <w:tcW w:w="850" w:type="dxa"/>
+            <w:tcW w:w="821" w:type="dxa"/>
+            <w:gridSpan w:val="2"/>
             <w:tcBorders>
               <w:top w:val="single" w:sz="4" w:space="0" w:color="auto"/>
               <w:left w:val="single" w:sz="4" w:space="0" w:color="auto"/>
@@ -1148,7 +1248,8 @@
         </w:tc>
         <w:tc>
           <w:tcPr>
-            <w:tcW w:w="1039" w:type="dxa"/>
+            <w:tcW w:w="821" w:type="dxa"/>
+            <w:gridSpan w:val="2"/>
             <w:tcBorders>
               <w:top w:val="single" w:sz="4" w:space="0" w:color="auto"/>
               <w:left w:val="single" w:sz="4" w:space="0" w:color="auto"/>
@@ -1179,7 +1280,7 @@
         </w:tc>
         <w:tc>
           <w:tcPr>
-            <w:tcW w:w="1890" w:type="dxa"/>
+            <w:tcW w:w="1186" w:type="dxa"/>
             <w:tcBorders>
               <w:top w:val="single" w:sz="4" w:space="0" w:color="auto"/>
               <w:left w:val="single" w:sz="4" w:space="0" w:color="auto"/>
@@ -1439,17 +1540,6 @@
                 <w:sz w:val="28"/>
                 <w:szCs w:val="28"/>
               </w:rPr>
-              <w:t>(</w:t>
-            </w:r>
-            <w:r>
-              <w:rPr>
-                <w:rFonts w:ascii="Aptos Narrow" w:eastAsia="Aptos Narrow" w:hAnsi="Aptos Narrow" w:cs="Aptos Narrow"/>
-                <w:b/>
-                <w:bCs/>
-                <w:color w:val="000000" w:themeColor="text1"/>
-                <w:sz w:val="28"/>
-                <w:szCs w:val="28"/>
-              </w:rPr>
               <w:t xml:space="preserve">SET </w:t>
             </w:r>
             <w:r>
@@ -1462,17 +1552,6 @@
                 <w:szCs w:val="28"/>
               </w:rPr>
               <w:t>3</w:t>
-            </w:r>
-            <w:r>
-              <w:rPr>
-                <w:rFonts w:ascii="Aptos Narrow" w:eastAsia="Aptos Narrow" w:hAnsi="Aptos Narrow" w:cs="Aptos Narrow"/>
-                <w:b/>
-                <w:bCs/>
-                <w:color w:val="000000" w:themeColor="text1"/>
-                <w:sz w:val="28"/>
-                <w:szCs w:val="28"/>
-              </w:rPr>
-              <w:t>)</w:t>
             </w:r>
           </w:p>
         </w:tc>
@@ -11660,17 +11739,24 @@
           <w:bottom w:val="single" w:sz="6" w:space="0" w:color="auto"/>
           <w:right w:val="single" w:sz="6" w:space="0" w:color="auto"/>
         </w:tblBorders>
+        <w:tblLayout w:type="fixed"/>
         <w:tblLook w:val="04A0" w:firstRow="1" w:lastRow="0" w:firstColumn="1" w:lastColumn="0" w:noHBand="0" w:noVBand="1"/>
       </w:tblPr>
       <w:tblGrid>
-        <w:gridCol w:w="2991"/>
-        <w:gridCol w:w="850"/>
-        <w:gridCol w:w="850"/>
-        <w:gridCol w:w="850"/>
-        <w:gridCol w:w="850"/>
-        <w:gridCol w:w="850"/>
-        <w:gridCol w:w="1039"/>
-        <w:gridCol w:w="1890"/>
+        <w:gridCol w:w="4058"/>
+        <w:gridCol w:w="802"/>
+        <w:gridCol w:w="19"/>
+        <w:gridCol w:w="717"/>
+        <w:gridCol w:w="104"/>
+        <w:gridCol w:w="613"/>
+        <w:gridCol w:w="208"/>
+        <w:gridCol w:w="509"/>
+        <w:gridCol w:w="312"/>
+        <w:gridCol w:w="394"/>
+        <w:gridCol w:w="427"/>
+        <w:gridCol w:w="306"/>
+        <w:gridCol w:w="515"/>
+        <w:gridCol w:w="1186"/>
       </w:tblGrid>
       <w:tr>
         <w:trPr>
@@ -11678,7 +11764,7 @@
         </w:trPr>
         <w:tc>
           <w:tcPr>
-            <w:tcW w:w="2991" w:type="dxa"/>
+            <w:tcW w:w="4058" w:type="dxa"/>
             <w:tcBorders>
               <w:top w:val="nil"/>
               <w:left w:val="nil"/>
@@ -11711,7 +11797,7 @@
         </w:tc>
         <w:tc>
           <w:tcPr>
-            <w:tcW w:w="850" w:type="dxa"/>
+            <w:tcW w:w="802" w:type="dxa"/>
             <w:tcBorders>
               <w:top w:val="none" w:sz="6" w:space="0" w:color="000000" w:themeColor="text1"/>
               <w:left w:val="none" w:sz="4" w:space="0" w:color="000000" w:themeColor="text1"/>
@@ -11735,15 +11821,26 @@
               <w:rPr>
                 <w:rFonts w:ascii="Aptos" w:eastAsia="Aptos" w:hAnsi="Aptos" w:cs="Aptos"/>
                 <w:color w:val="000000" w:themeColor="text1"/>
+                <w:sz w:val="22"/>
+                <w:szCs w:val="22"/>
                 <w:lang w:val="pl"/>
               </w:rPr>
-              <w:t>Godz.</w:t>
+              <w:t>Godz</w:t>
             </w:r>
-          </w:p>
-        </w:tc>
-        <w:tc>
-          <w:tcPr>
-            <w:tcW w:w="850" w:type="dxa"/>
+            <w:r>
+              <w:rPr>
+                <w:rFonts w:ascii="Aptos" w:eastAsia="Aptos" w:hAnsi="Aptos" w:cs="Aptos"/>
+                <w:color w:val="000000" w:themeColor="text1"/>
+                <w:lang w:val="pl"/>
+              </w:rPr>
+              <w:t>.</w:t>
+            </w:r>
+          </w:p>
+        </w:tc>
+        <w:tc>
+          <w:tcPr>
+            <w:tcW w:w="736" w:type="dxa"/>
+            <w:gridSpan w:val="2"/>
             <w:tcBorders>
               <w:top w:val="none" w:sz="6" w:space="0" w:color="000000" w:themeColor="text1"/>
               <w:left w:val="none" w:sz="4" w:space="0" w:color="000000" w:themeColor="text1"/>
@@ -11763,7 +11860,8 @@
         </w:tc>
         <w:tc>
           <w:tcPr>
-            <w:tcW w:w="850" w:type="dxa"/>
+            <w:tcW w:w="717" w:type="dxa"/>
+            <w:gridSpan w:val="2"/>
             <w:tcBorders>
               <w:top w:val="nil"/>
               <w:left w:val="none" w:sz="4" w:space="0" w:color="000000" w:themeColor="text1"/>
@@ -11795,7 +11893,8 @@
         </w:tc>
         <w:tc>
           <w:tcPr>
-            <w:tcW w:w="850" w:type="dxa"/>
+            <w:tcW w:w="717" w:type="dxa"/>
+            <w:gridSpan w:val="2"/>
             <w:tcBorders>
               <w:top w:val="nil"/>
               <w:left w:val="none" w:sz="4" w:space="0" w:color="000000" w:themeColor="text1"/>
@@ -11820,7 +11919,8 @@
         </w:tc>
         <w:tc>
           <w:tcPr>
-            <w:tcW w:w="850" w:type="dxa"/>
+            <w:tcW w:w="706" w:type="dxa"/>
+            <w:gridSpan w:val="2"/>
             <w:tcBorders>
               <w:top w:val="nil"/>
               <w:left w:val="none" w:sz="4" w:space="0" w:color="000000" w:themeColor="text1"/>
@@ -11845,7 +11945,8 @@
         </w:tc>
         <w:tc>
           <w:tcPr>
-            <w:tcW w:w="1039" w:type="dxa"/>
+            <w:tcW w:w="733" w:type="dxa"/>
+            <w:gridSpan w:val="2"/>
             <w:tcBorders>
               <w:top w:val="nil"/>
               <w:left w:val="nil"/>
@@ -11877,7 +11978,8 @@
         </w:tc>
         <w:tc>
           <w:tcPr>
-            <w:tcW w:w="1890" w:type="dxa"/>
+            <w:tcW w:w="1701" w:type="dxa"/>
+            <w:gridSpan w:val="2"/>
             <w:tcBorders>
               <w:top w:val="nil"/>
               <w:left w:val="nil"/>
@@ -11914,7 +12016,7 @@
         </w:trPr>
         <w:tc>
           <w:tcPr>
-            <w:tcW w:w="2991" w:type="dxa"/>
+            <w:tcW w:w="4058" w:type="dxa"/>
             <w:tcBorders>
               <w:top w:val="nil"/>
               <w:left w:val="nil"/>
@@ -11961,7 +12063,8 @@
         </w:tc>
         <w:tc>
           <w:tcPr>
-            <w:tcW w:w="850" w:type="dxa"/>
+            <w:tcW w:w="821" w:type="dxa"/>
+            <w:gridSpan w:val="2"/>
             <w:tcBorders>
               <w:top w:val="single" w:sz="4" w:space="0" w:color="000000" w:themeColor="text1"/>
               <w:left w:val="single" w:sz="4" w:space="0" w:color="auto"/>
@@ -11996,17 +12099,6 @@
               </w:rPr>
               <w:t>Pkt</w:t>
             </w:r>
-          </w:p>
-          <w:p>
-            <w:pPr>
-              <w:jc w:val="center"/>
-              <w:rPr>
-                <w:rFonts w:ascii="Aptos" w:eastAsia="Aptos" w:hAnsi="Aptos" w:cs="Aptos"/>
-                <w:color w:val="000000" w:themeColor="text1"/>
-                <w:sz w:val="20"/>
-                <w:szCs w:val="20"/>
-              </w:rPr>
-            </w:pPr>
             <w:r>
               <w:rPr>
                 <w:rFonts w:ascii="Aptos" w:eastAsia="Aptos" w:hAnsi="Aptos" w:cs="Aptos"/>
@@ -12017,13 +12109,37 @@
                 <w:szCs w:val="20"/>
                 <w:lang w:val="pl"/>
               </w:rPr>
+              <w:t>.</w:t>
+            </w:r>
+          </w:p>
+          <w:p>
+            <w:pPr>
+              <w:jc w:val="center"/>
+              <w:rPr>
+                <w:rFonts w:ascii="Aptos" w:eastAsia="Aptos" w:hAnsi="Aptos" w:cs="Aptos"/>
+                <w:color w:val="000000" w:themeColor="text1"/>
+                <w:sz w:val="20"/>
+                <w:szCs w:val="20"/>
+              </w:rPr>
+            </w:pPr>
+            <w:r>
+              <w:rPr>
+                <w:rFonts w:ascii="Aptos" w:eastAsia="Aptos" w:hAnsi="Aptos" w:cs="Aptos"/>
+                <w:b/>
+                <w:bCs/>
+                <w:color w:val="000000" w:themeColor="text1"/>
+                <w:sz w:val="20"/>
+                <w:szCs w:val="20"/>
+                <w:lang w:val="pl"/>
+              </w:rPr>
               <w:t>SET 1</w:t>
             </w:r>
           </w:p>
         </w:tc>
         <w:tc>
           <w:tcPr>
-            <w:tcW w:w="850" w:type="dxa"/>
+            <w:tcW w:w="821" w:type="dxa"/>
+            <w:gridSpan w:val="2"/>
             <w:tcBorders>
               <w:top w:val="single" w:sz="4" w:space="0" w:color="000000" w:themeColor="text1"/>
               <w:left w:val="single" w:sz="4" w:space="0" w:color="000000" w:themeColor="text1"/>
@@ -12058,17 +12174,6 @@
               </w:rPr>
               <w:t>Pkt</w:t>
             </w:r>
-          </w:p>
-          <w:p>
-            <w:pPr>
-              <w:jc w:val="center"/>
-              <w:rPr>
-                <w:rFonts w:ascii="Aptos" w:eastAsia="Aptos" w:hAnsi="Aptos" w:cs="Aptos"/>
-                <w:color w:val="000000" w:themeColor="text1"/>
-                <w:sz w:val="20"/>
-                <w:szCs w:val="20"/>
-              </w:rPr>
-            </w:pPr>
             <w:r>
               <w:rPr>
                 <w:rFonts w:ascii="Aptos" w:eastAsia="Aptos" w:hAnsi="Aptos" w:cs="Aptos"/>
@@ -12079,13 +12184,37 @@
                 <w:szCs w:val="20"/>
                 <w:lang w:val="pl"/>
               </w:rPr>
+              <w:t>.</w:t>
+            </w:r>
+          </w:p>
+          <w:p>
+            <w:pPr>
+              <w:jc w:val="center"/>
+              <w:rPr>
+                <w:rFonts w:ascii="Aptos" w:eastAsia="Aptos" w:hAnsi="Aptos" w:cs="Aptos"/>
+                <w:color w:val="000000" w:themeColor="text1"/>
+                <w:sz w:val="20"/>
+                <w:szCs w:val="20"/>
+              </w:rPr>
+            </w:pPr>
+            <w:r>
+              <w:rPr>
+                <w:rFonts w:ascii="Aptos" w:eastAsia="Aptos" w:hAnsi="Aptos" w:cs="Aptos"/>
+                <w:b/>
+                <w:bCs/>
+                <w:color w:val="000000" w:themeColor="text1"/>
+                <w:sz w:val="20"/>
+                <w:szCs w:val="20"/>
+                <w:lang w:val="pl"/>
+              </w:rPr>
               <w:t>SET 2</w:t>
             </w:r>
           </w:p>
         </w:tc>
         <w:tc>
           <w:tcPr>
-            <w:tcW w:w="850" w:type="dxa"/>
+            <w:tcW w:w="821" w:type="dxa"/>
+            <w:gridSpan w:val="2"/>
             <w:tcBorders>
               <w:top w:val="single" w:sz="4" w:space="0" w:color="auto"/>
               <w:left w:val="single" w:sz="4" w:space="0" w:color="000000" w:themeColor="text1"/>
@@ -12120,17 +12249,6 @@
               </w:rPr>
               <w:t>Pkt</w:t>
             </w:r>
-          </w:p>
-          <w:p>
-            <w:pPr>
-              <w:jc w:val="center"/>
-              <w:rPr>
-                <w:rFonts w:ascii="Aptos" w:eastAsia="Aptos" w:hAnsi="Aptos" w:cs="Aptos"/>
-                <w:color w:val="000000" w:themeColor="text1"/>
-                <w:sz w:val="20"/>
-                <w:szCs w:val="20"/>
-              </w:rPr>
-            </w:pPr>
             <w:r>
               <w:rPr>
                 <w:rFonts w:ascii="Aptos" w:eastAsia="Aptos" w:hAnsi="Aptos" w:cs="Aptos"/>
@@ -12141,13 +12259,37 @@
                 <w:szCs w:val="20"/>
                 <w:lang w:val="pl"/>
               </w:rPr>
+              <w:t>.</w:t>
+            </w:r>
+          </w:p>
+          <w:p>
+            <w:pPr>
+              <w:jc w:val="center"/>
+              <w:rPr>
+                <w:rFonts w:ascii="Aptos" w:eastAsia="Aptos" w:hAnsi="Aptos" w:cs="Aptos"/>
+                <w:color w:val="000000" w:themeColor="text1"/>
+                <w:sz w:val="20"/>
+                <w:szCs w:val="20"/>
+              </w:rPr>
+            </w:pPr>
+            <w:r>
+              <w:rPr>
+                <w:rFonts w:ascii="Aptos" w:eastAsia="Aptos" w:hAnsi="Aptos" w:cs="Aptos"/>
+                <w:b/>
+                <w:bCs/>
+                <w:color w:val="000000" w:themeColor="text1"/>
+                <w:sz w:val="20"/>
+                <w:szCs w:val="20"/>
+                <w:lang w:val="pl"/>
+              </w:rPr>
               <w:t>SET 3</w:t>
             </w:r>
           </w:p>
         </w:tc>
         <w:tc>
           <w:tcPr>
-            <w:tcW w:w="850" w:type="dxa"/>
+            <w:tcW w:w="821" w:type="dxa"/>
+            <w:gridSpan w:val="2"/>
             <w:tcBorders>
               <w:top w:val="single" w:sz="4" w:space="0" w:color="auto"/>
               <w:left w:val="single" w:sz="4" w:space="0" w:color="000000" w:themeColor="text1"/>
@@ -12182,17 +12324,6 @@
               </w:rPr>
               <w:t>Pkt</w:t>
             </w:r>
-          </w:p>
-          <w:p>
-            <w:pPr>
-              <w:jc w:val="center"/>
-              <w:rPr>
-                <w:rFonts w:ascii="Aptos" w:eastAsia="Aptos" w:hAnsi="Aptos" w:cs="Aptos"/>
-                <w:color w:val="000000" w:themeColor="text1"/>
-                <w:sz w:val="20"/>
-                <w:szCs w:val="20"/>
-              </w:rPr>
-            </w:pPr>
             <w:r>
               <w:rPr>
                 <w:rFonts w:ascii="Aptos" w:eastAsia="Aptos" w:hAnsi="Aptos" w:cs="Aptos"/>
@@ -12203,13 +12334,37 @@
                 <w:szCs w:val="20"/>
                 <w:lang w:val="pl"/>
               </w:rPr>
+              <w:t>.</w:t>
+            </w:r>
+          </w:p>
+          <w:p>
+            <w:pPr>
+              <w:jc w:val="center"/>
+              <w:rPr>
+                <w:rFonts w:ascii="Aptos" w:eastAsia="Aptos" w:hAnsi="Aptos" w:cs="Aptos"/>
+                <w:color w:val="000000" w:themeColor="text1"/>
+                <w:sz w:val="20"/>
+                <w:szCs w:val="20"/>
+              </w:rPr>
+            </w:pPr>
+            <w:r>
+              <w:rPr>
+                <w:rFonts w:ascii="Aptos" w:eastAsia="Aptos" w:hAnsi="Aptos" w:cs="Aptos"/>
+                <w:b/>
+                <w:bCs/>
+                <w:color w:val="000000" w:themeColor="text1"/>
+                <w:sz w:val="20"/>
+                <w:szCs w:val="20"/>
+                <w:lang w:val="pl"/>
+              </w:rPr>
               <w:t>SET 4</w:t>
             </w:r>
           </w:p>
         </w:tc>
         <w:tc>
           <w:tcPr>
-            <w:tcW w:w="850" w:type="dxa"/>
+            <w:tcW w:w="821" w:type="dxa"/>
+            <w:gridSpan w:val="2"/>
             <w:tcBorders>
               <w:top w:val="single" w:sz="4" w:space="0" w:color="auto"/>
               <w:left w:val="single" w:sz="4" w:space="0" w:color="000000" w:themeColor="text1"/>
@@ -12244,17 +12399,6 @@
               </w:rPr>
               <w:t>Pkt</w:t>
             </w:r>
-          </w:p>
-          <w:p>
-            <w:pPr>
-              <w:jc w:val="center"/>
-              <w:rPr>
-                <w:rFonts w:ascii="Aptos" w:eastAsia="Aptos" w:hAnsi="Aptos" w:cs="Aptos"/>
-                <w:color w:val="000000" w:themeColor="text1"/>
-                <w:sz w:val="20"/>
-                <w:szCs w:val="20"/>
-              </w:rPr>
-            </w:pPr>
             <w:r>
               <w:rPr>
                 <w:rFonts w:ascii="Aptos" w:eastAsia="Aptos" w:hAnsi="Aptos" w:cs="Aptos"/>
@@ -12265,13 +12409,37 @@
                 <w:szCs w:val="20"/>
                 <w:lang w:val="pl"/>
               </w:rPr>
+              <w:t>.</w:t>
+            </w:r>
+          </w:p>
+          <w:p>
+            <w:pPr>
+              <w:jc w:val="center"/>
+              <w:rPr>
+                <w:rFonts w:ascii="Aptos" w:eastAsia="Aptos" w:hAnsi="Aptos" w:cs="Aptos"/>
+                <w:color w:val="000000" w:themeColor="text1"/>
+                <w:sz w:val="20"/>
+                <w:szCs w:val="20"/>
+              </w:rPr>
+            </w:pPr>
+            <w:r>
+              <w:rPr>
+                <w:rFonts w:ascii="Aptos" w:eastAsia="Aptos" w:hAnsi="Aptos" w:cs="Aptos"/>
+                <w:b/>
+                <w:bCs/>
+                <w:color w:val="000000" w:themeColor="text1"/>
+                <w:sz w:val="20"/>
+                <w:szCs w:val="20"/>
+                <w:lang w:val="pl"/>
+              </w:rPr>
               <w:t>SET 5</w:t>
             </w:r>
           </w:p>
         </w:tc>
         <w:tc>
           <w:tcPr>
-            <w:tcW w:w="1039" w:type="dxa"/>
+            <w:tcW w:w="821" w:type="dxa"/>
+            <w:gridSpan w:val="2"/>
             <w:tcBorders>
               <w:top w:val="single" w:sz="4" w:space="0" w:color="auto"/>
               <w:left w:val="single" w:sz="4" w:space="0" w:color="auto"/>
@@ -12304,7 +12472,19 @@
                 <w:szCs w:val="20"/>
                 <w:lang w:val="pl"/>
               </w:rPr>
-              <w:t>Wygrane</w:t>
+              <w:t>Wygr</w:t>
+            </w:r>
+            <w:r>
+              <w:rPr>
+                <w:rFonts w:ascii="Aptos" w:eastAsia="Aptos" w:hAnsi="Aptos" w:cs="Aptos"/>
+                <w:b/>
+                <w:bCs/>
+                <w:color w:val="000000" w:themeColor="text1"/>
+                <w:sz w:val="20"/>
+                <w:szCs w:val="20"/>
+                <w:lang w:val="pl"/>
+              </w:rPr>
+              <w:t>.</w:t>
             </w:r>
             <w:r>
               <w:br/>
@@ -12325,7 +12505,7 @@
         </w:tc>
         <w:tc>
           <w:tcPr>
-            <w:tcW w:w="1890" w:type="dxa"/>
+            <w:tcW w:w="1186" w:type="dxa"/>
             <w:tcBorders>
               <w:top w:val="single" w:sz="4" w:space="0" w:color="auto"/>
               <w:left w:val="single" w:sz="4" w:space="0" w:color="auto"/>
@@ -12369,7 +12549,7 @@
         </w:trPr>
         <w:tc>
           <w:tcPr>
-            <w:tcW w:w="2991" w:type="dxa"/>
+            <w:tcW w:w="4058" w:type="dxa"/>
             <w:tcBorders>
               <w:top w:val="single" w:sz="4" w:space="0" w:color="auto"/>
               <w:left w:val="single" w:sz="4" w:space="0" w:color="auto"/>
@@ -12392,23 +12572,12 @@
                 <w:szCs w:val="28"/>
               </w:rPr>
             </w:pPr>
-            <w:r>
-              <w:rPr>
-                <w:rFonts w:ascii="Aptos" w:eastAsia="Aptos" w:hAnsi="Aptos" w:cs="Aptos"/>
-                <w:b/>
-                <w:bCs/>
-                <w:color w:val="000000" w:themeColor="text1"/>
-                <w:sz w:val="28"/>
-                <w:szCs w:val="28"/>
-                <w:lang w:val="pl"/>
-              </w:rPr>
-              <w:t xml:space="preserve"> </w:t>
-            </w:r>
-          </w:p>
-        </w:tc>
-        <w:tc>
-          <w:tcPr>
-            <w:tcW w:w="850" w:type="dxa"/>
+          </w:p>
+        </w:tc>
+        <w:tc>
+          <w:tcPr>
+            <w:tcW w:w="821" w:type="dxa"/>
+            <w:gridSpan w:val="2"/>
             <w:tcBorders>
               <w:top w:val="single" w:sz="4" w:space="0" w:color="000000" w:themeColor="text1"/>
               <w:left w:val="single" w:sz="4" w:space="0" w:color="auto"/>
@@ -12439,7 +12608,8 @@
         </w:tc>
         <w:tc>
           <w:tcPr>
-            <w:tcW w:w="850" w:type="dxa"/>
+            <w:tcW w:w="821" w:type="dxa"/>
+            <w:gridSpan w:val="2"/>
             <w:tcBorders>
               <w:top w:val="single" w:sz="4" w:space="0" w:color="000000" w:themeColor="text1"/>
               <w:left w:val="single" w:sz="4" w:space="0" w:color="auto"/>
@@ -12470,7 +12640,8 @@
         </w:tc>
         <w:tc>
           <w:tcPr>
-            <w:tcW w:w="850" w:type="dxa"/>
+            <w:tcW w:w="821" w:type="dxa"/>
+            <w:gridSpan w:val="2"/>
             <w:tcBorders>
               <w:top w:val="single" w:sz="4" w:space="0" w:color="auto"/>
               <w:left w:val="single" w:sz="4" w:space="0" w:color="auto"/>
@@ -12501,7 +12672,8 @@
         </w:tc>
         <w:tc>
           <w:tcPr>
-            <w:tcW w:w="850" w:type="dxa"/>
+            <w:tcW w:w="821" w:type="dxa"/>
+            <w:gridSpan w:val="2"/>
             <w:tcBorders>
               <w:top w:val="single" w:sz="4" w:space="0" w:color="auto"/>
               <w:left w:val="single" w:sz="4" w:space="0" w:color="auto"/>
@@ -12525,7 +12697,8 @@
         </w:tc>
         <w:tc>
           <w:tcPr>
-            <w:tcW w:w="850" w:type="dxa"/>
+            <w:tcW w:w="821" w:type="dxa"/>
+            <w:gridSpan w:val="2"/>
             <w:tcBorders>
               <w:top w:val="single" w:sz="4" w:space="0" w:color="auto"/>
               <w:left w:val="single" w:sz="4" w:space="0" w:color="auto"/>
@@ -12549,7 +12722,8 @@
         </w:tc>
         <w:tc>
           <w:tcPr>
-            <w:tcW w:w="1039" w:type="dxa"/>
+            <w:tcW w:w="821" w:type="dxa"/>
+            <w:gridSpan w:val="2"/>
             <w:tcBorders>
               <w:top w:val="single" w:sz="4" w:space="0" w:color="auto"/>
               <w:left w:val="single" w:sz="4" w:space="0" w:color="auto"/>
@@ -12580,7 +12754,7 @@
         </w:tc>
         <w:tc>
           <w:tcPr>
-            <w:tcW w:w="1890" w:type="dxa"/>
+            <w:tcW w:w="1186" w:type="dxa"/>
             <w:tcBorders>
               <w:top w:val="single" w:sz="4" w:space="0" w:color="auto"/>
               <w:left w:val="single" w:sz="4" w:space="0" w:color="auto"/>
@@ -12616,7 +12790,7 @@
         </w:trPr>
         <w:tc>
           <w:tcPr>
-            <w:tcW w:w="2991" w:type="dxa"/>
+            <w:tcW w:w="4058" w:type="dxa"/>
             <w:tcBorders>
               <w:top w:val="single" w:sz="4" w:space="0" w:color="auto"/>
               <w:left w:val="single" w:sz="4" w:space="0" w:color="auto"/>
@@ -12655,7 +12829,8 @@
         </w:tc>
         <w:tc>
           <w:tcPr>
-            <w:tcW w:w="850" w:type="dxa"/>
+            <w:tcW w:w="821" w:type="dxa"/>
+            <w:gridSpan w:val="2"/>
             <w:tcBorders>
               <w:top w:val="single" w:sz="4" w:space="0" w:color="auto"/>
               <w:left w:val="single" w:sz="4" w:space="0" w:color="auto"/>
@@ -12686,7 +12861,8 @@
         </w:tc>
         <w:tc>
           <w:tcPr>
-            <w:tcW w:w="850" w:type="dxa"/>
+            <w:tcW w:w="821" w:type="dxa"/>
+            <w:gridSpan w:val="2"/>
             <w:tcBorders>
               <w:top w:val="single" w:sz="4" w:space="0" w:color="auto"/>
               <w:left w:val="single" w:sz="4" w:space="0" w:color="auto"/>
@@ -12717,7 +12893,8 @@
         </w:tc>
         <w:tc>
           <w:tcPr>
-            <w:tcW w:w="850" w:type="dxa"/>
+            <w:tcW w:w="821" w:type="dxa"/>
+            <w:gridSpan w:val="2"/>
             <w:tcBorders>
               <w:top w:val="single" w:sz="4" w:space="0" w:color="auto"/>
               <w:left w:val="single" w:sz="4" w:space="0" w:color="auto"/>
@@ -12748,7 +12925,8 @@
         </w:tc>
         <w:tc>
           <w:tcPr>
-            <w:tcW w:w="850" w:type="dxa"/>
+            <w:tcW w:w="821" w:type="dxa"/>
+            <w:gridSpan w:val="2"/>
             <w:tcBorders>
               <w:top w:val="single" w:sz="4" w:space="0" w:color="auto"/>
               <w:left w:val="single" w:sz="4" w:space="0" w:color="auto"/>
@@ -12772,7 +12950,8 @@
         </w:tc>
         <w:tc>
           <w:tcPr>
-            <w:tcW w:w="850" w:type="dxa"/>
+            <w:tcW w:w="821" w:type="dxa"/>
+            <w:gridSpan w:val="2"/>
             <w:tcBorders>
               <w:top w:val="single" w:sz="4" w:space="0" w:color="auto"/>
               <w:left w:val="single" w:sz="4" w:space="0" w:color="auto"/>
@@ -12796,7 +12975,8 @@
         </w:tc>
         <w:tc>
           <w:tcPr>
-            <w:tcW w:w="1039" w:type="dxa"/>
+            <w:tcW w:w="821" w:type="dxa"/>
+            <w:gridSpan w:val="2"/>
             <w:tcBorders>
               <w:top w:val="single" w:sz="4" w:space="0" w:color="auto"/>
               <w:left w:val="single" w:sz="4" w:space="0" w:color="auto"/>
@@ -12827,7 +13007,7 @@
         </w:tc>
         <w:tc>
           <w:tcPr>
-            <w:tcW w:w="1890" w:type="dxa"/>
+            <w:tcW w:w="1186" w:type="dxa"/>
             <w:tcBorders>
               <w:top w:val="single" w:sz="4" w:space="0" w:color="auto"/>
               <w:left w:val="single" w:sz="4" w:space="0" w:color="auto"/>
@@ -12909,8 +13089,8 @@
     <w:tbl>
       <w:tblPr>
         <w:tblStyle w:val="TableGrid"/>
-        <w:tblW w:w="11178" w:type="dxa"/>
-        <w:tblInd w:w="-1530" w:type="dxa"/>
+        <w:tblW w:w="7063" w:type="dxa"/>
+        <w:tblInd w:w="895" w:type="dxa"/>
         <w:tblBorders>
           <w:top w:val="single" w:sz="6" w:space="0" w:color="auto"/>
           <w:left w:val="single" w:sz="6" w:space="0" w:color="auto"/>
@@ -12920,7 +13100,6 @@
         <w:tblLook w:val="04A0" w:firstRow="1" w:lastRow="0" w:firstColumn="1" w:lastColumn="0" w:noHBand="0" w:noVBand="1"/>
       </w:tblPr>
       <w:tblGrid>
-        <w:gridCol w:w="977"/>
         <w:gridCol w:w="523"/>
         <w:gridCol w:w="523"/>
         <w:gridCol w:w="523"/>
@@ -12934,12 +13113,6 @@
         <w:gridCol w:w="523"/>
         <w:gridCol w:w="523"/>
         <w:gridCol w:w="589"/>
-        <w:gridCol w:w="523"/>
-        <w:gridCol w:w="523"/>
-        <w:gridCol w:w="523"/>
-        <w:gridCol w:w="523"/>
-        <w:gridCol w:w="523"/>
-        <w:gridCol w:w="523"/>
       </w:tblGrid>
       <w:tr>
         <w:trPr>
@@ -12947,32 +13120,6 @@
         </w:trPr>
         <w:tc>
           <w:tcPr>
-            <w:tcW w:w="977" w:type="dxa"/>
-            <w:tcBorders>
-              <w:top w:val="nil"/>
-              <w:left w:val="nil"/>
-              <w:bottom w:val="nil"/>
-              <w:right w:val="single" w:sz="4" w:space="0" w:color="auto"/>
-            </w:tcBorders>
-            <w:tcMar>
-              <w:left w:w="105" w:type="dxa"/>
-              <w:right w:w="105" w:type="dxa"/>
-            </w:tcMar>
-          </w:tcPr>
-          <w:p>
-            <w:pPr>
-              <w:jc w:val="center"/>
-              <w:rPr>
-                <w:rFonts w:ascii="Aptos Narrow" w:eastAsia="Aptos Narrow" w:hAnsi="Aptos Narrow" w:cs="Aptos Narrow"/>
-                <w:color w:val="000000" w:themeColor="text1"/>
-                <w:sz w:val="20"/>
-                <w:szCs w:val="20"/>
-              </w:rPr>
-            </w:pPr>
-          </w:p>
-        </w:tc>
-        <w:tc>
-          <w:tcPr>
             <w:tcW w:w="523" w:type="dxa"/>
             <w:tcBorders>
               <w:left w:val="single" w:sz="4" w:space="0" w:color="auto"/>
@@ -13009,70 +13156,6 @@
               <w:jc w:val="center"/>
               <w:rPr>
                 <w:rFonts w:ascii="Aptos Narrow" w:eastAsia="Aptos Narrow" w:hAnsi="Aptos Narrow" w:cs="Aptos Narrow"/>
-                <w:color w:val="000000" w:themeColor="text1"/>
-                <w:sz w:val="28"/>
-                <w:szCs w:val="28"/>
-              </w:rPr>
-            </w:pPr>
-            <w:r>
-              <w:rPr>
-                <w:rFonts w:ascii="Aptos Narrow" w:eastAsia="Aptos Narrow" w:hAnsi="Aptos Narrow" w:cs="Aptos Narrow"/>
-                <w:b/>
-                <w:bCs/>
-                <w:color w:val="000000" w:themeColor="text1"/>
-                <w:sz w:val="28"/>
-                <w:szCs w:val="28"/>
-              </w:rPr>
-              <w:t>SET 1</w:t>
-            </w:r>
-          </w:p>
-        </w:tc>
-        <w:tc>
-          <w:tcPr>
-            <w:tcW w:w="3270" w:type="dxa"/>
-            <w:gridSpan w:val="6"/>
-            <w:tcMar>
-              <w:left w:w="105" w:type="dxa"/>
-              <w:right w:w="105" w:type="dxa"/>
-            </w:tcMar>
-            <w:vAlign w:val="center"/>
-          </w:tcPr>
-          <w:p>
-            <w:pPr>
-              <w:jc w:val="center"/>
-              <w:rPr>
-                <w:rFonts w:ascii="Aptos Narrow" w:eastAsia="Aptos Narrow" w:hAnsi="Aptos Narrow" w:cs="Aptos Narrow"/>
-                <w:color w:val="000000" w:themeColor="text1"/>
-                <w:sz w:val="28"/>
-                <w:szCs w:val="28"/>
-              </w:rPr>
-            </w:pPr>
-            <w:r>
-              <w:rPr>
-                <w:rFonts w:ascii="Aptos Narrow" w:eastAsia="Aptos Narrow" w:hAnsi="Aptos Narrow" w:cs="Aptos Narrow"/>
-                <w:b/>
-                <w:bCs/>
-                <w:color w:val="000000" w:themeColor="text1"/>
-                <w:sz w:val="28"/>
-                <w:szCs w:val="28"/>
-              </w:rPr>
-              <w:t>SET 2</w:t>
-            </w:r>
-          </w:p>
-        </w:tc>
-        <w:tc>
-          <w:tcPr>
-            <w:tcW w:w="3138" w:type="dxa"/>
-            <w:gridSpan w:val="6"/>
-            <w:vAlign w:val="center"/>
-          </w:tcPr>
-          <w:p>
-            <w:pPr>
-              <w:jc w:val="center"/>
-              <w:rPr>
-                <w:rFonts w:ascii="Aptos Narrow" w:eastAsia="Aptos Narrow" w:hAnsi="Aptos Narrow" w:cs="Aptos Narrow"/>
-                <w:b/>
-                <w:bCs/>
                 <w:color w:val="000000" w:themeColor="text1"/>
                 <w:sz w:val="28"/>
                 <w:szCs w:val="28"/>
@@ -13109,7 +13192,62 @@
                 <w:sz w:val="28"/>
                 <w:szCs w:val="28"/>
               </w:rPr>
-              <w:t>3)</w:t>
+              <w:t>4)</w:t>
+            </w:r>
+          </w:p>
+        </w:tc>
+        <w:tc>
+          <w:tcPr>
+            <w:tcW w:w="3270" w:type="dxa"/>
+            <w:gridSpan w:val="6"/>
+            <w:tcMar>
+              <w:left w:w="105" w:type="dxa"/>
+              <w:right w:w="105" w:type="dxa"/>
+            </w:tcMar>
+            <w:vAlign w:val="center"/>
+          </w:tcPr>
+          <w:p>
+            <w:pPr>
+              <w:jc w:val="center"/>
+              <w:rPr>
+                <w:rFonts w:ascii="Aptos Narrow" w:eastAsia="Aptos Narrow" w:hAnsi="Aptos Narrow" w:cs="Aptos Narrow"/>
+                <w:color w:val="000000" w:themeColor="text1"/>
+                <w:sz w:val="28"/>
+                <w:szCs w:val="28"/>
+              </w:rPr>
+            </w:pPr>
+            <w:r>
+              <w:rPr>
+                <w:rFonts w:ascii="Aptos Narrow" w:eastAsia="Aptos Narrow" w:hAnsi="Aptos Narrow" w:cs="Aptos Narrow"/>
+                <w:b/>
+                <w:bCs/>
+                <w:color w:val="000000" w:themeColor="text1"/>
+                <w:sz w:val="28"/>
+                <w:szCs w:val="28"/>
+              </w:rPr>
+              <w:t>(</w:t>
+            </w:r>
+            <w:r>
+              <w:rPr>
+                <w:rFonts w:ascii="Aptos Narrow" w:eastAsia="Aptos Narrow" w:hAnsi="Aptos Narrow" w:cs="Aptos Narrow"/>
+                <w:b/>
+                <w:bCs/>
+                <w:color w:val="000000" w:themeColor="text1"/>
+                <w:sz w:val="28"/>
+                <w:szCs w:val="28"/>
+              </w:rPr>
+              <w:t xml:space="preserve">SET </w:t>
+            </w:r>
+            <w:r>
+              <w:rPr>
+                <w:rFonts w:ascii="Aptos Narrow" w:eastAsia="Aptos Narrow" w:hAnsi="Aptos Narrow" w:cs="Aptos Narrow"/>
+                <w:b/>
+                <w:bCs/>
+                <w:color w:val="000000" w:themeColor="text1"/>
+                <w:sz w:val="28"/>
+                <w:szCs w:val="28"/>
+              </w:rPr>
+              <w:t>5)</w:t>
             </w:r>
           </w:p>
         </w:tc>
@@ -13120,35 +13258,6 @@
         </w:trPr>
         <w:tc>
           <w:tcPr>
-            <w:tcW w:w="977" w:type="dxa"/>
-            <w:vMerge w:val="restart"/>
-            <w:tcBorders>
-              <w:top w:val="nil"/>
-              <w:left w:val="nil"/>
-              <w:bottom w:val="nil"/>
-              <w:right w:val="single" w:sz="4" w:space="0" w:color="auto"/>
-            </w:tcBorders>
-            <w:tcMar>
-              <w:left w:w="105" w:type="dxa"/>
-              <w:right w:w="105" w:type="dxa"/>
-            </w:tcMar>
-            <w:vAlign w:val="bottom"/>
-          </w:tcPr>
-          <w:p>
-            <w:pPr>
-              <w:rPr>
-                <w:rFonts w:ascii="Aptos Narrow" w:eastAsia="Aptos Narrow" w:hAnsi="Aptos Narrow" w:cs="Aptos Narrow"/>
-                <w:b/>
-                <w:bCs/>
-                <w:color w:val="000000" w:themeColor="text1"/>
-                <w:sz w:val="28"/>
-                <w:szCs w:val="28"/>
-              </w:rPr>
-            </w:pPr>
-          </w:p>
-        </w:tc>
-        <w:tc>
-          <w:tcPr>
             <w:tcW w:w="523" w:type="dxa"/>
             <w:vMerge w:val="restart"/>
             <w:tcBorders>
@@ -13222,6 +13331,7 @@
               <w:bottom w:val="single" w:sz="12" w:space="0" w:color="auto"/>
               <w:right w:val="single" w:sz="6" w:space="0" w:color="auto"/>
             </w:tcBorders>
+            <w:shd w:val="clear" w:color="auto" w:fill="FFFFFF" w:themeFill="background1"/>
             <w:tcMar>
               <w:left w:w="105" w:type="dxa"/>
               <w:right w:w="105" w:type="dxa"/>
@@ -13391,54 +13501,6 @@
               <w:right w:w="105" w:type="dxa"/>
             </w:tcMar>
             <w:vAlign w:val="center"/>
-          </w:tcPr>
-          <w:p>
-            <w:pPr>
-              <w:jc w:val="center"/>
-              <w:rPr>
-                <w:rFonts w:ascii="Aptos Narrow" w:eastAsia="Aptos Narrow" w:hAnsi="Aptos Narrow" w:cs="Aptos Narrow"/>
-                <w:color w:val="000000" w:themeColor="text1"/>
-                <w:sz w:val="20"/>
-                <w:szCs w:val="20"/>
-              </w:rPr>
-            </w:pPr>
-          </w:p>
-        </w:tc>
-        <w:tc>
-          <w:tcPr>
-            <w:tcW w:w="1569" w:type="dxa"/>
-            <w:gridSpan w:val="3"/>
-            <w:tcBorders>
-              <w:top w:val="single" w:sz="6" w:space="0" w:color="auto"/>
-              <w:left w:val="nil"/>
-              <w:bottom w:val="single" w:sz="6" w:space="0" w:color="auto"/>
-              <w:right w:val="single" w:sz="6" w:space="0" w:color="auto"/>
-            </w:tcBorders>
-            <w:shd w:val="clear" w:color="auto" w:fill="FFFFFF" w:themeFill="background1"/>
-          </w:tcPr>
-          <w:p>
-            <w:pPr>
-              <w:jc w:val="center"/>
-              <w:rPr>
-                <w:rFonts w:ascii="Aptos Narrow" w:eastAsia="Aptos Narrow" w:hAnsi="Aptos Narrow" w:cs="Aptos Narrow"/>
-                <w:color w:val="000000" w:themeColor="text1"/>
-                <w:sz w:val="20"/>
-                <w:szCs w:val="20"/>
-              </w:rPr>
-            </w:pPr>
-          </w:p>
-        </w:tc>
-        <w:tc>
-          <w:tcPr>
-            <w:tcW w:w="1569" w:type="dxa"/>
-            <w:gridSpan w:val="3"/>
-            <w:tcBorders>
-              <w:top w:val="single" w:sz="6" w:space="0" w:color="auto"/>
-              <w:left w:val="nil"/>
-              <w:bottom w:val="single" w:sz="6" w:space="0" w:color="auto"/>
-              <w:right w:val="single" w:sz="6" w:space="0" w:color="auto"/>
-            </w:tcBorders>
-            <w:shd w:val="clear" w:color="auto" w:fill="FFFFFF" w:themeFill="background1"/>
           </w:tcPr>
           <w:p>
             <w:pPr>
@@ -13460,23 +13522,6 @@
         </w:trPr>
         <w:tc>
           <w:tcPr>
-            <w:tcW w:w="977" w:type="dxa"/>
-            <w:vMerge/>
-            <w:tcBorders>
-              <w:top w:val="single" w:sz="6" w:space="0" w:color="auto"/>
-              <w:left w:val="nil"/>
-              <w:bottom w:val="nil"/>
-            </w:tcBorders>
-            <w:tcMar>
-              <w:left w:w="105" w:type="dxa"/>
-              <w:right w:w="105" w:type="dxa"/>
-            </w:tcMar>
-            <w:vAlign w:val="bottom"/>
-          </w:tcPr>
-          <w:p/>
-        </w:tc>
-        <w:tc>
-          <w:tcPr>
             <w:tcW w:w="523" w:type="dxa"/>
             <w:vMerge/>
             <w:tcMar>
@@ -13800,171 +13845,6 @@
             <w:pPr>
               <w:ind w:left="113" w:right="113"/>
               <w:jc w:val="center"/>
-            </w:pPr>
-            <w:r>
-              <w:rPr>
-                <w:rFonts w:ascii="Aptos Narrow" w:eastAsia="Aptos Narrow" w:hAnsi="Aptos Narrow" w:cs="Aptos Narrow"/>
-                <w:b/>
-                <w:bCs/>
-                <w:color w:val="000000" w:themeColor="text1"/>
-              </w:rPr>
-              <w:t>SUMA</w:t>
-            </w:r>
-          </w:p>
-        </w:tc>
-        <w:tc>
-          <w:tcPr>
-            <w:tcW w:w="523" w:type="dxa"/>
-            <w:tcBorders>
-              <w:top w:val="single" w:sz="6" w:space="0" w:color="auto"/>
-              <w:left w:val="single" w:sz="12" w:space="0" w:color="auto"/>
-              <w:bottom w:val="single" w:sz="6" w:space="0" w:color="auto"/>
-              <w:right w:val="single" w:sz="6" w:space="0" w:color="auto"/>
-            </w:tcBorders>
-            <w:shd w:val="clear" w:color="auto" w:fill="FFFFFF" w:themeFill="background1"/>
-            <w:textDirection w:val="btLr"/>
-          </w:tcPr>
-          <w:p>
-            <w:pPr>
-              <w:jc w:val="center"/>
-              <w:rPr>
-                <w:rFonts w:ascii="Aptos Narrow" w:eastAsia="Aptos Narrow" w:hAnsi="Aptos Narrow" w:cs="Aptos Narrow"/>
-                <w:color w:val="000000" w:themeColor="text1"/>
-                <w:sz w:val="20"/>
-                <w:szCs w:val="20"/>
-              </w:rPr>
-            </w:pPr>
-          </w:p>
-        </w:tc>
-        <w:tc>
-          <w:tcPr>
-            <w:tcW w:w="523" w:type="dxa"/>
-            <w:tcBorders>
-              <w:top w:val="single" w:sz="6" w:space="0" w:color="auto"/>
-              <w:left w:val="single" w:sz="6" w:space="0" w:color="auto"/>
-              <w:bottom w:val="single" w:sz="6" w:space="0" w:color="auto"/>
-              <w:right w:val="single" w:sz="12" w:space="0" w:color="auto"/>
-            </w:tcBorders>
-            <w:shd w:val="clear" w:color="auto" w:fill="FFFFFF" w:themeFill="background1"/>
-            <w:textDirection w:val="btLr"/>
-          </w:tcPr>
-          <w:p>
-            <w:pPr>
-              <w:jc w:val="center"/>
-              <w:rPr>
-                <w:rFonts w:ascii="Aptos Narrow" w:eastAsia="Aptos Narrow" w:hAnsi="Aptos Narrow" w:cs="Aptos Narrow"/>
-                <w:color w:val="000000" w:themeColor="text1"/>
-                <w:sz w:val="20"/>
-                <w:szCs w:val="20"/>
-              </w:rPr>
-            </w:pPr>
-          </w:p>
-        </w:tc>
-        <w:tc>
-          <w:tcPr>
-            <w:tcW w:w="523" w:type="dxa"/>
-            <w:tcBorders>
-              <w:top w:val="single" w:sz="12" w:space="0" w:color="auto"/>
-              <w:left w:val="single" w:sz="12" w:space="0" w:color="auto"/>
-              <w:bottom w:val="single" w:sz="6" w:space="0" w:color="auto"/>
-              <w:right w:val="single" w:sz="12" w:space="0" w:color="auto"/>
-            </w:tcBorders>
-            <w:shd w:val="clear" w:color="auto" w:fill="FFFFFF" w:themeFill="background1"/>
-            <w:textDirection w:val="btLr"/>
-          </w:tcPr>
-          <w:p>
-            <w:pPr>
-              <w:jc w:val="center"/>
-              <w:rPr>
-                <w:rFonts w:ascii="Aptos Narrow" w:eastAsia="Aptos Narrow" w:hAnsi="Aptos Narrow" w:cs="Aptos Narrow"/>
-                <w:color w:val="000000" w:themeColor="text1"/>
-                <w:sz w:val="20"/>
-                <w:szCs w:val="20"/>
-              </w:rPr>
-            </w:pPr>
-            <w:r>
-              <w:rPr>
-                <w:rFonts w:ascii="Aptos Narrow" w:eastAsia="Aptos Narrow" w:hAnsi="Aptos Narrow" w:cs="Aptos Narrow"/>
-                <w:b/>
-                <w:bCs/>
-                <w:color w:val="000000" w:themeColor="text1"/>
-              </w:rPr>
-              <w:t>SUMA</w:t>
-            </w:r>
-          </w:p>
-        </w:tc>
-        <w:tc>
-          <w:tcPr>
-            <w:tcW w:w="523" w:type="dxa"/>
-            <w:tcBorders>
-              <w:top w:val="single" w:sz="6" w:space="0" w:color="auto"/>
-              <w:left w:val="single" w:sz="12" w:space="0" w:color="auto"/>
-              <w:bottom w:val="single" w:sz="6" w:space="0" w:color="auto"/>
-              <w:right w:val="single" w:sz="6" w:space="0" w:color="auto"/>
-            </w:tcBorders>
-            <w:shd w:val="clear" w:color="auto" w:fill="FFFFFF" w:themeFill="background1"/>
-            <w:textDirection w:val="btLr"/>
-          </w:tcPr>
-          <w:p>
-            <w:pPr>
-              <w:ind w:left="113" w:right="113"/>
-              <w:jc w:val="center"/>
-              <w:rPr>
-                <w:rFonts w:ascii="Aptos Narrow" w:eastAsia="Aptos Narrow" w:hAnsi="Aptos Narrow" w:cs="Aptos Narrow"/>
-                <w:b/>
-                <w:bCs/>
-                <w:color w:val="000000" w:themeColor="text1"/>
-              </w:rPr>
-            </w:pPr>
-          </w:p>
-        </w:tc>
-        <w:tc>
-          <w:tcPr>
-            <w:tcW w:w="523" w:type="dxa"/>
-            <w:tcBorders>
-              <w:top w:val="single" w:sz="6" w:space="0" w:color="auto"/>
-              <w:left w:val="single" w:sz="6" w:space="0" w:color="auto"/>
-              <w:bottom w:val="single" w:sz="6" w:space="0" w:color="auto"/>
-              <w:right w:val="single" w:sz="12" w:space="0" w:color="auto"/>
-            </w:tcBorders>
-            <w:shd w:val="clear" w:color="auto" w:fill="FFFFFF" w:themeFill="background1"/>
-            <w:textDirection w:val="btLr"/>
-          </w:tcPr>
-          <w:p>
-            <w:pPr>
-              <w:ind w:left="113" w:right="113"/>
-              <w:jc w:val="center"/>
-              <w:rPr>
-                <w:rFonts w:ascii="Aptos Narrow" w:eastAsia="Aptos Narrow" w:hAnsi="Aptos Narrow" w:cs="Aptos Narrow"/>
-                <w:b/>
-                <w:bCs/>
-                <w:color w:val="000000" w:themeColor="text1"/>
-              </w:rPr>
-            </w:pPr>
-          </w:p>
-        </w:tc>
-        <w:tc>
-          <w:tcPr>
-            <w:tcW w:w="523" w:type="dxa"/>
-            <w:tcBorders>
-              <w:top w:val="single" w:sz="12" w:space="0" w:color="auto"/>
-              <w:left w:val="single" w:sz="12" w:space="0" w:color="auto"/>
-              <w:bottom w:val="single" w:sz="6" w:space="0" w:color="auto"/>
-              <w:right w:val="single" w:sz="12" w:space="0" w:color="auto"/>
-            </w:tcBorders>
-            <w:shd w:val="clear" w:color="auto" w:fill="FFFFFF" w:themeFill="background1"/>
-            <w:textDirection w:val="btLr"/>
-          </w:tcPr>
-          <w:p>
-            <w:pPr>
-              <w:ind w:left="113" w:right="113"/>
-              <w:jc w:val="center"/>
-              <w:rPr>
-                <w:rFonts w:ascii="Aptos Narrow" w:eastAsia="Aptos Narrow" w:hAnsi="Aptos Narrow" w:cs="Aptos Narrow"/>
-                <w:b/>
-                <w:bCs/>
-                <w:color w:val="000000" w:themeColor="text1"/>
-              </w:rPr>
             </w:pPr>
             <w:r>
               <w:rPr>
@@ -13984,32 +13864,6 @@
         </w:trPr>
         <w:tc>
           <w:tcPr>
-            <w:tcW w:w="977" w:type="dxa"/>
-            <w:tcBorders>
-              <w:top w:val="nil"/>
-              <w:left w:val="nil"/>
-              <w:bottom w:val="nil"/>
-              <w:right w:val="single" w:sz="4" w:space="0" w:color="auto"/>
-            </w:tcBorders>
-            <w:tcMar>
-              <w:left w:w="105" w:type="dxa"/>
-              <w:right w:w="105" w:type="dxa"/>
-            </w:tcMar>
-          </w:tcPr>
-          <w:p>
-            <w:pPr>
-              <w:jc w:val="center"/>
-              <w:rPr>
-                <w:rFonts w:ascii="Aptos Narrow" w:eastAsia="Aptos Narrow" w:hAnsi="Aptos Narrow" w:cs="Aptos Narrow"/>
-                <w:color w:val="000000" w:themeColor="text1"/>
-                <w:sz w:val="20"/>
-                <w:szCs w:val="20"/>
-              </w:rPr>
-            </w:pPr>
-          </w:p>
-        </w:tc>
-        <w:tc>
-          <w:tcPr>
             <w:tcW w:w="523" w:type="dxa"/>
             <w:tcBorders>
               <w:left w:val="single" w:sz="4" w:space="0" w:color="auto"/>
@@ -14332,144 +14186,6 @@
               <w:right w:w="105" w:type="dxa"/>
             </w:tcMar>
             <w:vAlign w:val="center"/>
-          </w:tcPr>
-          <w:p>
-            <w:pPr>
-              <w:jc w:val="center"/>
-              <w:rPr>
-                <w:rFonts w:ascii="Aptos Narrow" w:eastAsia="Aptos Narrow" w:hAnsi="Aptos Narrow" w:cs="Aptos Narrow"/>
-                <w:color w:val="000000" w:themeColor="text1"/>
-                <w:sz w:val="20"/>
-                <w:szCs w:val="20"/>
-              </w:rPr>
-            </w:pPr>
-          </w:p>
-        </w:tc>
-        <w:tc>
-          <w:tcPr>
-            <w:tcW w:w="523" w:type="dxa"/>
-            <w:tcBorders>
-              <w:top w:val="single" w:sz="6" w:space="0" w:color="auto"/>
-              <w:left w:val="single" w:sz="12" w:space="0" w:color="auto"/>
-              <w:bottom w:val="single" w:sz="6" w:space="0" w:color="auto"/>
-              <w:right w:val="single" w:sz="6" w:space="0" w:color="auto"/>
-            </w:tcBorders>
-            <w:shd w:val="clear" w:color="auto" w:fill="FFFFFF" w:themeFill="background1"/>
-          </w:tcPr>
-          <w:p>
-            <w:pPr>
-              <w:jc w:val="center"/>
-              <w:rPr>
-                <w:rFonts w:ascii="Aptos Narrow" w:eastAsia="Aptos Narrow" w:hAnsi="Aptos Narrow" w:cs="Aptos Narrow"/>
-                <w:color w:val="000000" w:themeColor="text1"/>
-                <w:sz w:val="20"/>
-                <w:szCs w:val="20"/>
-              </w:rPr>
-            </w:pPr>
-          </w:p>
-        </w:tc>
-        <w:tc>
-          <w:tcPr>
-            <w:tcW w:w="523" w:type="dxa"/>
-            <w:tcBorders>
-              <w:top w:val="single" w:sz="6" w:space="0" w:color="auto"/>
-              <w:left w:val="single" w:sz="6" w:space="0" w:color="auto"/>
-              <w:bottom w:val="single" w:sz="6" w:space="0" w:color="auto"/>
-              <w:right w:val="single" w:sz="12" w:space="0" w:color="auto"/>
-            </w:tcBorders>
-            <w:shd w:val="clear" w:color="auto" w:fill="F2F2F2" w:themeFill="background1" w:themeFillShade="F2"/>
-          </w:tcPr>
-          <w:p>
-            <w:pPr>
-              <w:jc w:val="center"/>
-              <w:rPr>
-                <w:rFonts w:ascii="Aptos Narrow" w:eastAsia="Aptos Narrow" w:hAnsi="Aptos Narrow" w:cs="Aptos Narrow"/>
-                <w:color w:val="000000" w:themeColor="text1"/>
-                <w:sz w:val="20"/>
-                <w:szCs w:val="20"/>
-              </w:rPr>
-            </w:pPr>
-          </w:p>
-        </w:tc>
-        <w:tc>
-          <w:tcPr>
-            <w:tcW w:w="523" w:type="dxa"/>
-            <w:tcBorders>
-              <w:top w:val="single" w:sz="6" w:space="0" w:color="auto"/>
-              <w:left w:val="single" w:sz="12" w:space="0" w:color="auto"/>
-              <w:bottom w:val="single" w:sz="6" w:space="0" w:color="auto"/>
-              <w:right w:val="single" w:sz="12" w:space="0" w:color="auto"/>
-            </w:tcBorders>
-            <w:shd w:val="clear" w:color="auto" w:fill="FFFFFF" w:themeFill="background1"/>
-          </w:tcPr>
-          <w:p>
-            <w:pPr>
-              <w:jc w:val="center"/>
-              <w:rPr>
-                <w:rFonts w:ascii="Aptos Narrow" w:eastAsia="Aptos Narrow" w:hAnsi="Aptos Narrow" w:cs="Aptos Narrow"/>
-                <w:color w:val="000000" w:themeColor="text1"/>
-                <w:sz w:val="20"/>
-                <w:szCs w:val="20"/>
-              </w:rPr>
-            </w:pPr>
-          </w:p>
-        </w:tc>
-        <w:tc>
-          <w:tcPr>
-            <w:tcW w:w="523" w:type="dxa"/>
-            <w:tcBorders>
-              <w:top w:val="single" w:sz="6" w:space="0" w:color="auto"/>
-              <w:left w:val="single" w:sz="12" w:space="0" w:color="auto"/>
-              <w:bottom w:val="single" w:sz="6" w:space="0" w:color="auto"/>
-              <w:right w:val="single" w:sz="6" w:space="0" w:color="auto"/>
-            </w:tcBorders>
-            <w:shd w:val="clear" w:color="auto" w:fill="FFFFFF" w:themeFill="background1"/>
-          </w:tcPr>
-          <w:p>
-            <w:pPr>
-              <w:jc w:val="center"/>
-              <w:rPr>
-                <w:rFonts w:ascii="Aptos Narrow" w:eastAsia="Aptos Narrow" w:hAnsi="Aptos Narrow" w:cs="Aptos Narrow"/>
-                <w:color w:val="000000" w:themeColor="text1"/>
-                <w:sz w:val="20"/>
-                <w:szCs w:val="20"/>
-              </w:rPr>
-            </w:pPr>
-          </w:p>
-        </w:tc>
-        <w:tc>
-          <w:tcPr>
-            <w:tcW w:w="523" w:type="dxa"/>
-            <w:tcBorders>
-              <w:top w:val="single" w:sz="6" w:space="0" w:color="auto"/>
-              <w:left w:val="single" w:sz="6" w:space="0" w:color="auto"/>
-              <w:bottom w:val="single" w:sz="6" w:space="0" w:color="auto"/>
-              <w:right w:val="single" w:sz="12" w:space="0" w:color="auto"/>
-            </w:tcBorders>
-            <w:shd w:val="clear" w:color="auto" w:fill="F2F2F2" w:themeFill="background1" w:themeFillShade="F2"/>
-          </w:tcPr>
-          <w:p>
-            <w:pPr>
-              <w:jc w:val="center"/>
-              <w:rPr>
-                <w:rFonts w:ascii="Aptos Narrow" w:eastAsia="Aptos Narrow" w:hAnsi="Aptos Narrow" w:cs="Aptos Narrow"/>
-                <w:color w:val="000000" w:themeColor="text1"/>
-                <w:sz w:val="20"/>
-                <w:szCs w:val="20"/>
-              </w:rPr>
-            </w:pPr>
-          </w:p>
-        </w:tc>
-        <w:tc>
-          <w:tcPr>
-            <w:tcW w:w="523" w:type="dxa"/>
-            <w:tcBorders>
-              <w:top w:val="single" w:sz="6" w:space="0" w:color="auto"/>
-              <w:left w:val="single" w:sz="12" w:space="0" w:color="auto"/>
-              <w:bottom w:val="single" w:sz="6" w:space="0" w:color="auto"/>
-              <w:right w:val="single" w:sz="12" w:space="0" w:color="auto"/>
-            </w:tcBorders>
-            <w:shd w:val="clear" w:color="auto" w:fill="FFFFFF" w:themeFill="background1"/>
           </w:tcPr>
           <w:p>
             <w:pPr>
@@ -14490,32 +14206,6 @@
         </w:trPr>
         <w:tc>
           <w:tcPr>
-            <w:tcW w:w="977" w:type="dxa"/>
-            <w:tcBorders>
-              <w:top w:val="nil"/>
-              <w:left w:val="nil"/>
-              <w:bottom w:val="nil"/>
-              <w:right w:val="single" w:sz="4" w:space="0" w:color="auto"/>
-            </w:tcBorders>
-            <w:tcMar>
-              <w:left w:w="105" w:type="dxa"/>
-              <w:right w:w="105" w:type="dxa"/>
-            </w:tcMar>
-          </w:tcPr>
-          <w:p>
-            <w:pPr>
-              <w:jc w:val="center"/>
-              <w:rPr>
-                <w:rFonts w:ascii="Aptos Narrow" w:eastAsia="Aptos Narrow" w:hAnsi="Aptos Narrow" w:cs="Aptos Narrow"/>
-                <w:color w:val="000000" w:themeColor="text1"/>
-                <w:sz w:val="20"/>
-                <w:szCs w:val="20"/>
-              </w:rPr>
-            </w:pPr>
-          </w:p>
-        </w:tc>
-        <w:tc>
-          <w:tcPr>
             <w:tcW w:w="523" w:type="dxa"/>
             <w:tcBorders>
               <w:left w:val="single" w:sz="4" w:space="0" w:color="auto"/>
@@ -14575,7 +14265,6 @@
             <w:tcBorders>
               <w:right w:val="single" w:sz="12" w:space="0" w:color="000000" w:themeColor="text1"/>
             </w:tcBorders>
-            <w:shd w:val="clear" w:color="auto" w:fill="FFFFFF" w:themeFill="background1"/>
             <w:tcMar>
               <w:left w:w="105" w:type="dxa"/>
               <w:right w:w="105" w:type="dxa"/>
@@ -14837,144 +14526,6 @@
               <w:right w:w="105" w:type="dxa"/>
             </w:tcMar>
             <w:vAlign w:val="center"/>
-          </w:tcPr>
-          <w:p>
-            <w:pPr>
-              <w:jc w:val="center"/>
-              <w:rPr>
-                <w:rFonts w:ascii="Aptos Narrow" w:eastAsia="Aptos Narrow" w:hAnsi="Aptos Narrow" w:cs="Aptos Narrow"/>
-                <w:color w:val="000000" w:themeColor="text1"/>
-                <w:sz w:val="20"/>
-                <w:szCs w:val="20"/>
-              </w:rPr>
-            </w:pPr>
-          </w:p>
-        </w:tc>
-        <w:tc>
-          <w:tcPr>
-            <w:tcW w:w="523" w:type="dxa"/>
-            <w:tcBorders>
-              <w:top w:val="single" w:sz="6" w:space="0" w:color="auto"/>
-              <w:left w:val="single" w:sz="12" w:space="0" w:color="auto"/>
-              <w:bottom w:val="single" w:sz="6" w:space="0" w:color="auto"/>
-              <w:right w:val="single" w:sz="6" w:space="0" w:color="auto"/>
-            </w:tcBorders>
-            <w:shd w:val="clear" w:color="auto" w:fill="F2F2F2" w:themeFill="background1" w:themeFillShade="F2"/>
-          </w:tcPr>
-          <w:p>
-            <w:pPr>
-              <w:jc w:val="center"/>
-              <w:rPr>
-                <w:rFonts w:ascii="Aptos Narrow" w:eastAsia="Aptos Narrow" w:hAnsi="Aptos Narrow" w:cs="Aptos Narrow"/>
-                <w:color w:val="000000" w:themeColor="text1"/>
-                <w:sz w:val="20"/>
-                <w:szCs w:val="20"/>
-              </w:rPr>
-            </w:pPr>
-          </w:p>
-        </w:tc>
-        <w:tc>
-          <w:tcPr>
-            <w:tcW w:w="523" w:type="dxa"/>
-            <w:tcBorders>
-              <w:top w:val="single" w:sz="6" w:space="0" w:color="auto"/>
-              <w:left w:val="single" w:sz="6" w:space="0" w:color="auto"/>
-              <w:bottom w:val="single" w:sz="6" w:space="0" w:color="auto"/>
-              <w:right w:val="single" w:sz="12" w:space="0" w:color="auto"/>
-            </w:tcBorders>
-            <w:shd w:val="clear" w:color="auto" w:fill="FFFFFF" w:themeFill="background1"/>
-          </w:tcPr>
-          <w:p>
-            <w:pPr>
-              <w:jc w:val="center"/>
-              <w:rPr>
-                <w:rFonts w:ascii="Aptos Narrow" w:eastAsia="Aptos Narrow" w:hAnsi="Aptos Narrow" w:cs="Aptos Narrow"/>
-                <w:color w:val="000000" w:themeColor="text1"/>
-                <w:sz w:val="20"/>
-                <w:szCs w:val="20"/>
-              </w:rPr>
-            </w:pPr>
-          </w:p>
-        </w:tc>
-        <w:tc>
-          <w:tcPr>
-            <w:tcW w:w="523" w:type="dxa"/>
-            <w:tcBorders>
-              <w:top w:val="single" w:sz="6" w:space="0" w:color="auto"/>
-              <w:left w:val="single" w:sz="12" w:space="0" w:color="auto"/>
-              <w:bottom w:val="single" w:sz="6" w:space="0" w:color="auto"/>
-              <w:right w:val="single" w:sz="12" w:space="0" w:color="auto"/>
-            </w:tcBorders>
-            <w:shd w:val="clear" w:color="auto" w:fill="FFFFFF" w:themeFill="background1"/>
-          </w:tcPr>
-          <w:p>
-            <w:pPr>
-              <w:jc w:val="center"/>
-              <w:rPr>
-                <w:rFonts w:ascii="Aptos Narrow" w:eastAsia="Aptos Narrow" w:hAnsi="Aptos Narrow" w:cs="Aptos Narrow"/>
-                <w:color w:val="000000" w:themeColor="text1"/>
-                <w:sz w:val="20"/>
-                <w:szCs w:val="20"/>
-              </w:rPr>
-            </w:pPr>
-          </w:p>
-        </w:tc>
-        <w:tc>
-          <w:tcPr>
-            <w:tcW w:w="523" w:type="dxa"/>
-            <w:tcBorders>
-              <w:top w:val="single" w:sz="6" w:space="0" w:color="auto"/>
-              <w:left w:val="single" w:sz="12" w:space="0" w:color="auto"/>
-              <w:bottom w:val="single" w:sz="6" w:space="0" w:color="auto"/>
-              <w:right w:val="single" w:sz="6" w:space="0" w:color="auto"/>
-            </w:tcBorders>
-            <w:shd w:val="clear" w:color="auto" w:fill="F2F2F2" w:themeFill="background1" w:themeFillShade="F2"/>
-          </w:tcPr>
-          <w:p>
-            <w:pPr>
-              <w:jc w:val="center"/>
-              <w:rPr>
-                <w:rFonts w:ascii="Aptos Narrow" w:eastAsia="Aptos Narrow" w:hAnsi="Aptos Narrow" w:cs="Aptos Narrow"/>
-                <w:color w:val="000000" w:themeColor="text1"/>
-                <w:sz w:val="20"/>
-                <w:szCs w:val="20"/>
-              </w:rPr>
-            </w:pPr>
-          </w:p>
-        </w:tc>
-        <w:tc>
-          <w:tcPr>
-            <w:tcW w:w="523" w:type="dxa"/>
-            <w:tcBorders>
-              <w:top w:val="single" w:sz="6" w:space="0" w:color="auto"/>
-              <w:left w:val="single" w:sz="6" w:space="0" w:color="auto"/>
-              <w:bottom w:val="single" w:sz="6" w:space="0" w:color="auto"/>
-              <w:right w:val="single" w:sz="12" w:space="0" w:color="auto"/>
-            </w:tcBorders>
-            <w:shd w:val="clear" w:color="auto" w:fill="FFFFFF" w:themeFill="background1"/>
-          </w:tcPr>
-          <w:p>
-            <w:pPr>
-              <w:jc w:val="center"/>
-              <w:rPr>
-                <w:rFonts w:ascii="Aptos Narrow" w:eastAsia="Aptos Narrow" w:hAnsi="Aptos Narrow" w:cs="Aptos Narrow"/>
-                <w:color w:val="000000" w:themeColor="text1"/>
-                <w:sz w:val="20"/>
-                <w:szCs w:val="20"/>
-              </w:rPr>
-            </w:pPr>
-          </w:p>
-        </w:tc>
-        <w:tc>
-          <w:tcPr>
-            <w:tcW w:w="523" w:type="dxa"/>
-            <w:tcBorders>
-              <w:top w:val="single" w:sz="6" w:space="0" w:color="auto"/>
-              <w:left w:val="single" w:sz="12" w:space="0" w:color="auto"/>
-              <w:bottom w:val="single" w:sz="6" w:space="0" w:color="auto"/>
-              <w:right w:val="single" w:sz="12" w:space="0" w:color="auto"/>
-            </w:tcBorders>
-            <w:shd w:val="clear" w:color="auto" w:fill="FFFFFF" w:themeFill="background1"/>
           </w:tcPr>
           <w:p>
             <w:pPr>
@@ -14995,32 +14546,6 @@
         </w:trPr>
         <w:tc>
           <w:tcPr>
-            <w:tcW w:w="977" w:type="dxa"/>
-            <w:tcBorders>
-              <w:top w:val="nil"/>
-              <w:left w:val="nil"/>
-              <w:bottom w:val="nil"/>
-              <w:right w:val="single" w:sz="4" w:space="0" w:color="auto"/>
-            </w:tcBorders>
-            <w:tcMar>
-              <w:left w:w="105" w:type="dxa"/>
-              <w:right w:w="105" w:type="dxa"/>
-            </w:tcMar>
-          </w:tcPr>
-          <w:p>
-            <w:pPr>
-              <w:jc w:val="center"/>
-              <w:rPr>
-                <w:rFonts w:ascii="Aptos Narrow" w:eastAsia="Aptos Narrow" w:hAnsi="Aptos Narrow" w:cs="Aptos Narrow"/>
-                <w:color w:val="000000" w:themeColor="text1"/>
-                <w:sz w:val="20"/>
-                <w:szCs w:val="20"/>
-              </w:rPr>
-            </w:pPr>
-          </w:p>
-        </w:tc>
-        <w:tc>
-          <w:tcPr>
             <w:tcW w:w="523" w:type="dxa"/>
             <w:tcBorders>
               <w:left w:val="single" w:sz="4" w:space="0" w:color="auto"/>
@@ -15342,144 +14867,6 @@
               <w:right w:w="105" w:type="dxa"/>
             </w:tcMar>
             <w:vAlign w:val="center"/>
-          </w:tcPr>
-          <w:p>
-            <w:pPr>
-              <w:jc w:val="center"/>
-              <w:rPr>
-                <w:rFonts w:ascii="Aptos Narrow" w:eastAsia="Aptos Narrow" w:hAnsi="Aptos Narrow" w:cs="Aptos Narrow"/>
-                <w:color w:val="000000" w:themeColor="text1"/>
-                <w:sz w:val="20"/>
-                <w:szCs w:val="20"/>
-              </w:rPr>
-            </w:pPr>
-          </w:p>
-        </w:tc>
-        <w:tc>
-          <w:tcPr>
-            <w:tcW w:w="523" w:type="dxa"/>
-            <w:tcBorders>
-              <w:top w:val="single" w:sz="6" w:space="0" w:color="auto"/>
-              <w:left w:val="single" w:sz="12" w:space="0" w:color="auto"/>
-              <w:bottom w:val="single" w:sz="6" w:space="0" w:color="auto"/>
-              <w:right w:val="single" w:sz="6" w:space="0" w:color="auto"/>
-            </w:tcBorders>
-            <w:shd w:val="clear" w:color="auto" w:fill="FFFFFF" w:themeFill="background1"/>
-          </w:tcPr>
-          <w:p>
-            <w:pPr>
-              <w:jc w:val="center"/>
-              <w:rPr>
-                <w:rFonts w:ascii="Aptos Narrow" w:eastAsia="Aptos Narrow" w:hAnsi="Aptos Narrow" w:cs="Aptos Narrow"/>
-                <w:color w:val="000000" w:themeColor="text1"/>
-                <w:sz w:val="20"/>
-                <w:szCs w:val="20"/>
-              </w:rPr>
-            </w:pPr>
-          </w:p>
-        </w:tc>
-        <w:tc>
-          <w:tcPr>
-            <w:tcW w:w="523" w:type="dxa"/>
-            <w:tcBorders>
-              <w:top w:val="single" w:sz="6" w:space="0" w:color="auto"/>
-              <w:left w:val="single" w:sz="6" w:space="0" w:color="auto"/>
-              <w:bottom w:val="single" w:sz="6" w:space="0" w:color="auto"/>
-              <w:right w:val="single" w:sz="12" w:space="0" w:color="auto"/>
-            </w:tcBorders>
-            <w:shd w:val="clear" w:color="auto" w:fill="F2F2F2" w:themeFill="background1" w:themeFillShade="F2"/>
-          </w:tcPr>
-          <w:p>
-            <w:pPr>
-              <w:jc w:val="center"/>
-              <w:rPr>
-                <w:rFonts w:ascii="Aptos Narrow" w:eastAsia="Aptos Narrow" w:hAnsi="Aptos Narrow" w:cs="Aptos Narrow"/>
-                <w:color w:val="000000" w:themeColor="text1"/>
-                <w:sz w:val="20"/>
-                <w:szCs w:val="20"/>
-              </w:rPr>
-            </w:pPr>
-          </w:p>
-        </w:tc>
-        <w:tc>
-          <w:tcPr>
-            <w:tcW w:w="523" w:type="dxa"/>
-            <w:tcBorders>
-              <w:top w:val="single" w:sz="6" w:space="0" w:color="auto"/>
-              <w:left w:val="single" w:sz="12" w:space="0" w:color="auto"/>
-              <w:bottom w:val="single" w:sz="6" w:space="0" w:color="auto"/>
-              <w:right w:val="single" w:sz="12" w:space="0" w:color="auto"/>
-            </w:tcBorders>
-            <w:shd w:val="clear" w:color="auto" w:fill="FFFFFF" w:themeFill="background1"/>
-          </w:tcPr>
-          <w:p>
-            <w:pPr>
-              <w:jc w:val="center"/>
-              <w:rPr>
-                <w:rFonts w:ascii="Aptos Narrow" w:eastAsia="Aptos Narrow" w:hAnsi="Aptos Narrow" w:cs="Aptos Narrow"/>
-                <w:color w:val="000000" w:themeColor="text1"/>
-                <w:sz w:val="20"/>
-                <w:szCs w:val="20"/>
-              </w:rPr>
-            </w:pPr>
-          </w:p>
-        </w:tc>
-        <w:tc>
-          <w:tcPr>
-            <w:tcW w:w="523" w:type="dxa"/>
-            <w:tcBorders>
-              <w:top w:val="single" w:sz="6" w:space="0" w:color="auto"/>
-              <w:left w:val="single" w:sz="12" w:space="0" w:color="auto"/>
-              <w:bottom w:val="single" w:sz="6" w:space="0" w:color="auto"/>
-              <w:right w:val="single" w:sz="6" w:space="0" w:color="auto"/>
-            </w:tcBorders>
-            <w:shd w:val="clear" w:color="auto" w:fill="FFFFFF" w:themeFill="background1"/>
-          </w:tcPr>
-          <w:p>
-            <w:pPr>
-              <w:jc w:val="center"/>
-              <w:rPr>
-                <w:rFonts w:ascii="Aptos Narrow" w:eastAsia="Aptos Narrow" w:hAnsi="Aptos Narrow" w:cs="Aptos Narrow"/>
-                <w:color w:val="000000" w:themeColor="text1"/>
-                <w:sz w:val="20"/>
-                <w:szCs w:val="20"/>
-              </w:rPr>
-            </w:pPr>
-          </w:p>
-        </w:tc>
-        <w:tc>
-          <w:tcPr>
-            <w:tcW w:w="523" w:type="dxa"/>
-            <w:tcBorders>
-              <w:top w:val="single" w:sz="6" w:space="0" w:color="auto"/>
-              <w:left w:val="single" w:sz="6" w:space="0" w:color="auto"/>
-              <w:bottom w:val="single" w:sz="6" w:space="0" w:color="auto"/>
-              <w:right w:val="single" w:sz="12" w:space="0" w:color="auto"/>
-            </w:tcBorders>
-            <w:shd w:val="clear" w:color="auto" w:fill="F2F2F2" w:themeFill="background1" w:themeFillShade="F2"/>
-          </w:tcPr>
-          <w:p>
-            <w:pPr>
-              <w:jc w:val="center"/>
-              <w:rPr>
-                <w:rFonts w:ascii="Aptos Narrow" w:eastAsia="Aptos Narrow" w:hAnsi="Aptos Narrow" w:cs="Aptos Narrow"/>
-                <w:color w:val="000000" w:themeColor="text1"/>
-                <w:sz w:val="20"/>
-                <w:szCs w:val="20"/>
-              </w:rPr>
-            </w:pPr>
-          </w:p>
-        </w:tc>
-        <w:tc>
-          <w:tcPr>
-            <w:tcW w:w="523" w:type="dxa"/>
-            <w:tcBorders>
-              <w:top w:val="single" w:sz="6" w:space="0" w:color="auto"/>
-              <w:left w:val="single" w:sz="12" w:space="0" w:color="auto"/>
-              <w:bottom w:val="single" w:sz="6" w:space="0" w:color="auto"/>
-              <w:right w:val="single" w:sz="12" w:space="0" w:color="auto"/>
-            </w:tcBorders>
-            <w:shd w:val="clear" w:color="auto" w:fill="FFFFFF" w:themeFill="background1"/>
           </w:tcPr>
           <w:p>
             <w:pPr>
@@ -15500,32 +14887,6 @@
         </w:trPr>
         <w:tc>
           <w:tcPr>
-            <w:tcW w:w="977" w:type="dxa"/>
-            <w:tcBorders>
-              <w:top w:val="nil"/>
-              <w:left w:val="nil"/>
-              <w:bottom w:val="nil"/>
-              <w:right w:val="single" w:sz="4" w:space="0" w:color="auto"/>
-            </w:tcBorders>
-            <w:tcMar>
-              <w:left w:w="105" w:type="dxa"/>
-              <w:right w:w="105" w:type="dxa"/>
-            </w:tcMar>
-          </w:tcPr>
-          <w:p>
-            <w:pPr>
-              <w:jc w:val="center"/>
-              <w:rPr>
-                <w:rFonts w:ascii="Aptos Narrow" w:eastAsia="Aptos Narrow" w:hAnsi="Aptos Narrow" w:cs="Aptos Narrow"/>
-                <w:color w:val="000000" w:themeColor="text1"/>
-                <w:sz w:val="20"/>
-                <w:szCs w:val="20"/>
-              </w:rPr>
-            </w:pPr>
-          </w:p>
-        </w:tc>
-        <w:tc>
-          <w:tcPr>
             <w:tcW w:w="523" w:type="dxa"/>
             <w:tcBorders>
               <w:left w:val="single" w:sz="4" w:space="0" w:color="auto"/>
@@ -15585,7 +14946,6 @@
             <w:tcBorders>
               <w:right w:val="single" w:sz="12" w:space="0" w:color="000000" w:themeColor="text1"/>
             </w:tcBorders>
-            <w:shd w:val="clear" w:color="auto" w:fill="FFFFFF" w:themeFill="background1"/>
             <w:tcMar>
               <w:left w:w="105" w:type="dxa"/>
               <w:right w:w="105" w:type="dxa"/>
@@ -15847,144 +15207,6 @@
               <w:right w:w="105" w:type="dxa"/>
             </w:tcMar>
             <w:vAlign w:val="center"/>
-          </w:tcPr>
-          <w:p>
-            <w:pPr>
-              <w:jc w:val="center"/>
-              <w:rPr>
-                <w:rFonts w:ascii="Aptos Narrow" w:eastAsia="Aptos Narrow" w:hAnsi="Aptos Narrow" w:cs="Aptos Narrow"/>
-                <w:color w:val="000000" w:themeColor="text1"/>
-                <w:sz w:val="20"/>
-                <w:szCs w:val="20"/>
-              </w:rPr>
-            </w:pPr>
-          </w:p>
-        </w:tc>
-        <w:tc>
-          <w:tcPr>
-            <w:tcW w:w="523" w:type="dxa"/>
-            <w:tcBorders>
-              <w:top w:val="single" w:sz="6" w:space="0" w:color="auto"/>
-              <w:left w:val="single" w:sz="12" w:space="0" w:color="auto"/>
-              <w:bottom w:val="single" w:sz="6" w:space="0" w:color="auto"/>
-              <w:right w:val="single" w:sz="6" w:space="0" w:color="auto"/>
-            </w:tcBorders>
-            <w:shd w:val="clear" w:color="auto" w:fill="F2F2F2" w:themeFill="background1" w:themeFillShade="F2"/>
-          </w:tcPr>
-          <w:p>
-            <w:pPr>
-              <w:jc w:val="center"/>
-              <w:rPr>
-                <w:rFonts w:ascii="Aptos Narrow" w:eastAsia="Aptos Narrow" w:hAnsi="Aptos Narrow" w:cs="Aptos Narrow"/>
-                <w:color w:val="000000" w:themeColor="text1"/>
-                <w:sz w:val="20"/>
-                <w:szCs w:val="20"/>
-              </w:rPr>
-            </w:pPr>
-          </w:p>
-        </w:tc>
-        <w:tc>
-          <w:tcPr>
-            <w:tcW w:w="523" w:type="dxa"/>
-            <w:tcBorders>
-              <w:top w:val="single" w:sz="6" w:space="0" w:color="auto"/>
-              <w:left w:val="single" w:sz="6" w:space="0" w:color="auto"/>
-              <w:bottom w:val="single" w:sz="6" w:space="0" w:color="auto"/>
-              <w:right w:val="single" w:sz="12" w:space="0" w:color="auto"/>
-            </w:tcBorders>
-            <w:shd w:val="clear" w:color="auto" w:fill="FFFFFF" w:themeFill="background1"/>
-          </w:tcPr>
-          <w:p>
-            <w:pPr>
-              <w:jc w:val="center"/>
-              <w:rPr>
-                <w:rFonts w:ascii="Aptos Narrow" w:eastAsia="Aptos Narrow" w:hAnsi="Aptos Narrow" w:cs="Aptos Narrow"/>
-                <w:color w:val="000000" w:themeColor="text1"/>
-                <w:sz w:val="20"/>
-                <w:szCs w:val="20"/>
-              </w:rPr>
-            </w:pPr>
-          </w:p>
-        </w:tc>
-        <w:tc>
-          <w:tcPr>
-            <w:tcW w:w="523" w:type="dxa"/>
-            <w:tcBorders>
-              <w:top w:val="single" w:sz="6" w:space="0" w:color="auto"/>
-              <w:left w:val="single" w:sz="12" w:space="0" w:color="auto"/>
-              <w:bottom w:val="single" w:sz="6" w:space="0" w:color="auto"/>
-              <w:right w:val="single" w:sz="12" w:space="0" w:color="auto"/>
-            </w:tcBorders>
-            <w:shd w:val="clear" w:color="auto" w:fill="FFFFFF" w:themeFill="background1"/>
-          </w:tcPr>
-          <w:p>
-            <w:pPr>
-              <w:jc w:val="center"/>
-              <w:rPr>
-                <w:rFonts w:ascii="Aptos Narrow" w:eastAsia="Aptos Narrow" w:hAnsi="Aptos Narrow" w:cs="Aptos Narrow"/>
-                <w:color w:val="000000" w:themeColor="text1"/>
-                <w:sz w:val="20"/>
-                <w:szCs w:val="20"/>
-              </w:rPr>
-            </w:pPr>
-          </w:p>
-        </w:tc>
-        <w:tc>
-          <w:tcPr>
-            <w:tcW w:w="523" w:type="dxa"/>
-            <w:tcBorders>
-              <w:top w:val="single" w:sz="6" w:space="0" w:color="auto"/>
-              <w:left w:val="single" w:sz="12" w:space="0" w:color="auto"/>
-              <w:bottom w:val="single" w:sz="6" w:space="0" w:color="auto"/>
-              <w:right w:val="single" w:sz="6" w:space="0" w:color="auto"/>
-            </w:tcBorders>
-            <w:shd w:val="clear" w:color="auto" w:fill="F2F2F2" w:themeFill="background1" w:themeFillShade="F2"/>
-          </w:tcPr>
-          <w:p>
-            <w:pPr>
-              <w:jc w:val="center"/>
-              <w:rPr>
-                <w:rFonts w:ascii="Aptos Narrow" w:eastAsia="Aptos Narrow" w:hAnsi="Aptos Narrow" w:cs="Aptos Narrow"/>
-                <w:color w:val="000000" w:themeColor="text1"/>
-                <w:sz w:val="20"/>
-                <w:szCs w:val="20"/>
-              </w:rPr>
-            </w:pPr>
-          </w:p>
-        </w:tc>
-        <w:tc>
-          <w:tcPr>
-            <w:tcW w:w="523" w:type="dxa"/>
-            <w:tcBorders>
-              <w:top w:val="single" w:sz="6" w:space="0" w:color="auto"/>
-              <w:left w:val="single" w:sz="6" w:space="0" w:color="auto"/>
-              <w:bottom w:val="single" w:sz="6" w:space="0" w:color="auto"/>
-              <w:right w:val="single" w:sz="12" w:space="0" w:color="auto"/>
-            </w:tcBorders>
-            <w:shd w:val="clear" w:color="auto" w:fill="FFFFFF" w:themeFill="background1"/>
-          </w:tcPr>
-          <w:p>
-            <w:pPr>
-              <w:jc w:val="center"/>
-              <w:rPr>
-                <w:rFonts w:ascii="Aptos Narrow" w:eastAsia="Aptos Narrow" w:hAnsi="Aptos Narrow" w:cs="Aptos Narrow"/>
-                <w:color w:val="000000" w:themeColor="text1"/>
-                <w:sz w:val="20"/>
-                <w:szCs w:val="20"/>
-              </w:rPr>
-            </w:pPr>
-          </w:p>
-        </w:tc>
-        <w:tc>
-          <w:tcPr>
-            <w:tcW w:w="523" w:type="dxa"/>
-            <w:tcBorders>
-              <w:top w:val="single" w:sz="6" w:space="0" w:color="auto"/>
-              <w:left w:val="single" w:sz="12" w:space="0" w:color="auto"/>
-              <w:bottom w:val="single" w:sz="6" w:space="0" w:color="auto"/>
-              <w:right w:val="single" w:sz="12" w:space="0" w:color="auto"/>
-            </w:tcBorders>
-            <w:shd w:val="clear" w:color="auto" w:fill="FFFFFF" w:themeFill="background1"/>
           </w:tcPr>
           <w:p>
             <w:pPr>
@@ -16005,32 +15227,6 @@
         </w:trPr>
         <w:tc>
           <w:tcPr>
-            <w:tcW w:w="977" w:type="dxa"/>
-            <w:tcBorders>
-              <w:top w:val="nil"/>
-              <w:left w:val="nil"/>
-              <w:bottom w:val="nil"/>
-              <w:right w:val="single" w:sz="4" w:space="0" w:color="auto"/>
-            </w:tcBorders>
-            <w:tcMar>
-              <w:left w:w="105" w:type="dxa"/>
-              <w:right w:w="105" w:type="dxa"/>
-            </w:tcMar>
-          </w:tcPr>
-          <w:p>
-            <w:pPr>
-              <w:jc w:val="center"/>
-              <w:rPr>
-                <w:rFonts w:ascii="Aptos Narrow" w:eastAsia="Aptos Narrow" w:hAnsi="Aptos Narrow" w:cs="Aptos Narrow"/>
-                <w:color w:val="000000" w:themeColor="text1"/>
-                <w:sz w:val="20"/>
-                <w:szCs w:val="20"/>
-              </w:rPr>
-            </w:pPr>
-          </w:p>
-        </w:tc>
-        <w:tc>
-          <w:tcPr>
             <w:tcW w:w="523" w:type="dxa"/>
             <w:tcBorders>
               <w:left w:val="single" w:sz="4" w:space="0" w:color="auto"/>
@@ -16352,144 +15548,6 @@
               <w:right w:w="105" w:type="dxa"/>
             </w:tcMar>
             <w:vAlign w:val="center"/>
-          </w:tcPr>
-          <w:p>
-            <w:pPr>
-              <w:jc w:val="center"/>
-              <w:rPr>
-                <w:rFonts w:ascii="Aptos Narrow" w:eastAsia="Aptos Narrow" w:hAnsi="Aptos Narrow" w:cs="Aptos Narrow"/>
-                <w:color w:val="000000" w:themeColor="text1"/>
-                <w:sz w:val="20"/>
-                <w:szCs w:val="20"/>
-              </w:rPr>
-            </w:pPr>
-          </w:p>
-        </w:tc>
-        <w:tc>
-          <w:tcPr>
-            <w:tcW w:w="523" w:type="dxa"/>
-            <w:tcBorders>
-              <w:top w:val="single" w:sz="6" w:space="0" w:color="auto"/>
-              <w:left w:val="single" w:sz="12" w:space="0" w:color="auto"/>
-              <w:bottom w:val="single" w:sz="6" w:space="0" w:color="auto"/>
-              <w:right w:val="single" w:sz="6" w:space="0" w:color="auto"/>
-            </w:tcBorders>
-            <w:shd w:val="clear" w:color="auto" w:fill="FFFFFF" w:themeFill="background1"/>
-          </w:tcPr>
-          <w:p>
-            <w:pPr>
-              <w:jc w:val="center"/>
-              <w:rPr>
-                <w:rFonts w:ascii="Aptos Narrow" w:eastAsia="Aptos Narrow" w:hAnsi="Aptos Narrow" w:cs="Aptos Narrow"/>
-                <w:color w:val="000000" w:themeColor="text1"/>
-                <w:sz w:val="20"/>
-                <w:szCs w:val="20"/>
-              </w:rPr>
-            </w:pPr>
-          </w:p>
-        </w:tc>
-        <w:tc>
-          <w:tcPr>
-            <w:tcW w:w="523" w:type="dxa"/>
-            <w:tcBorders>
-              <w:top w:val="single" w:sz="6" w:space="0" w:color="auto"/>
-              <w:left w:val="single" w:sz="6" w:space="0" w:color="auto"/>
-              <w:bottom w:val="single" w:sz="6" w:space="0" w:color="auto"/>
-              <w:right w:val="single" w:sz="12" w:space="0" w:color="auto"/>
-            </w:tcBorders>
-            <w:shd w:val="clear" w:color="auto" w:fill="F2F2F2" w:themeFill="background1" w:themeFillShade="F2"/>
-          </w:tcPr>
-          <w:p>
-            <w:pPr>
-              <w:jc w:val="center"/>
-              <w:rPr>
-                <w:rFonts w:ascii="Aptos Narrow" w:eastAsia="Aptos Narrow" w:hAnsi="Aptos Narrow" w:cs="Aptos Narrow"/>
-                <w:color w:val="000000" w:themeColor="text1"/>
-                <w:sz w:val="20"/>
-                <w:szCs w:val="20"/>
-              </w:rPr>
-            </w:pPr>
-          </w:p>
-        </w:tc>
-        <w:tc>
-          <w:tcPr>
-            <w:tcW w:w="523" w:type="dxa"/>
-            <w:tcBorders>
-              <w:top w:val="single" w:sz="6" w:space="0" w:color="auto"/>
-              <w:left w:val="single" w:sz="12" w:space="0" w:color="auto"/>
-              <w:bottom w:val="single" w:sz="6" w:space="0" w:color="auto"/>
-              <w:right w:val="single" w:sz="12" w:space="0" w:color="auto"/>
-            </w:tcBorders>
-            <w:shd w:val="clear" w:color="auto" w:fill="FFFFFF" w:themeFill="background1"/>
-          </w:tcPr>
-          <w:p>
-            <w:pPr>
-              <w:jc w:val="center"/>
-              <w:rPr>
-                <w:rFonts w:ascii="Aptos Narrow" w:eastAsia="Aptos Narrow" w:hAnsi="Aptos Narrow" w:cs="Aptos Narrow"/>
-                <w:color w:val="000000" w:themeColor="text1"/>
-                <w:sz w:val="20"/>
-                <w:szCs w:val="20"/>
-              </w:rPr>
-            </w:pPr>
-          </w:p>
-        </w:tc>
-        <w:tc>
-          <w:tcPr>
-            <w:tcW w:w="523" w:type="dxa"/>
-            <w:tcBorders>
-              <w:top w:val="single" w:sz="6" w:space="0" w:color="auto"/>
-              <w:left w:val="single" w:sz="12" w:space="0" w:color="auto"/>
-              <w:bottom w:val="single" w:sz="6" w:space="0" w:color="auto"/>
-              <w:right w:val="single" w:sz="6" w:space="0" w:color="auto"/>
-            </w:tcBorders>
-            <w:shd w:val="clear" w:color="auto" w:fill="FFFFFF" w:themeFill="background1"/>
-          </w:tcPr>
-          <w:p>
-            <w:pPr>
-              <w:jc w:val="center"/>
-              <w:rPr>
-                <w:rFonts w:ascii="Aptos Narrow" w:eastAsia="Aptos Narrow" w:hAnsi="Aptos Narrow" w:cs="Aptos Narrow"/>
-                <w:color w:val="000000" w:themeColor="text1"/>
-                <w:sz w:val="20"/>
-                <w:szCs w:val="20"/>
-              </w:rPr>
-            </w:pPr>
-          </w:p>
-        </w:tc>
-        <w:tc>
-          <w:tcPr>
-            <w:tcW w:w="523" w:type="dxa"/>
-            <w:tcBorders>
-              <w:top w:val="single" w:sz="6" w:space="0" w:color="auto"/>
-              <w:left w:val="single" w:sz="6" w:space="0" w:color="auto"/>
-              <w:bottom w:val="single" w:sz="6" w:space="0" w:color="auto"/>
-              <w:right w:val="single" w:sz="12" w:space="0" w:color="auto"/>
-            </w:tcBorders>
-            <w:shd w:val="clear" w:color="auto" w:fill="F2F2F2" w:themeFill="background1" w:themeFillShade="F2"/>
-          </w:tcPr>
-          <w:p>
-            <w:pPr>
-              <w:jc w:val="center"/>
-              <w:rPr>
-                <w:rFonts w:ascii="Aptos Narrow" w:eastAsia="Aptos Narrow" w:hAnsi="Aptos Narrow" w:cs="Aptos Narrow"/>
-                <w:color w:val="000000" w:themeColor="text1"/>
-                <w:sz w:val="20"/>
-                <w:szCs w:val="20"/>
-              </w:rPr>
-            </w:pPr>
-          </w:p>
-        </w:tc>
-        <w:tc>
-          <w:tcPr>
-            <w:tcW w:w="523" w:type="dxa"/>
-            <w:tcBorders>
-              <w:top w:val="single" w:sz="6" w:space="0" w:color="auto"/>
-              <w:left w:val="single" w:sz="12" w:space="0" w:color="auto"/>
-              <w:bottom w:val="single" w:sz="6" w:space="0" w:color="auto"/>
-              <w:right w:val="single" w:sz="12" w:space="0" w:color="auto"/>
-            </w:tcBorders>
-            <w:shd w:val="clear" w:color="auto" w:fill="FFFFFF" w:themeFill="background1"/>
           </w:tcPr>
           <w:p>
             <w:pPr>
@@ -16510,32 +15568,6 @@
         </w:trPr>
         <w:tc>
           <w:tcPr>
-            <w:tcW w:w="977" w:type="dxa"/>
-            <w:tcBorders>
-              <w:top w:val="nil"/>
-              <w:left w:val="nil"/>
-              <w:bottom w:val="nil"/>
-              <w:right w:val="single" w:sz="4" w:space="0" w:color="auto"/>
-            </w:tcBorders>
-            <w:tcMar>
-              <w:left w:w="105" w:type="dxa"/>
-              <w:right w:w="105" w:type="dxa"/>
-            </w:tcMar>
-          </w:tcPr>
-          <w:p>
-            <w:pPr>
-              <w:jc w:val="center"/>
-              <w:rPr>
-                <w:rFonts w:ascii="Aptos Narrow" w:eastAsia="Aptos Narrow" w:hAnsi="Aptos Narrow" w:cs="Aptos Narrow"/>
-                <w:color w:val="000000" w:themeColor="text1"/>
-                <w:sz w:val="20"/>
-                <w:szCs w:val="20"/>
-              </w:rPr>
-            </w:pPr>
-          </w:p>
-        </w:tc>
-        <w:tc>
-          <w:tcPr>
             <w:tcW w:w="523" w:type="dxa"/>
             <w:tcBorders>
               <w:left w:val="single" w:sz="4" w:space="0" w:color="auto"/>
@@ -16595,7 +15627,6 @@
             <w:tcBorders>
               <w:right w:val="single" w:sz="12" w:space="0" w:color="000000" w:themeColor="text1"/>
             </w:tcBorders>
-            <w:shd w:val="clear" w:color="auto" w:fill="FFFFFF" w:themeFill="background1"/>
             <w:tcMar>
               <w:left w:w="105" w:type="dxa"/>
               <w:right w:w="105" w:type="dxa"/>
@@ -16857,144 +15888,6 @@
               <w:right w:w="105" w:type="dxa"/>
             </w:tcMar>
             <w:vAlign w:val="center"/>
-          </w:tcPr>
-          <w:p>
-            <w:pPr>
-              <w:jc w:val="center"/>
-              <w:rPr>
-                <w:rFonts w:ascii="Aptos Narrow" w:eastAsia="Aptos Narrow" w:hAnsi="Aptos Narrow" w:cs="Aptos Narrow"/>
-                <w:color w:val="000000" w:themeColor="text1"/>
-                <w:sz w:val="20"/>
-                <w:szCs w:val="20"/>
-              </w:rPr>
-            </w:pPr>
-          </w:p>
-        </w:tc>
-        <w:tc>
-          <w:tcPr>
-            <w:tcW w:w="523" w:type="dxa"/>
-            <w:tcBorders>
-              <w:top w:val="single" w:sz="6" w:space="0" w:color="auto"/>
-              <w:left w:val="single" w:sz="12" w:space="0" w:color="auto"/>
-              <w:bottom w:val="single" w:sz="6" w:space="0" w:color="auto"/>
-              <w:right w:val="single" w:sz="6" w:space="0" w:color="auto"/>
-            </w:tcBorders>
-            <w:shd w:val="clear" w:color="auto" w:fill="F2F2F2" w:themeFill="background1" w:themeFillShade="F2"/>
-          </w:tcPr>
-          <w:p>
-            <w:pPr>
-              <w:jc w:val="center"/>
-              <w:rPr>
-                <w:rFonts w:ascii="Aptos Narrow" w:eastAsia="Aptos Narrow" w:hAnsi="Aptos Narrow" w:cs="Aptos Narrow"/>
-                <w:color w:val="000000" w:themeColor="text1"/>
-                <w:sz w:val="20"/>
-                <w:szCs w:val="20"/>
-              </w:rPr>
-            </w:pPr>
-          </w:p>
-        </w:tc>
-        <w:tc>
-          <w:tcPr>
-            <w:tcW w:w="523" w:type="dxa"/>
-            <w:tcBorders>
-              <w:top w:val="single" w:sz="6" w:space="0" w:color="auto"/>
-              <w:left w:val="single" w:sz="6" w:space="0" w:color="auto"/>
-              <w:bottom w:val="single" w:sz="6" w:space="0" w:color="auto"/>
-              <w:right w:val="single" w:sz="12" w:space="0" w:color="auto"/>
-            </w:tcBorders>
-            <w:shd w:val="clear" w:color="auto" w:fill="FFFFFF" w:themeFill="background1"/>
-          </w:tcPr>
-          <w:p>
-            <w:pPr>
-              <w:jc w:val="center"/>
-              <w:rPr>
-                <w:rFonts w:ascii="Aptos Narrow" w:eastAsia="Aptos Narrow" w:hAnsi="Aptos Narrow" w:cs="Aptos Narrow"/>
-                <w:color w:val="000000" w:themeColor="text1"/>
-                <w:sz w:val="20"/>
-                <w:szCs w:val="20"/>
-              </w:rPr>
-            </w:pPr>
-          </w:p>
-        </w:tc>
-        <w:tc>
-          <w:tcPr>
-            <w:tcW w:w="523" w:type="dxa"/>
-            <w:tcBorders>
-              <w:top w:val="single" w:sz="6" w:space="0" w:color="auto"/>
-              <w:left w:val="single" w:sz="12" w:space="0" w:color="auto"/>
-              <w:bottom w:val="single" w:sz="6" w:space="0" w:color="auto"/>
-              <w:right w:val="single" w:sz="12" w:space="0" w:color="auto"/>
-            </w:tcBorders>
-            <w:shd w:val="clear" w:color="auto" w:fill="FFFFFF" w:themeFill="background1"/>
-          </w:tcPr>
-          <w:p>
-            <w:pPr>
-              <w:jc w:val="center"/>
-              <w:rPr>
-                <w:rFonts w:ascii="Aptos Narrow" w:eastAsia="Aptos Narrow" w:hAnsi="Aptos Narrow" w:cs="Aptos Narrow"/>
-                <w:color w:val="000000" w:themeColor="text1"/>
-                <w:sz w:val="20"/>
-                <w:szCs w:val="20"/>
-              </w:rPr>
-            </w:pPr>
-          </w:p>
-        </w:tc>
-        <w:tc>
-          <w:tcPr>
-            <w:tcW w:w="523" w:type="dxa"/>
-            <w:tcBorders>
-              <w:top w:val="single" w:sz="6" w:space="0" w:color="auto"/>
-              <w:left w:val="single" w:sz="12" w:space="0" w:color="auto"/>
-              <w:bottom w:val="single" w:sz="6" w:space="0" w:color="auto"/>
-              <w:right w:val="single" w:sz="6" w:space="0" w:color="auto"/>
-            </w:tcBorders>
-            <w:shd w:val="clear" w:color="auto" w:fill="F2F2F2" w:themeFill="background1" w:themeFillShade="F2"/>
-          </w:tcPr>
-          <w:p>
-            <w:pPr>
-              <w:jc w:val="center"/>
-              <w:rPr>
-                <w:rFonts w:ascii="Aptos Narrow" w:eastAsia="Aptos Narrow" w:hAnsi="Aptos Narrow" w:cs="Aptos Narrow"/>
-                <w:color w:val="000000" w:themeColor="text1"/>
-                <w:sz w:val="20"/>
-                <w:szCs w:val="20"/>
-              </w:rPr>
-            </w:pPr>
-          </w:p>
-        </w:tc>
-        <w:tc>
-          <w:tcPr>
-            <w:tcW w:w="523" w:type="dxa"/>
-            <w:tcBorders>
-              <w:top w:val="single" w:sz="6" w:space="0" w:color="auto"/>
-              <w:left w:val="single" w:sz="6" w:space="0" w:color="auto"/>
-              <w:bottom w:val="single" w:sz="6" w:space="0" w:color="auto"/>
-              <w:right w:val="single" w:sz="12" w:space="0" w:color="auto"/>
-            </w:tcBorders>
-            <w:shd w:val="clear" w:color="auto" w:fill="FFFFFF" w:themeFill="background1"/>
-          </w:tcPr>
-          <w:p>
-            <w:pPr>
-              <w:jc w:val="center"/>
-              <w:rPr>
-                <w:rFonts w:ascii="Aptos Narrow" w:eastAsia="Aptos Narrow" w:hAnsi="Aptos Narrow" w:cs="Aptos Narrow"/>
-                <w:color w:val="000000" w:themeColor="text1"/>
-                <w:sz w:val="20"/>
-                <w:szCs w:val="20"/>
-              </w:rPr>
-            </w:pPr>
-          </w:p>
-        </w:tc>
-        <w:tc>
-          <w:tcPr>
-            <w:tcW w:w="523" w:type="dxa"/>
-            <w:tcBorders>
-              <w:top w:val="single" w:sz="6" w:space="0" w:color="auto"/>
-              <w:left w:val="single" w:sz="12" w:space="0" w:color="auto"/>
-              <w:bottom w:val="single" w:sz="6" w:space="0" w:color="auto"/>
-              <w:right w:val="single" w:sz="12" w:space="0" w:color="auto"/>
-            </w:tcBorders>
-            <w:shd w:val="clear" w:color="auto" w:fill="FFFFFF" w:themeFill="background1"/>
           </w:tcPr>
           <w:p>
             <w:pPr>
@@ -17015,32 +15908,6 @@
         </w:trPr>
         <w:tc>
           <w:tcPr>
-            <w:tcW w:w="977" w:type="dxa"/>
-            <w:tcBorders>
-              <w:top w:val="nil"/>
-              <w:left w:val="nil"/>
-              <w:bottom w:val="nil"/>
-              <w:right w:val="single" w:sz="4" w:space="0" w:color="auto"/>
-            </w:tcBorders>
-            <w:tcMar>
-              <w:left w:w="105" w:type="dxa"/>
-              <w:right w:w="105" w:type="dxa"/>
-            </w:tcMar>
-          </w:tcPr>
-          <w:p>
-            <w:pPr>
-              <w:jc w:val="center"/>
-              <w:rPr>
-                <w:rFonts w:ascii="Aptos Narrow" w:eastAsia="Aptos Narrow" w:hAnsi="Aptos Narrow" w:cs="Aptos Narrow"/>
-                <w:color w:val="000000" w:themeColor="text1"/>
-                <w:sz w:val="20"/>
-                <w:szCs w:val="20"/>
-              </w:rPr>
-            </w:pPr>
-          </w:p>
-        </w:tc>
-        <w:tc>
-          <w:tcPr>
             <w:tcW w:w="523" w:type="dxa"/>
             <w:tcBorders>
               <w:left w:val="single" w:sz="4" w:space="0" w:color="auto"/>
@@ -17362,144 +16229,6 @@
               <w:right w:w="105" w:type="dxa"/>
             </w:tcMar>
             <w:vAlign w:val="center"/>
-          </w:tcPr>
-          <w:p>
-            <w:pPr>
-              <w:jc w:val="center"/>
-              <w:rPr>
-                <w:rFonts w:ascii="Aptos Narrow" w:eastAsia="Aptos Narrow" w:hAnsi="Aptos Narrow" w:cs="Aptos Narrow"/>
-                <w:color w:val="000000" w:themeColor="text1"/>
-                <w:sz w:val="20"/>
-                <w:szCs w:val="20"/>
-              </w:rPr>
-            </w:pPr>
-          </w:p>
-        </w:tc>
-        <w:tc>
-          <w:tcPr>
-            <w:tcW w:w="523" w:type="dxa"/>
-            <w:tcBorders>
-              <w:top w:val="single" w:sz="6" w:space="0" w:color="auto"/>
-              <w:left w:val="single" w:sz="12" w:space="0" w:color="auto"/>
-              <w:bottom w:val="single" w:sz="6" w:space="0" w:color="auto"/>
-              <w:right w:val="single" w:sz="6" w:space="0" w:color="auto"/>
-            </w:tcBorders>
-            <w:shd w:val="clear" w:color="auto" w:fill="FFFFFF" w:themeFill="background1"/>
-          </w:tcPr>
-          <w:p>
-            <w:pPr>
-              <w:jc w:val="center"/>
-              <w:rPr>
-                <w:rFonts w:ascii="Aptos Narrow" w:eastAsia="Aptos Narrow" w:hAnsi="Aptos Narrow" w:cs="Aptos Narrow"/>
-                <w:color w:val="000000" w:themeColor="text1"/>
-                <w:sz w:val="20"/>
-                <w:szCs w:val="20"/>
-              </w:rPr>
-            </w:pPr>
-          </w:p>
-        </w:tc>
-        <w:tc>
-          <w:tcPr>
-            <w:tcW w:w="523" w:type="dxa"/>
-            <w:tcBorders>
-              <w:top w:val="single" w:sz="6" w:space="0" w:color="auto"/>
-              <w:left w:val="single" w:sz="6" w:space="0" w:color="auto"/>
-              <w:bottom w:val="single" w:sz="6" w:space="0" w:color="auto"/>
-              <w:right w:val="single" w:sz="12" w:space="0" w:color="auto"/>
-            </w:tcBorders>
-            <w:shd w:val="clear" w:color="auto" w:fill="F2F2F2" w:themeFill="background1" w:themeFillShade="F2"/>
-          </w:tcPr>
-          <w:p>
-            <w:pPr>
-              <w:jc w:val="center"/>
-              <w:rPr>
-                <w:rFonts w:ascii="Aptos Narrow" w:eastAsia="Aptos Narrow" w:hAnsi="Aptos Narrow" w:cs="Aptos Narrow"/>
-                <w:color w:val="000000" w:themeColor="text1"/>
-                <w:sz w:val="20"/>
-                <w:szCs w:val="20"/>
-              </w:rPr>
-            </w:pPr>
-          </w:p>
-        </w:tc>
-        <w:tc>
-          <w:tcPr>
-            <w:tcW w:w="523" w:type="dxa"/>
-            <w:tcBorders>
-              <w:top w:val="single" w:sz="6" w:space="0" w:color="auto"/>
-              <w:left w:val="single" w:sz="12" w:space="0" w:color="auto"/>
-              <w:bottom w:val="single" w:sz="6" w:space="0" w:color="auto"/>
-              <w:right w:val="single" w:sz="12" w:space="0" w:color="auto"/>
-            </w:tcBorders>
-            <w:shd w:val="clear" w:color="auto" w:fill="FFFFFF" w:themeFill="background1"/>
-          </w:tcPr>
-          <w:p>
-            <w:pPr>
-              <w:jc w:val="center"/>
-              <w:rPr>
-                <w:rFonts w:ascii="Aptos Narrow" w:eastAsia="Aptos Narrow" w:hAnsi="Aptos Narrow" w:cs="Aptos Narrow"/>
-                <w:color w:val="000000" w:themeColor="text1"/>
-                <w:sz w:val="20"/>
-                <w:szCs w:val="20"/>
-              </w:rPr>
-            </w:pPr>
-          </w:p>
-        </w:tc>
-        <w:tc>
-          <w:tcPr>
-            <w:tcW w:w="523" w:type="dxa"/>
-            <w:tcBorders>
-              <w:top w:val="single" w:sz="6" w:space="0" w:color="auto"/>
-              <w:left w:val="single" w:sz="12" w:space="0" w:color="auto"/>
-              <w:bottom w:val="single" w:sz="6" w:space="0" w:color="auto"/>
-              <w:right w:val="single" w:sz="6" w:space="0" w:color="auto"/>
-            </w:tcBorders>
-            <w:shd w:val="clear" w:color="auto" w:fill="FFFFFF" w:themeFill="background1"/>
-          </w:tcPr>
-          <w:p>
-            <w:pPr>
-              <w:jc w:val="center"/>
-              <w:rPr>
-                <w:rFonts w:ascii="Aptos Narrow" w:eastAsia="Aptos Narrow" w:hAnsi="Aptos Narrow" w:cs="Aptos Narrow"/>
-                <w:color w:val="000000" w:themeColor="text1"/>
-                <w:sz w:val="20"/>
-                <w:szCs w:val="20"/>
-              </w:rPr>
-            </w:pPr>
-          </w:p>
-        </w:tc>
-        <w:tc>
-          <w:tcPr>
-            <w:tcW w:w="523" w:type="dxa"/>
-            <w:tcBorders>
-              <w:top w:val="single" w:sz="6" w:space="0" w:color="auto"/>
-              <w:left w:val="single" w:sz="6" w:space="0" w:color="auto"/>
-              <w:bottom w:val="single" w:sz="6" w:space="0" w:color="auto"/>
-              <w:right w:val="single" w:sz="12" w:space="0" w:color="auto"/>
-            </w:tcBorders>
-            <w:shd w:val="clear" w:color="auto" w:fill="F2F2F2" w:themeFill="background1" w:themeFillShade="F2"/>
-          </w:tcPr>
-          <w:p>
-            <w:pPr>
-              <w:jc w:val="center"/>
-              <w:rPr>
-                <w:rFonts w:ascii="Aptos Narrow" w:eastAsia="Aptos Narrow" w:hAnsi="Aptos Narrow" w:cs="Aptos Narrow"/>
-                <w:color w:val="000000" w:themeColor="text1"/>
-                <w:sz w:val="20"/>
-                <w:szCs w:val="20"/>
-              </w:rPr>
-            </w:pPr>
-          </w:p>
-        </w:tc>
-        <w:tc>
-          <w:tcPr>
-            <w:tcW w:w="523" w:type="dxa"/>
-            <w:tcBorders>
-              <w:top w:val="single" w:sz="6" w:space="0" w:color="auto"/>
-              <w:left w:val="single" w:sz="12" w:space="0" w:color="auto"/>
-              <w:bottom w:val="single" w:sz="6" w:space="0" w:color="auto"/>
-              <w:right w:val="single" w:sz="12" w:space="0" w:color="auto"/>
-            </w:tcBorders>
-            <w:shd w:val="clear" w:color="auto" w:fill="FFFFFF" w:themeFill="background1"/>
           </w:tcPr>
           <w:p>
             <w:pPr>
@@ -17520,32 +16249,6 @@
         </w:trPr>
         <w:tc>
           <w:tcPr>
-            <w:tcW w:w="977" w:type="dxa"/>
-            <w:tcBorders>
-              <w:top w:val="nil"/>
-              <w:left w:val="nil"/>
-              <w:bottom w:val="nil"/>
-              <w:right w:val="single" w:sz="4" w:space="0" w:color="auto"/>
-            </w:tcBorders>
-            <w:tcMar>
-              <w:left w:w="105" w:type="dxa"/>
-              <w:right w:w="105" w:type="dxa"/>
-            </w:tcMar>
-          </w:tcPr>
-          <w:p>
-            <w:pPr>
-              <w:jc w:val="center"/>
-              <w:rPr>
-                <w:rFonts w:ascii="Aptos Narrow" w:eastAsia="Aptos Narrow" w:hAnsi="Aptos Narrow" w:cs="Aptos Narrow"/>
-                <w:color w:val="000000" w:themeColor="text1"/>
-                <w:sz w:val="20"/>
-                <w:szCs w:val="20"/>
-              </w:rPr>
-            </w:pPr>
-          </w:p>
-        </w:tc>
-        <w:tc>
-          <w:tcPr>
             <w:tcW w:w="523" w:type="dxa"/>
             <w:tcBorders>
               <w:left w:val="single" w:sz="4" w:space="0" w:color="auto"/>
@@ -17605,7 +16308,6 @@
             <w:tcBorders>
               <w:right w:val="single" w:sz="12" w:space="0" w:color="000000" w:themeColor="text1"/>
             </w:tcBorders>
-            <w:shd w:val="clear" w:color="auto" w:fill="FFFFFF" w:themeFill="background1"/>
             <w:tcMar>
               <w:left w:w="105" w:type="dxa"/>
               <w:right w:w="105" w:type="dxa"/>
@@ -17867,144 +16569,6 @@
               <w:right w:w="105" w:type="dxa"/>
             </w:tcMar>
             <w:vAlign w:val="center"/>
-          </w:tcPr>
-          <w:p>
-            <w:pPr>
-              <w:jc w:val="center"/>
-              <w:rPr>
-                <w:rFonts w:ascii="Aptos Narrow" w:eastAsia="Aptos Narrow" w:hAnsi="Aptos Narrow" w:cs="Aptos Narrow"/>
-                <w:color w:val="000000" w:themeColor="text1"/>
-                <w:sz w:val="20"/>
-                <w:szCs w:val="20"/>
-              </w:rPr>
-            </w:pPr>
-          </w:p>
-        </w:tc>
-        <w:tc>
-          <w:tcPr>
-            <w:tcW w:w="523" w:type="dxa"/>
-            <w:tcBorders>
-              <w:top w:val="single" w:sz="6" w:space="0" w:color="auto"/>
-              <w:left w:val="single" w:sz="12" w:space="0" w:color="auto"/>
-              <w:bottom w:val="single" w:sz="6" w:space="0" w:color="auto"/>
-              <w:right w:val="single" w:sz="6" w:space="0" w:color="auto"/>
-            </w:tcBorders>
-            <w:shd w:val="clear" w:color="auto" w:fill="F2F2F2" w:themeFill="background1" w:themeFillShade="F2"/>
-          </w:tcPr>
-          <w:p>
-            <w:pPr>
-              <w:jc w:val="center"/>
-              <w:rPr>
-                <w:rFonts w:ascii="Aptos Narrow" w:eastAsia="Aptos Narrow" w:hAnsi="Aptos Narrow" w:cs="Aptos Narrow"/>
-                <w:color w:val="000000" w:themeColor="text1"/>
-                <w:sz w:val="20"/>
-                <w:szCs w:val="20"/>
-              </w:rPr>
-            </w:pPr>
-          </w:p>
-        </w:tc>
-        <w:tc>
-          <w:tcPr>
-            <w:tcW w:w="523" w:type="dxa"/>
-            <w:tcBorders>
-              <w:top w:val="single" w:sz="6" w:space="0" w:color="auto"/>
-              <w:left w:val="single" w:sz="6" w:space="0" w:color="auto"/>
-              <w:bottom w:val="single" w:sz="6" w:space="0" w:color="auto"/>
-              <w:right w:val="single" w:sz="12" w:space="0" w:color="auto"/>
-            </w:tcBorders>
-            <w:shd w:val="clear" w:color="auto" w:fill="FFFFFF" w:themeFill="background1"/>
-          </w:tcPr>
-          <w:p>
-            <w:pPr>
-              <w:jc w:val="center"/>
-              <w:rPr>
-                <w:rFonts w:ascii="Aptos Narrow" w:eastAsia="Aptos Narrow" w:hAnsi="Aptos Narrow" w:cs="Aptos Narrow"/>
-                <w:color w:val="000000" w:themeColor="text1"/>
-                <w:sz w:val="20"/>
-                <w:szCs w:val="20"/>
-              </w:rPr>
-            </w:pPr>
-          </w:p>
-        </w:tc>
-        <w:tc>
-          <w:tcPr>
-            <w:tcW w:w="523" w:type="dxa"/>
-            <w:tcBorders>
-              <w:top w:val="single" w:sz="6" w:space="0" w:color="auto"/>
-              <w:left w:val="single" w:sz="12" w:space="0" w:color="auto"/>
-              <w:bottom w:val="single" w:sz="6" w:space="0" w:color="auto"/>
-              <w:right w:val="single" w:sz="12" w:space="0" w:color="auto"/>
-            </w:tcBorders>
-            <w:shd w:val="clear" w:color="auto" w:fill="FFFFFF" w:themeFill="background1"/>
-          </w:tcPr>
-          <w:p>
-            <w:pPr>
-              <w:jc w:val="center"/>
-              <w:rPr>
-                <w:rFonts w:ascii="Aptos Narrow" w:eastAsia="Aptos Narrow" w:hAnsi="Aptos Narrow" w:cs="Aptos Narrow"/>
-                <w:color w:val="000000" w:themeColor="text1"/>
-                <w:sz w:val="20"/>
-                <w:szCs w:val="20"/>
-              </w:rPr>
-            </w:pPr>
-          </w:p>
-        </w:tc>
-        <w:tc>
-          <w:tcPr>
-            <w:tcW w:w="523" w:type="dxa"/>
-            <w:tcBorders>
-              <w:top w:val="single" w:sz="6" w:space="0" w:color="auto"/>
-              <w:left w:val="single" w:sz="12" w:space="0" w:color="auto"/>
-              <w:bottom w:val="single" w:sz="6" w:space="0" w:color="auto"/>
-              <w:right w:val="single" w:sz="6" w:space="0" w:color="auto"/>
-            </w:tcBorders>
-            <w:shd w:val="clear" w:color="auto" w:fill="F2F2F2" w:themeFill="background1" w:themeFillShade="F2"/>
-          </w:tcPr>
-          <w:p>
-            <w:pPr>
-              <w:jc w:val="center"/>
-              <w:rPr>
-                <w:rFonts w:ascii="Aptos Narrow" w:eastAsia="Aptos Narrow" w:hAnsi="Aptos Narrow" w:cs="Aptos Narrow"/>
-                <w:color w:val="000000" w:themeColor="text1"/>
-                <w:sz w:val="20"/>
-                <w:szCs w:val="20"/>
-              </w:rPr>
-            </w:pPr>
-          </w:p>
-        </w:tc>
-        <w:tc>
-          <w:tcPr>
-            <w:tcW w:w="523" w:type="dxa"/>
-            <w:tcBorders>
-              <w:top w:val="single" w:sz="6" w:space="0" w:color="auto"/>
-              <w:left w:val="single" w:sz="6" w:space="0" w:color="auto"/>
-              <w:bottom w:val="single" w:sz="6" w:space="0" w:color="auto"/>
-              <w:right w:val="single" w:sz="12" w:space="0" w:color="auto"/>
-            </w:tcBorders>
-            <w:shd w:val="clear" w:color="auto" w:fill="FFFFFF" w:themeFill="background1"/>
-          </w:tcPr>
-          <w:p>
-            <w:pPr>
-              <w:jc w:val="center"/>
-              <w:rPr>
-                <w:rFonts w:ascii="Aptos Narrow" w:eastAsia="Aptos Narrow" w:hAnsi="Aptos Narrow" w:cs="Aptos Narrow"/>
-                <w:color w:val="000000" w:themeColor="text1"/>
-                <w:sz w:val="20"/>
-                <w:szCs w:val="20"/>
-              </w:rPr>
-            </w:pPr>
-          </w:p>
-        </w:tc>
-        <w:tc>
-          <w:tcPr>
-            <w:tcW w:w="523" w:type="dxa"/>
-            <w:tcBorders>
-              <w:top w:val="single" w:sz="6" w:space="0" w:color="auto"/>
-              <w:left w:val="single" w:sz="12" w:space="0" w:color="auto"/>
-              <w:bottom w:val="single" w:sz="6" w:space="0" w:color="auto"/>
-              <w:right w:val="single" w:sz="12" w:space="0" w:color="auto"/>
-            </w:tcBorders>
-            <w:shd w:val="clear" w:color="auto" w:fill="FFFFFF" w:themeFill="background1"/>
           </w:tcPr>
           <w:p>
             <w:pPr>
@@ -18025,32 +16589,6 @@
         </w:trPr>
         <w:tc>
           <w:tcPr>
-            <w:tcW w:w="977" w:type="dxa"/>
-            <w:tcBorders>
-              <w:top w:val="nil"/>
-              <w:left w:val="nil"/>
-              <w:bottom w:val="nil"/>
-              <w:right w:val="single" w:sz="4" w:space="0" w:color="auto"/>
-            </w:tcBorders>
-            <w:tcMar>
-              <w:left w:w="105" w:type="dxa"/>
-              <w:right w:w="105" w:type="dxa"/>
-            </w:tcMar>
-          </w:tcPr>
-          <w:p>
-            <w:pPr>
-              <w:jc w:val="center"/>
-              <w:rPr>
-                <w:rFonts w:ascii="Aptos Narrow" w:eastAsia="Aptos Narrow" w:hAnsi="Aptos Narrow" w:cs="Aptos Narrow"/>
-                <w:color w:val="000000" w:themeColor="text1"/>
-                <w:sz w:val="20"/>
-                <w:szCs w:val="20"/>
-              </w:rPr>
-            </w:pPr>
-          </w:p>
-        </w:tc>
-        <w:tc>
-          <w:tcPr>
             <w:tcW w:w="523" w:type="dxa"/>
             <w:tcBorders>
               <w:left w:val="single" w:sz="4" w:space="0" w:color="auto"/>
@@ -18372,144 +16910,6 @@
               <w:right w:w="105" w:type="dxa"/>
             </w:tcMar>
             <w:vAlign w:val="center"/>
-          </w:tcPr>
-          <w:p>
-            <w:pPr>
-              <w:jc w:val="center"/>
-              <w:rPr>
-                <w:rFonts w:ascii="Aptos Narrow" w:eastAsia="Aptos Narrow" w:hAnsi="Aptos Narrow" w:cs="Aptos Narrow"/>
-                <w:color w:val="000000" w:themeColor="text1"/>
-                <w:sz w:val="20"/>
-                <w:szCs w:val="20"/>
-              </w:rPr>
-            </w:pPr>
-          </w:p>
-        </w:tc>
-        <w:tc>
-          <w:tcPr>
-            <w:tcW w:w="523" w:type="dxa"/>
-            <w:tcBorders>
-              <w:top w:val="single" w:sz="6" w:space="0" w:color="auto"/>
-              <w:left w:val="single" w:sz="12" w:space="0" w:color="auto"/>
-              <w:bottom w:val="single" w:sz="6" w:space="0" w:color="auto"/>
-              <w:right w:val="single" w:sz="6" w:space="0" w:color="auto"/>
-            </w:tcBorders>
-            <w:shd w:val="clear" w:color="auto" w:fill="FFFFFF" w:themeFill="background1"/>
-          </w:tcPr>
-          <w:p>
-            <w:pPr>
-              <w:jc w:val="center"/>
-              <w:rPr>
-                <w:rFonts w:ascii="Aptos Narrow" w:eastAsia="Aptos Narrow" w:hAnsi="Aptos Narrow" w:cs="Aptos Narrow"/>
-                <w:color w:val="000000" w:themeColor="text1"/>
-                <w:sz w:val="20"/>
-                <w:szCs w:val="20"/>
-              </w:rPr>
-            </w:pPr>
-          </w:p>
-        </w:tc>
-        <w:tc>
-          <w:tcPr>
-            <w:tcW w:w="523" w:type="dxa"/>
-            <w:tcBorders>
-              <w:top w:val="single" w:sz="6" w:space="0" w:color="auto"/>
-              <w:left w:val="single" w:sz="6" w:space="0" w:color="auto"/>
-              <w:bottom w:val="single" w:sz="6" w:space="0" w:color="auto"/>
-              <w:right w:val="single" w:sz="12" w:space="0" w:color="auto"/>
-            </w:tcBorders>
-            <w:shd w:val="clear" w:color="auto" w:fill="F2F2F2" w:themeFill="background1" w:themeFillShade="F2"/>
-          </w:tcPr>
-          <w:p>
-            <w:pPr>
-              <w:jc w:val="center"/>
-              <w:rPr>
-                <w:rFonts w:ascii="Aptos Narrow" w:eastAsia="Aptos Narrow" w:hAnsi="Aptos Narrow" w:cs="Aptos Narrow"/>
-                <w:color w:val="000000" w:themeColor="text1"/>
-                <w:sz w:val="20"/>
-                <w:szCs w:val="20"/>
-              </w:rPr>
-            </w:pPr>
-          </w:p>
-        </w:tc>
-        <w:tc>
-          <w:tcPr>
-            <w:tcW w:w="523" w:type="dxa"/>
-            <w:tcBorders>
-              <w:top w:val="single" w:sz="6" w:space="0" w:color="auto"/>
-              <w:left w:val="single" w:sz="12" w:space="0" w:color="auto"/>
-              <w:bottom w:val="single" w:sz="6" w:space="0" w:color="auto"/>
-              <w:right w:val="single" w:sz="12" w:space="0" w:color="auto"/>
-            </w:tcBorders>
-            <w:shd w:val="clear" w:color="auto" w:fill="FFFFFF" w:themeFill="background1"/>
-          </w:tcPr>
-          <w:p>
-            <w:pPr>
-              <w:jc w:val="center"/>
-              <w:rPr>
-                <w:rFonts w:ascii="Aptos Narrow" w:eastAsia="Aptos Narrow" w:hAnsi="Aptos Narrow" w:cs="Aptos Narrow"/>
-                <w:color w:val="000000" w:themeColor="text1"/>
-                <w:sz w:val="20"/>
-                <w:szCs w:val="20"/>
-              </w:rPr>
-            </w:pPr>
-          </w:p>
-        </w:tc>
-        <w:tc>
-          <w:tcPr>
-            <w:tcW w:w="523" w:type="dxa"/>
-            <w:tcBorders>
-              <w:top w:val="single" w:sz="6" w:space="0" w:color="auto"/>
-              <w:left w:val="single" w:sz="12" w:space="0" w:color="auto"/>
-              <w:bottom w:val="single" w:sz="6" w:space="0" w:color="auto"/>
-              <w:right w:val="single" w:sz="6" w:space="0" w:color="auto"/>
-            </w:tcBorders>
-            <w:shd w:val="clear" w:color="auto" w:fill="FFFFFF" w:themeFill="background1"/>
-          </w:tcPr>
-          <w:p>
-            <w:pPr>
-              <w:jc w:val="center"/>
-              <w:rPr>
-                <w:rFonts w:ascii="Aptos Narrow" w:eastAsia="Aptos Narrow" w:hAnsi="Aptos Narrow" w:cs="Aptos Narrow"/>
-                <w:color w:val="000000" w:themeColor="text1"/>
-                <w:sz w:val="20"/>
-                <w:szCs w:val="20"/>
-              </w:rPr>
-            </w:pPr>
-          </w:p>
-        </w:tc>
-        <w:tc>
-          <w:tcPr>
-            <w:tcW w:w="523" w:type="dxa"/>
-            <w:tcBorders>
-              <w:top w:val="single" w:sz="6" w:space="0" w:color="auto"/>
-              <w:left w:val="single" w:sz="6" w:space="0" w:color="auto"/>
-              <w:bottom w:val="single" w:sz="6" w:space="0" w:color="auto"/>
-              <w:right w:val="single" w:sz="12" w:space="0" w:color="auto"/>
-            </w:tcBorders>
-            <w:shd w:val="clear" w:color="auto" w:fill="F2F2F2" w:themeFill="background1" w:themeFillShade="F2"/>
-          </w:tcPr>
-          <w:p>
-            <w:pPr>
-              <w:jc w:val="center"/>
-              <w:rPr>
-                <w:rFonts w:ascii="Aptos Narrow" w:eastAsia="Aptos Narrow" w:hAnsi="Aptos Narrow" w:cs="Aptos Narrow"/>
-                <w:color w:val="000000" w:themeColor="text1"/>
-                <w:sz w:val="20"/>
-                <w:szCs w:val="20"/>
-              </w:rPr>
-            </w:pPr>
-          </w:p>
-        </w:tc>
-        <w:tc>
-          <w:tcPr>
-            <w:tcW w:w="523" w:type="dxa"/>
-            <w:tcBorders>
-              <w:top w:val="single" w:sz="6" w:space="0" w:color="auto"/>
-              <w:left w:val="single" w:sz="12" w:space="0" w:color="auto"/>
-              <w:bottom w:val="single" w:sz="6" w:space="0" w:color="auto"/>
-              <w:right w:val="single" w:sz="12" w:space="0" w:color="auto"/>
-            </w:tcBorders>
-            <w:shd w:val="clear" w:color="auto" w:fill="FFFFFF" w:themeFill="background1"/>
           </w:tcPr>
           <w:p>
             <w:pPr>
@@ -18530,32 +16930,6 @@
         </w:trPr>
         <w:tc>
           <w:tcPr>
-            <w:tcW w:w="977" w:type="dxa"/>
-            <w:tcBorders>
-              <w:top w:val="nil"/>
-              <w:left w:val="nil"/>
-              <w:bottom w:val="nil"/>
-              <w:right w:val="single" w:sz="4" w:space="0" w:color="auto"/>
-            </w:tcBorders>
-            <w:tcMar>
-              <w:left w:w="105" w:type="dxa"/>
-              <w:right w:w="105" w:type="dxa"/>
-            </w:tcMar>
-          </w:tcPr>
-          <w:p>
-            <w:pPr>
-              <w:jc w:val="center"/>
-              <w:rPr>
-                <w:rFonts w:ascii="Aptos Narrow" w:eastAsia="Aptos Narrow" w:hAnsi="Aptos Narrow" w:cs="Aptos Narrow"/>
-                <w:color w:val="000000" w:themeColor="text1"/>
-                <w:sz w:val="20"/>
-                <w:szCs w:val="20"/>
-              </w:rPr>
-            </w:pPr>
-          </w:p>
-        </w:tc>
-        <w:tc>
-          <w:tcPr>
             <w:tcW w:w="523" w:type="dxa"/>
             <w:tcBorders>
               <w:left w:val="single" w:sz="4" w:space="0" w:color="auto"/>
@@ -18615,7 +16989,6 @@
             <w:tcBorders>
               <w:right w:val="single" w:sz="12" w:space="0" w:color="000000" w:themeColor="text1"/>
             </w:tcBorders>
-            <w:shd w:val="clear" w:color="auto" w:fill="FFFFFF" w:themeFill="background1"/>
             <w:tcMar>
               <w:left w:w="105" w:type="dxa"/>
               <w:right w:w="105" w:type="dxa"/>
@@ -18877,144 +17250,6 @@
               <w:right w:w="105" w:type="dxa"/>
             </w:tcMar>
             <w:vAlign w:val="center"/>
-          </w:tcPr>
-          <w:p>
-            <w:pPr>
-              <w:jc w:val="center"/>
-              <w:rPr>
-                <w:rFonts w:ascii="Aptos Narrow" w:eastAsia="Aptos Narrow" w:hAnsi="Aptos Narrow" w:cs="Aptos Narrow"/>
-                <w:color w:val="000000" w:themeColor="text1"/>
-                <w:sz w:val="20"/>
-                <w:szCs w:val="20"/>
-              </w:rPr>
-            </w:pPr>
-          </w:p>
-        </w:tc>
-        <w:tc>
-          <w:tcPr>
-            <w:tcW w:w="523" w:type="dxa"/>
-            <w:tcBorders>
-              <w:top w:val="single" w:sz="6" w:space="0" w:color="auto"/>
-              <w:left w:val="single" w:sz="12" w:space="0" w:color="auto"/>
-              <w:bottom w:val="single" w:sz="6" w:space="0" w:color="auto"/>
-              <w:right w:val="single" w:sz="6" w:space="0" w:color="auto"/>
-            </w:tcBorders>
-            <w:shd w:val="clear" w:color="auto" w:fill="F2F2F2" w:themeFill="background1" w:themeFillShade="F2"/>
-          </w:tcPr>
-          <w:p>
-            <w:pPr>
-              <w:jc w:val="center"/>
-              <w:rPr>
-                <w:rFonts w:ascii="Aptos Narrow" w:eastAsia="Aptos Narrow" w:hAnsi="Aptos Narrow" w:cs="Aptos Narrow"/>
-                <w:color w:val="000000" w:themeColor="text1"/>
-                <w:sz w:val="20"/>
-                <w:szCs w:val="20"/>
-              </w:rPr>
-            </w:pPr>
-          </w:p>
-        </w:tc>
-        <w:tc>
-          <w:tcPr>
-            <w:tcW w:w="523" w:type="dxa"/>
-            <w:tcBorders>
-              <w:top w:val="single" w:sz="6" w:space="0" w:color="auto"/>
-              <w:left w:val="single" w:sz="6" w:space="0" w:color="auto"/>
-              <w:bottom w:val="single" w:sz="6" w:space="0" w:color="auto"/>
-              <w:right w:val="single" w:sz="12" w:space="0" w:color="auto"/>
-            </w:tcBorders>
-            <w:shd w:val="clear" w:color="auto" w:fill="FFFFFF" w:themeFill="background1"/>
-          </w:tcPr>
-          <w:p>
-            <w:pPr>
-              <w:jc w:val="center"/>
-              <w:rPr>
-                <w:rFonts w:ascii="Aptos Narrow" w:eastAsia="Aptos Narrow" w:hAnsi="Aptos Narrow" w:cs="Aptos Narrow"/>
-                <w:color w:val="000000" w:themeColor="text1"/>
-                <w:sz w:val="20"/>
-                <w:szCs w:val="20"/>
-              </w:rPr>
-            </w:pPr>
-          </w:p>
-        </w:tc>
-        <w:tc>
-          <w:tcPr>
-            <w:tcW w:w="523" w:type="dxa"/>
-            <w:tcBorders>
-              <w:top w:val="single" w:sz="6" w:space="0" w:color="auto"/>
-              <w:left w:val="single" w:sz="12" w:space="0" w:color="auto"/>
-              <w:bottom w:val="single" w:sz="6" w:space="0" w:color="auto"/>
-              <w:right w:val="single" w:sz="12" w:space="0" w:color="auto"/>
-            </w:tcBorders>
-            <w:shd w:val="clear" w:color="auto" w:fill="FFFFFF" w:themeFill="background1"/>
-          </w:tcPr>
-          <w:p>
-            <w:pPr>
-              <w:jc w:val="center"/>
-              <w:rPr>
-                <w:rFonts w:ascii="Aptos Narrow" w:eastAsia="Aptos Narrow" w:hAnsi="Aptos Narrow" w:cs="Aptos Narrow"/>
-                <w:color w:val="000000" w:themeColor="text1"/>
-                <w:sz w:val="20"/>
-                <w:szCs w:val="20"/>
-              </w:rPr>
-            </w:pPr>
-          </w:p>
-        </w:tc>
-        <w:tc>
-          <w:tcPr>
-            <w:tcW w:w="523" w:type="dxa"/>
-            <w:tcBorders>
-              <w:top w:val="single" w:sz="6" w:space="0" w:color="auto"/>
-              <w:left w:val="single" w:sz="12" w:space="0" w:color="auto"/>
-              <w:bottom w:val="single" w:sz="6" w:space="0" w:color="auto"/>
-              <w:right w:val="single" w:sz="6" w:space="0" w:color="auto"/>
-            </w:tcBorders>
-            <w:shd w:val="clear" w:color="auto" w:fill="F2F2F2" w:themeFill="background1" w:themeFillShade="F2"/>
-          </w:tcPr>
-          <w:p>
-            <w:pPr>
-              <w:jc w:val="center"/>
-              <w:rPr>
-                <w:rFonts w:ascii="Aptos Narrow" w:eastAsia="Aptos Narrow" w:hAnsi="Aptos Narrow" w:cs="Aptos Narrow"/>
-                <w:color w:val="000000" w:themeColor="text1"/>
-                <w:sz w:val="20"/>
-                <w:szCs w:val="20"/>
-              </w:rPr>
-            </w:pPr>
-          </w:p>
-        </w:tc>
-        <w:tc>
-          <w:tcPr>
-            <w:tcW w:w="523" w:type="dxa"/>
-            <w:tcBorders>
-              <w:top w:val="single" w:sz="6" w:space="0" w:color="auto"/>
-              <w:left w:val="single" w:sz="6" w:space="0" w:color="auto"/>
-              <w:bottom w:val="single" w:sz="6" w:space="0" w:color="auto"/>
-              <w:right w:val="single" w:sz="12" w:space="0" w:color="auto"/>
-            </w:tcBorders>
-            <w:shd w:val="clear" w:color="auto" w:fill="FFFFFF" w:themeFill="background1"/>
-          </w:tcPr>
-          <w:p>
-            <w:pPr>
-              <w:jc w:val="center"/>
-              <w:rPr>
-                <w:rFonts w:ascii="Aptos Narrow" w:eastAsia="Aptos Narrow" w:hAnsi="Aptos Narrow" w:cs="Aptos Narrow"/>
-                <w:color w:val="000000" w:themeColor="text1"/>
-                <w:sz w:val="20"/>
-                <w:szCs w:val="20"/>
-              </w:rPr>
-            </w:pPr>
-          </w:p>
-        </w:tc>
-        <w:tc>
-          <w:tcPr>
-            <w:tcW w:w="523" w:type="dxa"/>
-            <w:tcBorders>
-              <w:top w:val="single" w:sz="6" w:space="0" w:color="auto"/>
-              <w:left w:val="single" w:sz="12" w:space="0" w:color="auto"/>
-              <w:bottom w:val="single" w:sz="6" w:space="0" w:color="auto"/>
-              <w:right w:val="single" w:sz="12" w:space="0" w:color="auto"/>
-            </w:tcBorders>
-            <w:shd w:val="clear" w:color="auto" w:fill="FFFFFF" w:themeFill="background1"/>
           </w:tcPr>
           <w:p>
             <w:pPr>
@@ -19035,32 +17270,6 @@
         </w:trPr>
         <w:tc>
           <w:tcPr>
-            <w:tcW w:w="977" w:type="dxa"/>
-            <w:tcBorders>
-              <w:top w:val="nil"/>
-              <w:left w:val="nil"/>
-              <w:bottom w:val="nil"/>
-              <w:right w:val="single" w:sz="4" w:space="0" w:color="auto"/>
-            </w:tcBorders>
-            <w:tcMar>
-              <w:left w:w="105" w:type="dxa"/>
-              <w:right w:w="105" w:type="dxa"/>
-            </w:tcMar>
-          </w:tcPr>
-          <w:p>
-            <w:pPr>
-              <w:jc w:val="center"/>
-              <w:rPr>
-                <w:rFonts w:ascii="Aptos Narrow" w:eastAsia="Aptos Narrow" w:hAnsi="Aptos Narrow" w:cs="Aptos Narrow"/>
-                <w:color w:val="000000" w:themeColor="text1"/>
-                <w:sz w:val="20"/>
-                <w:szCs w:val="20"/>
-              </w:rPr>
-            </w:pPr>
-          </w:p>
-        </w:tc>
-        <w:tc>
-          <w:tcPr>
             <w:tcW w:w="523" w:type="dxa"/>
             <w:tcBorders>
               <w:left w:val="single" w:sz="4" w:space="0" w:color="auto"/>
@@ -19382,144 +17591,6 @@
               <w:right w:w="105" w:type="dxa"/>
             </w:tcMar>
             <w:vAlign w:val="center"/>
-          </w:tcPr>
-          <w:p>
-            <w:pPr>
-              <w:jc w:val="center"/>
-              <w:rPr>
-                <w:rFonts w:ascii="Aptos Narrow" w:eastAsia="Aptos Narrow" w:hAnsi="Aptos Narrow" w:cs="Aptos Narrow"/>
-                <w:color w:val="000000" w:themeColor="text1"/>
-                <w:sz w:val="20"/>
-                <w:szCs w:val="20"/>
-              </w:rPr>
-            </w:pPr>
-          </w:p>
-        </w:tc>
-        <w:tc>
-          <w:tcPr>
-            <w:tcW w:w="523" w:type="dxa"/>
-            <w:tcBorders>
-              <w:top w:val="single" w:sz="6" w:space="0" w:color="auto"/>
-              <w:left w:val="single" w:sz="12" w:space="0" w:color="auto"/>
-              <w:bottom w:val="single" w:sz="6" w:space="0" w:color="auto"/>
-              <w:right w:val="single" w:sz="6" w:space="0" w:color="auto"/>
-            </w:tcBorders>
-            <w:shd w:val="clear" w:color="auto" w:fill="FFFFFF" w:themeFill="background1"/>
-          </w:tcPr>
-          <w:p>
-            <w:pPr>
-              <w:jc w:val="center"/>
-              <w:rPr>
-                <w:rFonts w:ascii="Aptos Narrow" w:eastAsia="Aptos Narrow" w:hAnsi="Aptos Narrow" w:cs="Aptos Narrow"/>
-                <w:color w:val="000000" w:themeColor="text1"/>
-                <w:sz w:val="20"/>
-                <w:szCs w:val="20"/>
-              </w:rPr>
-            </w:pPr>
-          </w:p>
-        </w:tc>
-        <w:tc>
-          <w:tcPr>
-            <w:tcW w:w="523" w:type="dxa"/>
-            <w:tcBorders>
-              <w:top w:val="single" w:sz="6" w:space="0" w:color="auto"/>
-              <w:left w:val="single" w:sz="6" w:space="0" w:color="auto"/>
-              <w:bottom w:val="single" w:sz="6" w:space="0" w:color="auto"/>
-              <w:right w:val="single" w:sz="12" w:space="0" w:color="auto"/>
-            </w:tcBorders>
-            <w:shd w:val="clear" w:color="auto" w:fill="F2F2F2" w:themeFill="background1" w:themeFillShade="F2"/>
-          </w:tcPr>
-          <w:p>
-            <w:pPr>
-              <w:jc w:val="center"/>
-              <w:rPr>
-                <w:rFonts w:ascii="Aptos Narrow" w:eastAsia="Aptos Narrow" w:hAnsi="Aptos Narrow" w:cs="Aptos Narrow"/>
-                <w:color w:val="000000" w:themeColor="text1"/>
-                <w:sz w:val="20"/>
-                <w:szCs w:val="20"/>
-              </w:rPr>
-            </w:pPr>
-          </w:p>
-        </w:tc>
-        <w:tc>
-          <w:tcPr>
-            <w:tcW w:w="523" w:type="dxa"/>
-            <w:tcBorders>
-              <w:top w:val="single" w:sz="6" w:space="0" w:color="auto"/>
-              <w:left w:val="single" w:sz="12" w:space="0" w:color="auto"/>
-              <w:bottom w:val="single" w:sz="6" w:space="0" w:color="auto"/>
-              <w:right w:val="single" w:sz="12" w:space="0" w:color="auto"/>
-            </w:tcBorders>
-            <w:shd w:val="clear" w:color="auto" w:fill="FFFFFF" w:themeFill="background1"/>
-          </w:tcPr>
-          <w:p>
-            <w:pPr>
-              <w:jc w:val="center"/>
-              <w:rPr>
-                <w:rFonts w:ascii="Aptos Narrow" w:eastAsia="Aptos Narrow" w:hAnsi="Aptos Narrow" w:cs="Aptos Narrow"/>
-                <w:color w:val="000000" w:themeColor="text1"/>
-                <w:sz w:val="20"/>
-                <w:szCs w:val="20"/>
-              </w:rPr>
-            </w:pPr>
-          </w:p>
-        </w:tc>
-        <w:tc>
-          <w:tcPr>
-            <w:tcW w:w="523" w:type="dxa"/>
-            <w:tcBorders>
-              <w:top w:val="single" w:sz="6" w:space="0" w:color="auto"/>
-              <w:left w:val="single" w:sz="12" w:space="0" w:color="auto"/>
-              <w:bottom w:val="single" w:sz="6" w:space="0" w:color="auto"/>
-              <w:right w:val="single" w:sz="6" w:space="0" w:color="auto"/>
-            </w:tcBorders>
-            <w:shd w:val="clear" w:color="auto" w:fill="FFFFFF" w:themeFill="background1"/>
-          </w:tcPr>
-          <w:p>
-            <w:pPr>
-              <w:jc w:val="center"/>
-              <w:rPr>
-                <w:rFonts w:ascii="Aptos Narrow" w:eastAsia="Aptos Narrow" w:hAnsi="Aptos Narrow" w:cs="Aptos Narrow"/>
-                <w:color w:val="000000" w:themeColor="text1"/>
-                <w:sz w:val="20"/>
-                <w:szCs w:val="20"/>
-              </w:rPr>
-            </w:pPr>
-          </w:p>
-        </w:tc>
-        <w:tc>
-          <w:tcPr>
-            <w:tcW w:w="523" w:type="dxa"/>
-            <w:tcBorders>
-              <w:top w:val="single" w:sz="6" w:space="0" w:color="auto"/>
-              <w:left w:val="single" w:sz="6" w:space="0" w:color="auto"/>
-              <w:bottom w:val="single" w:sz="6" w:space="0" w:color="auto"/>
-              <w:right w:val="single" w:sz="12" w:space="0" w:color="auto"/>
-            </w:tcBorders>
-            <w:shd w:val="clear" w:color="auto" w:fill="F2F2F2" w:themeFill="background1" w:themeFillShade="F2"/>
-          </w:tcPr>
-          <w:p>
-            <w:pPr>
-              <w:jc w:val="center"/>
-              <w:rPr>
-                <w:rFonts w:ascii="Aptos Narrow" w:eastAsia="Aptos Narrow" w:hAnsi="Aptos Narrow" w:cs="Aptos Narrow"/>
-                <w:color w:val="000000" w:themeColor="text1"/>
-                <w:sz w:val="20"/>
-                <w:szCs w:val="20"/>
-              </w:rPr>
-            </w:pPr>
-          </w:p>
-        </w:tc>
-        <w:tc>
-          <w:tcPr>
-            <w:tcW w:w="523" w:type="dxa"/>
-            <w:tcBorders>
-              <w:top w:val="single" w:sz="6" w:space="0" w:color="auto"/>
-              <w:left w:val="single" w:sz="12" w:space="0" w:color="auto"/>
-              <w:bottom w:val="single" w:sz="6" w:space="0" w:color="auto"/>
-              <w:right w:val="single" w:sz="12" w:space="0" w:color="auto"/>
-            </w:tcBorders>
-            <w:shd w:val="clear" w:color="auto" w:fill="FFFFFF" w:themeFill="background1"/>
           </w:tcPr>
           <w:p>
             <w:pPr>
@@ -19540,32 +17611,6 @@
         </w:trPr>
         <w:tc>
           <w:tcPr>
-            <w:tcW w:w="977" w:type="dxa"/>
-            <w:tcBorders>
-              <w:top w:val="nil"/>
-              <w:left w:val="nil"/>
-              <w:bottom w:val="nil"/>
-              <w:right w:val="single" w:sz="4" w:space="0" w:color="auto"/>
-            </w:tcBorders>
-            <w:tcMar>
-              <w:left w:w="105" w:type="dxa"/>
-              <w:right w:w="105" w:type="dxa"/>
-            </w:tcMar>
-          </w:tcPr>
-          <w:p>
-            <w:pPr>
-              <w:jc w:val="center"/>
-              <w:rPr>
-                <w:rFonts w:ascii="Aptos Narrow" w:eastAsia="Aptos Narrow" w:hAnsi="Aptos Narrow" w:cs="Aptos Narrow"/>
-                <w:color w:val="000000" w:themeColor="text1"/>
-                <w:sz w:val="20"/>
-                <w:szCs w:val="20"/>
-              </w:rPr>
-            </w:pPr>
-          </w:p>
-        </w:tc>
-        <w:tc>
-          <w:tcPr>
             <w:tcW w:w="523" w:type="dxa"/>
             <w:tcBorders>
               <w:left w:val="single" w:sz="4" w:space="0" w:color="auto"/>
@@ -19625,7 +17670,6 @@
             <w:tcBorders>
               <w:right w:val="single" w:sz="12" w:space="0" w:color="000000" w:themeColor="text1"/>
             </w:tcBorders>
-            <w:shd w:val="clear" w:color="auto" w:fill="FFFFFF" w:themeFill="background1"/>
             <w:tcMar>
               <w:left w:w="105" w:type="dxa"/>
               <w:right w:w="105" w:type="dxa"/>
@@ -19887,144 +17931,6 @@
               <w:right w:w="105" w:type="dxa"/>
             </w:tcMar>
             <w:vAlign w:val="center"/>
-          </w:tcPr>
-          <w:p>
-            <w:pPr>
-              <w:jc w:val="center"/>
-              <w:rPr>
-                <w:rFonts w:ascii="Aptos Narrow" w:eastAsia="Aptos Narrow" w:hAnsi="Aptos Narrow" w:cs="Aptos Narrow"/>
-                <w:color w:val="000000" w:themeColor="text1"/>
-                <w:sz w:val="20"/>
-                <w:szCs w:val="20"/>
-              </w:rPr>
-            </w:pPr>
-          </w:p>
-        </w:tc>
-        <w:tc>
-          <w:tcPr>
-            <w:tcW w:w="523" w:type="dxa"/>
-            <w:tcBorders>
-              <w:top w:val="single" w:sz="6" w:space="0" w:color="auto"/>
-              <w:left w:val="single" w:sz="12" w:space="0" w:color="auto"/>
-              <w:bottom w:val="single" w:sz="6" w:space="0" w:color="auto"/>
-              <w:right w:val="single" w:sz="6" w:space="0" w:color="auto"/>
-            </w:tcBorders>
-            <w:shd w:val="clear" w:color="auto" w:fill="F2F2F2" w:themeFill="background1" w:themeFillShade="F2"/>
-          </w:tcPr>
-          <w:p>
-            <w:pPr>
-              <w:jc w:val="center"/>
-              <w:rPr>
-                <w:rFonts w:ascii="Aptos Narrow" w:eastAsia="Aptos Narrow" w:hAnsi="Aptos Narrow" w:cs="Aptos Narrow"/>
-                <w:color w:val="000000" w:themeColor="text1"/>
-                <w:sz w:val="20"/>
-                <w:szCs w:val="20"/>
-              </w:rPr>
-            </w:pPr>
-          </w:p>
-        </w:tc>
-        <w:tc>
-          <w:tcPr>
-            <w:tcW w:w="523" w:type="dxa"/>
-            <w:tcBorders>
-              <w:top w:val="single" w:sz="6" w:space="0" w:color="auto"/>
-              <w:left w:val="single" w:sz="6" w:space="0" w:color="auto"/>
-              <w:bottom w:val="single" w:sz="6" w:space="0" w:color="auto"/>
-              <w:right w:val="single" w:sz="12" w:space="0" w:color="auto"/>
-            </w:tcBorders>
-            <w:shd w:val="clear" w:color="auto" w:fill="FFFFFF" w:themeFill="background1"/>
-          </w:tcPr>
-          <w:p>
-            <w:pPr>
-              <w:jc w:val="center"/>
-              <w:rPr>
-                <w:rFonts w:ascii="Aptos Narrow" w:eastAsia="Aptos Narrow" w:hAnsi="Aptos Narrow" w:cs="Aptos Narrow"/>
-                <w:color w:val="000000" w:themeColor="text1"/>
-                <w:sz w:val="20"/>
-                <w:szCs w:val="20"/>
-              </w:rPr>
-            </w:pPr>
-          </w:p>
-        </w:tc>
-        <w:tc>
-          <w:tcPr>
-            <w:tcW w:w="523" w:type="dxa"/>
-            <w:tcBorders>
-              <w:top w:val="single" w:sz="6" w:space="0" w:color="auto"/>
-              <w:left w:val="single" w:sz="12" w:space="0" w:color="auto"/>
-              <w:bottom w:val="single" w:sz="6" w:space="0" w:color="auto"/>
-              <w:right w:val="single" w:sz="12" w:space="0" w:color="auto"/>
-            </w:tcBorders>
-            <w:shd w:val="clear" w:color="auto" w:fill="FFFFFF" w:themeFill="background1"/>
-          </w:tcPr>
-          <w:p>
-            <w:pPr>
-              <w:jc w:val="center"/>
-              <w:rPr>
-                <w:rFonts w:ascii="Aptos Narrow" w:eastAsia="Aptos Narrow" w:hAnsi="Aptos Narrow" w:cs="Aptos Narrow"/>
-                <w:color w:val="000000" w:themeColor="text1"/>
-                <w:sz w:val="20"/>
-                <w:szCs w:val="20"/>
-              </w:rPr>
-            </w:pPr>
-          </w:p>
-        </w:tc>
-        <w:tc>
-          <w:tcPr>
-            <w:tcW w:w="523" w:type="dxa"/>
-            <w:tcBorders>
-              <w:top w:val="single" w:sz="6" w:space="0" w:color="auto"/>
-              <w:left w:val="single" w:sz="12" w:space="0" w:color="auto"/>
-              <w:bottom w:val="single" w:sz="6" w:space="0" w:color="auto"/>
-              <w:right w:val="single" w:sz="6" w:space="0" w:color="auto"/>
-            </w:tcBorders>
-            <w:shd w:val="clear" w:color="auto" w:fill="F2F2F2" w:themeFill="background1" w:themeFillShade="F2"/>
-          </w:tcPr>
-          <w:p>
-            <w:pPr>
-              <w:jc w:val="center"/>
-              <w:rPr>
-                <w:rFonts w:ascii="Aptos Narrow" w:eastAsia="Aptos Narrow" w:hAnsi="Aptos Narrow" w:cs="Aptos Narrow"/>
-                <w:color w:val="000000" w:themeColor="text1"/>
-                <w:sz w:val="20"/>
-                <w:szCs w:val="20"/>
-              </w:rPr>
-            </w:pPr>
-          </w:p>
-        </w:tc>
-        <w:tc>
-          <w:tcPr>
-            <w:tcW w:w="523" w:type="dxa"/>
-            <w:tcBorders>
-              <w:top w:val="single" w:sz="6" w:space="0" w:color="auto"/>
-              <w:left w:val="single" w:sz="6" w:space="0" w:color="auto"/>
-              <w:bottom w:val="single" w:sz="6" w:space="0" w:color="auto"/>
-              <w:right w:val="single" w:sz="12" w:space="0" w:color="auto"/>
-            </w:tcBorders>
-            <w:shd w:val="clear" w:color="auto" w:fill="FFFFFF" w:themeFill="background1"/>
-          </w:tcPr>
-          <w:p>
-            <w:pPr>
-              <w:jc w:val="center"/>
-              <w:rPr>
-                <w:rFonts w:ascii="Aptos Narrow" w:eastAsia="Aptos Narrow" w:hAnsi="Aptos Narrow" w:cs="Aptos Narrow"/>
-                <w:color w:val="000000" w:themeColor="text1"/>
-                <w:sz w:val="20"/>
-                <w:szCs w:val="20"/>
-              </w:rPr>
-            </w:pPr>
-          </w:p>
-        </w:tc>
-        <w:tc>
-          <w:tcPr>
-            <w:tcW w:w="523" w:type="dxa"/>
-            <w:tcBorders>
-              <w:top w:val="single" w:sz="6" w:space="0" w:color="auto"/>
-              <w:left w:val="single" w:sz="12" w:space="0" w:color="auto"/>
-              <w:bottom w:val="single" w:sz="6" w:space="0" w:color="auto"/>
-              <w:right w:val="single" w:sz="12" w:space="0" w:color="auto"/>
-            </w:tcBorders>
-            <w:shd w:val="clear" w:color="auto" w:fill="FFFFFF" w:themeFill="background1"/>
           </w:tcPr>
           <w:p>
             <w:pPr>
@@ -20045,32 +17951,6 @@
         </w:trPr>
         <w:tc>
           <w:tcPr>
-            <w:tcW w:w="977" w:type="dxa"/>
-            <w:tcBorders>
-              <w:top w:val="nil"/>
-              <w:left w:val="nil"/>
-              <w:bottom w:val="nil"/>
-              <w:right w:val="single" w:sz="4" w:space="0" w:color="auto"/>
-            </w:tcBorders>
-            <w:tcMar>
-              <w:left w:w="105" w:type="dxa"/>
-              <w:right w:w="105" w:type="dxa"/>
-            </w:tcMar>
-          </w:tcPr>
-          <w:p>
-            <w:pPr>
-              <w:jc w:val="center"/>
-              <w:rPr>
-                <w:rFonts w:ascii="Aptos Narrow" w:eastAsia="Aptos Narrow" w:hAnsi="Aptos Narrow" w:cs="Aptos Narrow"/>
-                <w:color w:val="000000" w:themeColor="text1"/>
-                <w:sz w:val="20"/>
-                <w:szCs w:val="20"/>
-              </w:rPr>
-            </w:pPr>
-          </w:p>
-        </w:tc>
-        <w:tc>
-          <w:tcPr>
             <w:tcW w:w="523" w:type="dxa"/>
             <w:tcBorders>
               <w:left w:val="single" w:sz="4" w:space="0" w:color="auto"/>
@@ -20392,144 +18272,6 @@
               <w:right w:w="105" w:type="dxa"/>
             </w:tcMar>
             <w:vAlign w:val="center"/>
-          </w:tcPr>
-          <w:p>
-            <w:pPr>
-              <w:jc w:val="center"/>
-              <w:rPr>
-                <w:rFonts w:ascii="Aptos Narrow" w:eastAsia="Aptos Narrow" w:hAnsi="Aptos Narrow" w:cs="Aptos Narrow"/>
-                <w:color w:val="000000" w:themeColor="text1"/>
-                <w:sz w:val="20"/>
-                <w:szCs w:val="20"/>
-              </w:rPr>
-            </w:pPr>
-          </w:p>
-        </w:tc>
-        <w:tc>
-          <w:tcPr>
-            <w:tcW w:w="523" w:type="dxa"/>
-            <w:tcBorders>
-              <w:top w:val="single" w:sz="6" w:space="0" w:color="auto"/>
-              <w:left w:val="single" w:sz="12" w:space="0" w:color="auto"/>
-              <w:bottom w:val="single" w:sz="6" w:space="0" w:color="auto"/>
-              <w:right w:val="single" w:sz="6" w:space="0" w:color="auto"/>
-            </w:tcBorders>
-            <w:shd w:val="clear" w:color="auto" w:fill="FFFFFF" w:themeFill="background1"/>
-          </w:tcPr>
-          <w:p>
-            <w:pPr>
-              <w:jc w:val="center"/>
-              <w:rPr>
-                <w:rFonts w:ascii="Aptos Narrow" w:eastAsia="Aptos Narrow" w:hAnsi="Aptos Narrow" w:cs="Aptos Narrow"/>
-                <w:color w:val="000000" w:themeColor="text1"/>
-                <w:sz w:val="20"/>
-                <w:szCs w:val="20"/>
-              </w:rPr>
-            </w:pPr>
-          </w:p>
-        </w:tc>
-        <w:tc>
-          <w:tcPr>
-            <w:tcW w:w="523" w:type="dxa"/>
-            <w:tcBorders>
-              <w:top w:val="single" w:sz="6" w:space="0" w:color="auto"/>
-              <w:left w:val="single" w:sz="6" w:space="0" w:color="auto"/>
-              <w:bottom w:val="single" w:sz="6" w:space="0" w:color="auto"/>
-              <w:right w:val="single" w:sz="12" w:space="0" w:color="auto"/>
-            </w:tcBorders>
-            <w:shd w:val="clear" w:color="auto" w:fill="F2F2F2" w:themeFill="background1" w:themeFillShade="F2"/>
-          </w:tcPr>
-          <w:p>
-            <w:pPr>
-              <w:jc w:val="center"/>
-              <w:rPr>
-                <w:rFonts w:ascii="Aptos Narrow" w:eastAsia="Aptos Narrow" w:hAnsi="Aptos Narrow" w:cs="Aptos Narrow"/>
-                <w:color w:val="000000" w:themeColor="text1"/>
-                <w:sz w:val="20"/>
-                <w:szCs w:val="20"/>
-              </w:rPr>
-            </w:pPr>
-          </w:p>
-        </w:tc>
-        <w:tc>
-          <w:tcPr>
-            <w:tcW w:w="523" w:type="dxa"/>
-            <w:tcBorders>
-              <w:top w:val="single" w:sz="6" w:space="0" w:color="auto"/>
-              <w:left w:val="single" w:sz="12" w:space="0" w:color="auto"/>
-              <w:bottom w:val="single" w:sz="6" w:space="0" w:color="auto"/>
-              <w:right w:val="single" w:sz="12" w:space="0" w:color="auto"/>
-            </w:tcBorders>
-            <w:shd w:val="clear" w:color="auto" w:fill="FFFFFF" w:themeFill="background1"/>
-          </w:tcPr>
-          <w:p>
-            <w:pPr>
-              <w:jc w:val="center"/>
-              <w:rPr>
-                <w:rFonts w:ascii="Aptos Narrow" w:eastAsia="Aptos Narrow" w:hAnsi="Aptos Narrow" w:cs="Aptos Narrow"/>
-                <w:color w:val="000000" w:themeColor="text1"/>
-                <w:sz w:val="20"/>
-                <w:szCs w:val="20"/>
-              </w:rPr>
-            </w:pPr>
-          </w:p>
-        </w:tc>
-        <w:tc>
-          <w:tcPr>
-            <w:tcW w:w="523" w:type="dxa"/>
-            <w:tcBorders>
-              <w:top w:val="single" w:sz="6" w:space="0" w:color="auto"/>
-              <w:left w:val="single" w:sz="12" w:space="0" w:color="auto"/>
-              <w:bottom w:val="single" w:sz="6" w:space="0" w:color="auto"/>
-              <w:right w:val="single" w:sz="6" w:space="0" w:color="auto"/>
-            </w:tcBorders>
-            <w:shd w:val="clear" w:color="auto" w:fill="FFFFFF" w:themeFill="background1"/>
-          </w:tcPr>
-          <w:p>
-            <w:pPr>
-              <w:jc w:val="center"/>
-              <w:rPr>
-                <w:rFonts w:ascii="Aptos Narrow" w:eastAsia="Aptos Narrow" w:hAnsi="Aptos Narrow" w:cs="Aptos Narrow"/>
-                <w:color w:val="000000" w:themeColor="text1"/>
-                <w:sz w:val="20"/>
-                <w:szCs w:val="20"/>
-              </w:rPr>
-            </w:pPr>
-          </w:p>
-        </w:tc>
-        <w:tc>
-          <w:tcPr>
-            <w:tcW w:w="523" w:type="dxa"/>
-            <w:tcBorders>
-              <w:top w:val="single" w:sz="6" w:space="0" w:color="auto"/>
-              <w:left w:val="single" w:sz="6" w:space="0" w:color="auto"/>
-              <w:bottom w:val="single" w:sz="6" w:space="0" w:color="auto"/>
-              <w:right w:val="single" w:sz="12" w:space="0" w:color="auto"/>
-            </w:tcBorders>
-            <w:shd w:val="clear" w:color="auto" w:fill="F2F2F2" w:themeFill="background1" w:themeFillShade="F2"/>
-          </w:tcPr>
-          <w:p>
-            <w:pPr>
-              <w:jc w:val="center"/>
-              <w:rPr>
-                <w:rFonts w:ascii="Aptos Narrow" w:eastAsia="Aptos Narrow" w:hAnsi="Aptos Narrow" w:cs="Aptos Narrow"/>
-                <w:color w:val="000000" w:themeColor="text1"/>
-                <w:sz w:val="20"/>
-                <w:szCs w:val="20"/>
-              </w:rPr>
-            </w:pPr>
-          </w:p>
-        </w:tc>
-        <w:tc>
-          <w:tcPr>
-            <w:tcW w:w="523" w:type="dxa"/>
-            <w:tcBorders>
-              <w:top w:val="single" w:sz="6" w:space="0" w:color="auto"/>
-              <w:left w:val="single" w:sz="12" w:space="0" w:color="auto"/>
-              <w:bottom w:val="single" w:sz="6" w:space="0" w:color="auto"/>
-              <w:right w:val="single" w:sz="12" w:space="0" w:color="auto"/>
-            </w:tcBorders>
-            <w:shd w:val="clear" w:color="auto" w:fill="FFFFFF" w:themeFill="background1"/>
           </w:tcPr>
           <w:p>
             <w:pPr>
@@ -20550,32 +18292,6 @@
         </w:trPr>
         <w:tc>
           <w:tcPr>
-            <w:tcW w:w="977" w:type="dxa"/>
-            <w:tcBorders>
-              <w:top w:val="nil"/>
-              <w:left w:val="nil"/>
-              <w:bottom w:val="nil"/>
-              <w:right w:val="single" w:sz="4" w:space="0" w:color="auto"/>
-            </w:tcBorders>
-            <w:tcMar>
-              <w:left w:w="105" w:type="dxa"/>
-              <w:right w:w="105" w:type="dxa"/>
-            </w:tcMar>
-          </w:tcPr>
-          <w:p>
-            <w:pPr>
-              <w:jc w:val="center"/>
-              <w:rPr>
-                <w:rFonts w:ascii="Aptos Narrow" w:eastAsia="Aptos Narrow" w:hAnsi="Aptos Narrow" w:cs="Aptos Narrow"/>
-                <w:color w:val="000000" w:themeColor="text1"/>
-                <w:sz w:val="20"/>
-                <w:szCs w:val="20"/>
-              </w:rPr>
-            </w:pPr>
-          </w:p>
-        </w:tc>
-        <w:tc>
-          <w:tcPr>
             <w:tcW w:w="523" w:type="dxa"/>
             <w:tcBorders>
               <w:left w:val="single" w:sz="4" w:space="0" w:color="auto"/>
@@ -20635,7 +18351,6 @@
             <w:tcBorders>
               <w:right w:val="single" w:sz="12" w:space="0" w:color="000000" w:themeColor="text1"/>
             </w:tcBorders>
-            <w:shd w:val="clear" w:color="auto" w:fill="FFFFFF" w:themeFill="background1"/>
             <w:tcMar>
               <w:left w:w="105" w:type="dxa"/>
               <w:right w:w="105" w:type="dxa"/>
@@ -20897,144 +18612,6 @@
               <w:right w:w="105" w:type="dxa"/>
             </w:tcMar>
             <w:vAlign w:val="center"/>
-          </w:tcPr>
-          <w:p>
-            <w:pPr>
-              <w:jc w:val="center"/>
-              <w:rPr>
-                <w:rFonts w:ascii="Aptos Narrow" w:eastAsia="Aptos Narrow" w:hAnsi="Aptos Narrow" w:cs="Aptos Narrow"/>
-                <w:color w:val="000000" w:themeColor="text1"/>
-                <w:sz w:val="20"/>
-                <w:szCs w:val="20"/>
-              </w:rPr>
-            </w:pPr>
-          </w:p>
-        </w:tc>
-        <w:tc>
-          <w:tcPr>
-            <w:tcW w:w="523" w:type="dxa"/>
-            <w:tcBorders>
-              <w:top w:val="single" w:sz="6" w:space="0" w:color="auto"/>
-              <w:left w:val="single" w:sz="12" w:space="0" w:color="auto"/>
-              <w:bottom w:val="single" w:sz="6" w:space="0" w:color="auto"/>
-              <w:right w:val="single" w:sz="6" w:space="0" w:color="auto"/>
-            </w:tcBorders>
-            <w:shd w:val="clear" w:color="auto" w:fill="F2F2F2" w:themeFill="background1" w:themeFillShade="F2"/>
-          </w:tcPr>
-          <w:p>
-            <w:pPr>
-              <w:jc w:val="center"/>
-              <w:rPr>
-                <w:rFonts w:ascii="Aptos Narrow" w:eastAsia="Aptos Narrow" w:hAnsi="Aptos Narrow" w:cs="Aptos Narrow"/>
-                <w:color w:val="000000" w:themeColor="text1"/>
-                <w:sz w:val="20"/>
-                <w:szCs w:val="20"/>
-              </w:rPr>
-            </w:pPr>
-          </w:p>
-        </w:tc>
-        <w:tc>
-          <w:tcPr>
-            <w:tcW w:w="523" w:type="dxa"/>
-            <w:tcBorders>
-              <w:top w:val="single" w:sz="6" w:space="0" w:color="auto"/>
-              <w:left w:val="single" w:sz="6" w:space="0" w:color="auto"/>
-              <w:bottom w:val="single" w:sz="6" w:space="0" w:color="auto"/>
-              <w:right w:val="single" w:sz="12" w:space="0" w:color="auto"/>
-            </w:tcBorders>
-            <w:shd w:val="clear" w:color="auto" w:fill="FFFFFF" w:themeFill="background1"/>
-          </w:tcPr>
-          <w:p>
-            <w:pPr>
-              <w:jc w:val="center"/>
-              <w:rPr>
-                <w:rFonts w:ascii="Aptos Narrow" w:eastAsia="Aptos Narrow" w:hAnsi="Aptos Narrow" w:cs="Aptos Narrow"/>
-                <w:color w:val="000000" w:themeColor="text1"/>
-                <w:sz w:val="20"/>
-                <w:szCs w:val="20"/>
-              </w:rPr>
-            </w:pPr>
-          </w:p>
-        </w:tc>
-        <w:tc>
-          <w:tcPr>
-            <w:tcW w:w="523" w:type="dxa"/>
-            <w:tcBorders>
-              <w:top w:val="single" w:sz="6" w:space="0" w:color="auto"/>
-              <w:left w:val="single" w:sz="12" w:space="0" w:color="auto"/>
-              <w:bottom w:val="single" w:sz="6" w:space="0" w:color="auto"/>
-              <w:right w:val="single" w:sz="12" w:space="0" w:color="auto"/>
-            </w:tcBorders>
-            <w:shd w:val="clear" w:color="auto" w:fill="FFFFFF" w:themeFill="background1"/>
-          </w:tcPr>
-          <w:p>
-            <w:pPr>
-              <w:jc w:val="center"/>
-              <w:rPr>
-                <w:rFonts w:ascii="Aptos Narrow" w:eastAsia="Aptos Narrow" w:hAnsi="Aptos Narrow" w:cs="Aptos Narrow"/>
-                <w:color w:val="000000" w:themeColor="text1"/>
-                <w:sz w:val="20"/>
-                <w:szCs w:val="20"/>
-              </w:rPr>
-            </w:pPr>
-          </w:p>
-        </w:tc>
-        <w:tc>
-          <w:tcPr>
-            <w:tcW w:w="523" w:type="dxa"/>
-            <w:tcBorders>
-              <w:top w:val="single" w:sz="6" w:space="0" w:color="auto"/>
-              <w:left w:val="single" w:sz="12" w:space="0" w:color="auto"/>
-              <w:bottom w:val="single" w:sz="6" w:space="0" w:color="auto"/>
-              <w:right w:val="single" w:sz="6" w:space="0" w:color="auto"/>
-            </w:tcBorders>
-            <w:shd w:val="clear" w:color="auto" w:fill="F2F2F2" w:themeFill="background1" w:themeFillShade="F2"/>
-          </w:tcPr>
-          <w:p>
-            <w:pPr>
-              <w:jc w:val="center"/>
-              <w:rPr>
-                <w:rFonts w:ascii="Aptos Narrow" w:eastAsia="Aptos Narrow" w:hAnsi="Aptos Narrow" w:cs="Aptos Narrow"/>
-                <w:color w:val="000000" w:themeColor="text1"/>
-                <w:sz w:val="20"/>
-                <w:szCs w:val="20"/>
-              </w:rPr>
-            </w:pPr>
-          </w:p>
-        </w:tc>
-        <w:tc>
-          <w:tcPr>
-            <w:tcW w:w="523" w:type="dxa"/>
-            <w:tcBorders>
-              <w:top w:val="single" w:sz="6" w:space="0" w:color="auto"/>
-              <w:left w:val="single" w:sz="6" w:space="0" w:color="auto"/>
-              <w:bottom w:val="single" w:sz="6" w:space="0" w:color="auto"/>
-              <w:right w:val="single" w:sz="12" w:space="0" w:color="auto"/>
-            </w:tcBorders>
-            <w:shd w:val="clear" w:color="auto" w:fill="FFFFFF" w:themeFill="background1"/>
-          </w:tcPr>
-          <w:p>
-            <w:pPr>
-              <w:jc w:val="center"/>
-              <w:rPr>
-                <w:rFonts w:ascii="Aptos Narrow" w:eastAsia="Aptos Narrow" w:hAnsi="Aptos Narrow" w:cs="Aptos Narrow"/>
-                <w:color w:val="000000" w:themeColor="text1"/>
-                <w:sz w:val="20"/>
-                <w:szCs w:val="20"/>
-              </w:rPr>
-            </w:pPr>
-          </w:p>
-        </w:tc>
-        <w:tc>
-          <w:tcPr>
-            <w:tcW w:w="523" w:type="dxa"/>
-            <w:tcBorders>
-              <w:top w:val="single" w:sz="6" w:space="0" w:color="auto"/>
-              <w:left w:val="single" w:sz="12" w:space="0" w:color="auto"/>
-              <w:bottom w:val="single" w:sz="6" w:space="0" w:color="auto"/>
-              <w:right w:val="single" w:sz="12" w:space="0" w:color="auto"/>
-            </w:tcBorders>
-            <w:shd w:val="clear" w:color="auto" w:fill="FFFFFF" w:themeFill="background1"/>
           </w:tcPr>
           <w:p>
             <w:pPr>
@@ -21055,32 +18632,6 @@
         </w:trPr>
         <w:tc>
           <w:tcPr>
-            <w:tcW w:w="977" w:type="dxa"/>
-            <w:tcBorders>
-              <w:top w:val="nil"/>
-              <w:left w:val="nil"/>
-              <w:bottom w:val="nil"/>
-              <w:right w:val="single" w:sz="4" w:space="0" w:color="auto"/>
-            </w:tcBorders>
-            <w:tcMar>
-              <w:left w:w="105" w:type="dxa"/>
-              <w:right w:w="105" w:type="dxa"/>
-            </w:tcMar>
-          </w:tcPr>
-          <w:p>
-            <w:pPr>
-              <w:jc w:val="center"/>
-              <w:rPr>
-                <w:rFonts w:ascii="Aptos Narrow" w:eastAsia="Aptos Narrow" w:hAnsi="Aptos Narrow" w:cs="Aptos Narrow"/>
-                <w:color w:val="000000" w:themeColor="text1"/>
-                <w:sz w:val="20"/>
-                <w:szCs w:val="20"/>
-              </w:rPr>
-            </w:pPr>
-          </w:p>
-        </w:tc>
-        <w:tc>
-          <w:tcPr>
             <w:tcW w:w="523" w:type="dxa"/>
             <w:tcBorders>
               <w:left w:val="single" w:sz="4" w:space="0" w:color="auto"/>
@@ -21402,144 +18953,6 @@
               <w:right w:w="105" w:type="dxa"/>
             </w:tcMar>
             <w:vAlign w:val="center"/>
-          </w:tcPr>
-          <w:p>
-            <w:pPr>
-              <w:jc w:val="center"/>
-              <w:rPr>
-                <w:rFonts w:ascii="Aptos Narrow" w:eastAsia="Aptos Narrow" w:hAnsi="Aptos Narrow" w:cs="Aptos Narrow"/>
-                <w:color w:val="000000" w:themeColor="text1"/>
-                <w:sz w:val="20"/>
-                <w:szCs w:val="20"/>
-              </w:rPr>
-            </w:pPr>
-          </w:p>
-        </w:tc>
-        <w:tc>
-          <w:tcPr>
-            <w:tcW w:w="523" w:type="dxa"/>
-            <w:tcBorders>
-              <w:top w:val="single" w:sz="6" w:space="0" w:color="auto"/>
-              <w:left w:val="single" w:sz="12" w:space="0" w:color="auto"/>
-              <w:bottom w:val="single" w:sz="6" w:space="0" w:color="auto"/>
-              <w:right w:val="single" w:sz="6" w:space="0" w:color="auto"/>
-            </w:tcBorders>
-            <w:shd w:val="clear" w:color="auto" w:fill="FFFFFF" w:themeFill="background1"/>
-          </w:tcPr>
-          <w:p>
-            <w:pPr>
-              <w:jc w:val="center"/>
-              <w:rPr>
-                <w:rFonts w:ascii="Aptos Narrow" w:eastAsia="Aptos Narrow" w:hAnsi="Aptos Narrow" w:cs="Aptos Narrow"/>
-                <w:color w:val="000000" w:themeColor="text1"/>
-                <w:sz w:val="20"/>
-                <w:szCs w:val="20"/>
-              </w:rPr>
-            </w:pPr>
-          </w:p>
-        </w:tc>
-        <w:tc>
-          <w:tcPr>
-            <w:tcW w:w="523" w:type="dxa"/>
-            <w:tcBorders>
-              <w:top w:val="single" w:sz="6" w:space="0" w:color="auto"/>
-              <w:left w:val="single" w:sz="6" w:space="0" w:color="auto"/>
-              <w:bottom w:val="single" w:sz="6" w:space="0" w:color="auto"/>
-              <w:right w:val="single" w:sz="12" w:space="0" w:color="auto"/>
-            </w:tcBorders>
-            <w:shd w:val="clear" w:color="auto" w:fill="F2F2F2" w:themeFill="background1" w:themeFillShade="F2"/>
-          </w:tcPr>
-          <w:p>
-            <w:pPr>
-              <w:jc w:val="center"/>
-              <w:rPr>
-                <w:rFonts w:ascii="Aptos Narrow" w:eastAsia="Aptos Narrow" w:hAnsi="Aptos Narrow" w:cs="Aptos Narrow"/>
-                <w:color w:val="000000" w:themeColor="text1"/>
-                <w:sz w:val="20"/>
-                <w:szCs w:val="20"/>
-              </w:rPr>
-            </w:pPr>
-          </w:p>
-        </w:tc>
-        <w:tc>
-          <w:tcPr>
-            <w:tcW w:w="523" w:type="dxa"/>
-            <w:tcBorders>
-              <w:top w:val="single" w:sz="6" w:space="0" w:color="auto"/>
-              <w:left w:val="single" w:sz="12" w:space="0" w:color="auto"/>
-              <w:bottom w:val="single" w:sz="6" w:space="0" w:color="auto"/>
-              <w:right w:val="single" w:sz="12" w:space="0" w:color="auto"/>
-            </w:tcBorders>
-            <w:shd w:val="clear" w:color="auto" w:fill="FFFFFF" w:themeFill="background1"/>
-          </w:tcPr>
-          <w:p>
-            <w:pPr>
-              <w:jc w:val="center"/>
-              <w:rPr>
-                <w:rFonts w:ascii="Aptos Narrow" w:eastAsia="Aptos Narrow" w:hAnsi="Aptos Narrow" w:cs="Aptos Narrow"/>
-                <w:color w:val="000000" w:themeColor="text1"/>
-                <w:sz w:val="20"/>
-                <w:szCs w:val="20"/>
-              </w:rPr>
-            </w:pPr>
-          </w:p>
-        </w:tc>
-        <w:tc>
-          <w:tcPr>
-            <w:tcW w:w="523" w:type="dxa"/>
-            <w:tcBorders>
-              <w:top w:val="single" w:sz="6" w:space="0" w:color="auto"/>
-              <w:left w:val="single" w:sz="12" w:space="0" w:color="auto"/>
-              <w:bottom w:val="single" w:sz="6" w:space="0" w:color="auto"/>
-              <w:right w:val="single" w:sz="6" w:space="0" w:color="auto"/>
-            </w:tcBorders>
-            <w:shd w:val="clear" w:color="auto" w:fill="FFFFFF" w:themeFill="background1"/>
-          </w:tcPr>
-          <w:p>
-            <w:pPr>
-              <w:jc w:val="center"/>
-              <w:rPr>
-                <w:rFonts w:ascii="Aptos Narrow" w:eastAsia="Aptos Narrow" w:hAnsi="Aptos Narrow" w:cs="Aptos Narrow"/>
-                <w:color w:val="000000" w:themeColor="text1"/>
-                <w:sz w:val="20"/>
-                <w:szCs w:val="20"/>
-              </w:rPr>
-            </w:pPr>
-          </w:p>
-        </w:tc>
-        <w:tc>
-          <w:tcPr>
-            <w:tcW w:w="523" w:type="dxa"/>
-            <w:tcBorders>
-              <w:top w:val="single" w:sz="6" w:space="0" w:color="auto"/>
-              <w:left w:val="single" w:sz="6" w:space="0" w:color="auto"/>
-              <w:bottom w:val="single" w:sz="6" w:space="0" w:color="auto"/>
-              <w:right w:val="single" w:sz="12" w:space="0" w:color="auto"/>
-            </w:tcBorders>
-            <w:shd w:val="clear" w:color="auto" w:fill="F2F2F2" w:themeFill="background1" w:themeFillShade="F2"/>
-          </w:tcPr>
-          <w:p>
-            <w:pPr>
-              <w:jc w:val="center"/>
-              <w:rPr>
-                <w:rFonts w:ascii="Aptos Narrow" w:eastAsia="Aptos Narrow" w:hAnsi="Aptos Narrow" w:cs="Aptos Narrow"/>
-                <w:color w:val="000000" w:themeColor="text1"/>
-                <w:sz w:val="20"/>
-                <w:szCs w:val="20"/>
-              </w:rPr>
-            </w:pPr>
-          </w:p>
-        </w:tc>
-        <w:tc>
-          <w:tcPr>
-            <w:tcW w:w="523" w:type="dxa"/>
-            <w:tcBorders>
-              <w:top w:val="single" w:sz="6" w:space="0" w:color="auto"/>
-              <w:left w:val="single" w:sz="12" w:space="0" w:color="auto"/>
-              <w:bottom w:val="single" w:sz="6" w:space="0" w:color="auto"/>
-              <w:right w:val="single" w:sz="12" w:space="0" w:color="auto"/>
-            </w:tcBorders>
-            <w:shd w:val="clear" w:color="auto" w:fill="FFFFFF" w:themeFill="background1"/>
           </w:tcPr>
           <w:p>
             <w:pPr>
@@ -21560,32 +18973,6 @@
         </w:trPr>
         <w:tc>
           <w:tcPr>
-            <w:tcW w:w="977" w:type="dxa"/>
-            <w:tcBorders>
-              <w:top w:val="nil"/>
-              <w:left w:val="nil"/>
-              <w:bottom w:val="nil"/>
-              <w:right w:val="single" w:sz="4" w:space="0" w:color="auto"/>
-            </w:tcBorders>
-            <w:tcMar>
-              <w:left w:w="105" w:type="dxa"/>
-              <w:right w:w="105" w:type="dxa"/>
-            </w:tcMar>
-          </w:tcPr>
-          <w:p>
-            <w:pPr>
-              <w:jc w:val="center"/>
-              <w:rPr>
-                <w:rFonts w:ascii="Aptos Narrow" w:eastAsia="Aptos Narrow" w:hAnsi="Aptos Narrow" w:cs="Aptos Narrow"/>
-                <w:color w:val="000000" w:themeColor="text1"/>
-                <w:sz w:val="20"/>
-                <w:szCs w:val="20"/>
-              </w:rPr>
-            </w:pPr>
-          </w:p>
-        </w:tc>
-        <w:tc>
-          <w:tcPr>
             <w:tcW w:w="523" w:type="dxa"/>
             <w:tcBorders>
               <w:left w:val="single" w:sz="4" w:space="0" w:color="auto"/>
@@ -21645,7 +19032,6 @@
             <w:tcBorders>
               <w:right w:val="single" w:sz="12" w:space="0" w:color="000000" w:themeColor="text1"/>
             </w:tcBorders>
-            <w:shd w:val="clear" w:color="auto" w:fill="FFFFFF" w:themeFill="background1"/>
             <w:tcMar>
               <w:left w:w="105" w:type="dxa"/>
               <w:right w:w="105" w:type="dxa"/>
@@ -21907,144 +19293,6 @@
               <w:right w:w="105" w:type="dxa"/>
             </w:tcMar>
             <w:vAlign w:val="center"/>
-          </w:tcPr>
-          <w:p>
-            <w:pPr>
-              <w:jc w:val="center"/>
-              <w:rPr>
-                <w:rFonts w:ascii="Aptos Narrow" w:eastAsia="Aptos Narrow" w:hAnsi="Aptos Narrow" w:cs="Aptos Narrow"/>
-                <w:color w:val="000000" w:themeColor="text1"/>
-                <w:sz w:val="20"/>
-                <w:szCs w:val="20"/>
-              </w:rPr>
-            </w:pPr>
-          </w:p>
-        </w:tc>
-        <w:tc>
-          <w:tcPr>
-            <w:tcW w:w="523" w:type="dxa"/>
-            <w:tcBorders>
-              <w:top w:val="single" w:sz="6" w:space="0" w:color="auto"/>
-              <w:left w:val="single" w:sz="12" w:space="0" w:color="auto"/>
-              <w:bottom w:val="single" w:sz="6" w:space="0" w:color="auto"/>
-              <w:right w:val="single" w:sz="6" w:space="0" w:color="auto"/>
-            </w:tcBorders>
-            <w:shd w:val="clear" w:color="auto" w:fill="F2F2F2" w:themeFill="background1" w:themeFillShade="F2"/>
-          </w:tcPr>
-          <w:p>
-            <w:pPr>
-              <w:jc w:val="center"/>
-              <w:rPr>
-                <w:rFonts w:ascii="Aptos Narrow" w:eastAsia="Aptos Narrow" w:hAnsi="Aptos Narrow" w:cs="Aptos Narrow"/>
-                <w:color w:val="000000" w:themeColor="text1"/>
-                <w:sz w:val="20"/>
-                <w:szCs w:val="20"/>
-              </w:rPr>
-            </w:pPr>
-          </w:p>
-        </w:tc>
-        <w:tc>
-          <w:tcPr>
-            <w:tcW w:w="523" w:type="dxa"/>
-            <w:tcBorders>
-              <w:top w:val="single" w:sz="6" w:space="0" w:color="auto"/>
-              <w:left w:val="single" w:sz="6" w:space="0" w:color="auto"/>
-              <w:bottom w:val="single" w:sz="6" w:space="0" w:color="auto"/>
-              <w:right w:val="single" w:sz="12" w:space="0" w:color="auto"/>
-            </w:tcBorders>
-            <w:shd w:val="clear" w:color="auto" w:fill="FFFFFF" w:themeFill="background1"/>
-          </w:tcPr>
-          <w:p>
-            <w:pPr>
-              <w:jc w:val="center"/>
-              <w:rPr>
-                <w:rFonts w:ascii="Aptos Narrow" w:eastAsia="Aptos Narrow" w:hAnsi="Aptos Narrow" w:cs="Aptos Narrow"/>
-                <w:color w:val="000000" w:themeColor="text1"/>
-                <w:sz w:val="20"/>
-                <w:szCs w:val="20"/>
-              </w:rPr>
-            </w:pPr>
-          </w:p>
-        </w:tc>
-        <w:tc>
-          <w:tcPr>
-            <w:tcW w:w="523" w:type="dxa"/>
-            <w:tcBorders>
-              <w:top w:val="single" w:sz="6" w:space="0" w:color="auto"/>
-              <w:left w:val="single" w:sz="12" w:space="0" w:color="auto"/>
-              <w:bottom w:val="single" w:sz="6" w:space="0" w:color="auto"/>
-              <w:right w:val="single" w:sz="12" w:space="0" w:color="auto"/>
-            </w:tcBorders>
-            <w:shd w:val="clear" w:color="auto" w:fill="FFFFFF" w:themeFill="background1"/>
-          </w:tcPr>
-          <w:p>
-            <w:pPr>
-              <w:jc w:val="center"/>
-              <w:rPr>
-                <w:rFonts w:ascii="Aptos Narrow" w:eastAsia="Aptos Narrow" w:hAnsi="Aptos Narrow" w:cs="Aptos Narrow"/>
-                <w:color w:val="000000" w:themeColor="text1"/>
-                <w:sz w:val="20"/>
-                <w:szCs w:val="20"/>
-              </w:rPr>
-            </w:pPr>
-          </w:p>
-        </w:tc>
-        <w:tc>
-          <w:tcPr>
-            <w:tcW w:w="523" w:type="dxa"/>
-            <w:tcBorders>
-              <w:top w:val="single" w:sz="6" w:space="0" w:color="auto"/>
-              <w:left w:val="single" w:sz="12" w:space="0" w:color="auto"/>
-              <w:bottom w:val="single" w:sz="6" w:space="0" w:color="auto"/>
-              <w:right w:val="single" w:sz="6" w:space="0" w:color="auto"/>
-            </w:tcBorders>
-            <w:shd w:val="clear" w:color="auto" w:fill="F2F2F2" w:themeFill="background1" w:themeFillShade="F2"/>
-          </w:tcPr>
-          <w:p>
-            <w:pPr>
-              <w:jc w:val="center"/>
-              <w:rPr>
-                <w:rFonts w:ascii="Aptos Narrow" w:eastAsia="Aptos Narrow" w:hAnsi="Aptos Narrow" w:cs="Aptos Narrow"/>
-                <w:color w:val="000000" w:themeColor="text1"/>
-                <w:sz w:val="20"/>
-                <w:szCs w:val="20"/>
-              </w:rPr>
-            </w:pPr>
-          </w:p>
-        </w:tc>
-        <w:tc>
-          <w:tcPr>
-            <w:tcW w:w="523" w:type="dxa"/>
-            <w:tcBorders>
-              <w:top w:val="single" w:sz="6" w:space="0" w:color="auto"/>
-              <w:left w:val="single" w:sz="6" w:space="0" w:color="auto"/>
-              <w:bottom w:val="single" w:sz="6" w:space="0" w:color="auto"/>
-              <w:right w:val="single" w:sz="12" w:space="0" w:color="auto"/>
-            </w:tcBorders>
-            <w:shd w:val="clear" w:color="auto" w:fill="FFFFFF" w:themeFill="background1"/>
-          </w:tcPr>
-          <w:p>
-            <w:pPr>
-              <w:jc w:val="center"/>
-              <w:rPr>
-                <w:rFonts w:ascii="Aptos Narrow" w:eastAsia="Aptos Narrow" w:hAnsi="Aptos Narrow" w:cs="Aptos Narrow"/>
-                <w:color w:val="000000" w:themeColor="text1"/>
-                <w:sz w:val="20"/>
-                <w:szCs w:val="20"/>
-              </w:rPr>
-            </w:pPr>
-          </w:p>
-        </w:tc>
-        <w:tc>
-          <w:tcPr>
-            <w:tcW w:w="523" w:type="dxa"/>
-            <w:tcBorders>
-              <w:top w:val="single" w:sz="6" w:space="0" w:color="auto"/>
-              <w:left w:val="single" w:sz="12" w:space="0" w:color="auto"/>
-              <w:bottom w:val="single" w:sz="6" w:space="0" w:color="auto"/>
-              <w:right w:val="single" w:sz="12" w:space="0" w:color="auto"/>
-            </w:tcBorders>
-            <w:shd w:val="clear" w:color="auto" w:fill="FFFFFF" w:themeFill="background1"/>
           </w:tcPr>
           <w:p>
             <w:pPr>
@@ -22065,32 +19313,6 @@
         </w:trPr>
         <w:tc>
           <w:tcPr>
-            <w:tcW w:w="977" w:type="dxa"/>
-            <w:tcBorders>
-              <w:top w:val="nil"/>
-              <w:left w:val="nil"/>
-              <w:bottom w:val="nil"/>
-              <w:right w:val="single" w:sz="4" w:space="0" w:color="auto"/>
-            </w:tcBorders>
-            <w:tcMar>
-              <w:left w:w="105" w:type="dxa"/>
-              <w:right w:w="105" w:type="dxa"/>
-            </w:tcMar>
-          </w:tcPr>
-          <w:p>
-            <w:pPr>
-              <w:jc w:val="center"/>
-              <w:rPr>
-                <w:rFonts w:ascii="Aptos Narrow" w:eastAsia="Aptos Narrow" w:hAnsi="Aptos Narrow" w:cs="Aptos Narrow"/>
-                <w:color w:val="000000" w:themeColor="text1"/>
-                <w:sz w:val="20"/>
-                <w:szCs w:val="20"/>
-              </w:rPr>
-            </w:pPr>
-          </w:p>
-        </w:tc>
-        <w:tc>
-          <w:tcPr>
             <w:tcW w:w="523" w:type="dxa"/>
             <w:tcBorders>
               <w:left w:val="single" w:sz="4" w:space="0" w:color="auto"/>
@@ -22412,144 +19634,6 @@
               <w:right w:w="105" w:type="dxa"/>
             </w:tcMar>
             <w:vAlign w:val="center"/>
-          </w:tcPr>
-          <w:p>
-            <w:pPr>
-              <w:jc w:val="center"/>
-              <w:rPr>
-                <w:rFonts w:ascii="Aptos Narrow" w:eastAsia="Aptos Narrow" w:hAnsi="Aptos Narrow" w:cs="Aptos Narrow"/>
-                <w:color w:val="000000" w:themeColor="text1"/>
-                <w:sz w:val="20"/>
-                <w:szCs w:val="20"/>
-              </w:rPr>
-            </w:pPr>
-          </w:p>
-        </w:tc>
-        <w:tc>
-          <w:tcPr>
-            <w:tcW w:w="523" w:type="dxa"/>
-            <w:tcBorders>
-              <w:top w:val="single" w:sz="6" w:space="0" w:color="auto"/>
-              <w:left w:val="single" w:sz="12" w:space="0" w:color="auto"/>
-              <w:bottom w:val="single" w:sz="6" w:space="0" w:color="auto"/>
-              <w:right w:val="single" w:sz="6" w:space="0" w:color="auto"/>
-            </w:tcBorders>
-            <w:shd w:val="clear" w:color="auto" w:fill="FFFFFF" w:themeFill="background1"/>
-          </w:tcPr>
-          <w:p>
-            <w:pPr>
-              <w:jc w:val="center"/>
-              <w:rPr>
-                <w:rFonts w:ascii="Aptos Narrow" w:eastAsia="Aptos Narrow" w:hAnsi="Aptos Narrow" w:cs="Aptos Narrow"/>
-                <w:color w:val="000000" w:themeColor="text1"/>
-                <w:sz w:val="20"/>
-                <w:szCs w:val="20"/>
-              </w:rPr>
-            </w:pPr>
-          </w:p>
-        </w:tc>
-        <w:tc>
-          <w:tcPr>
-            <w:tcW w:w="523" w:type="dxa"/>
-            <w:tcBorders>
-              <w:top w:val="single" w:sz="6" w:space="0" w:color="auto"/>
-              <w:left w:val="single" w:sz="6" w:space="0" w:color="auto"/>
-              <w:bottom w:val="single" w:sz="6" w:space="0" w:color="auto"/>
-              <w:right w:val="single" w:sz="12" w:space="0" w:color="auto"/>
-            </w:tcBorders>
-            <w:shd w:val="clear" w:color="auto" w:fill="F2F2F2" w:themeFill="background1" w:themeFillShade="F2"/>
-          </w:tcPr>
-          <w:p>
-            <w:pPr>
-              <w:jc w:val="center"/>
-              <w:rPr>
-                <w:rFonts w:ascii="Aptos Narrow" w:eastAsia="Aptos Narrow" w:hAnsi="Aptos Narrow" w:cs="Aptos Narrow"/>
-                <w:color w:val="000000" w:themeColor="text1"/>
-                <w:sz w:val="20"/>
-                <w:szCs w:val="20"/>
-              </w:rPr>
-            </w:pPr>
-          </w:p>
-        </w:tc>
-        <w:tc>
-          <w:tcPr>
-            <w:tcW w:w="523" w:type="dxa"/>
-            <w:tcBorders>
-              <w:top w:val="single" w:sz="6" w:space="0" w:color="auto"/>
-              <w:left w:val="single" w:sz="12" w:space="0" w:color="auto"/>
-              <w:bottom w:val="single" w:sz="6" w:space="0" w:color="auto"/>
-              <w:right w:val="single" w:sz="12" w:space="0" w:color="auto"/>
-            </w:tcBorders>
-            <w:shd w:val="clear" w:color="auto" w:fill="FFFFFF" w:themeFill="background1"/>
-          </w:tcPr>
-          <w:p>
-            <w:pPr>
-              <w:jc w:val="center"/>
-              <w:rPr>
-                <w:rFonts w:ascii="Aptos Narrow" w:eastAsia="Aptos Narrow" w:hAnsi="Aptos Narrow" w:cs="Aptos Narrow"/>
-                <w:color w:val="000000" w:themeColor="text1"/>
-                <w:sz w:val="20"/>
-                <w:szCs w:val="20"/>
-              </w:rPr>
-            </w:pPr>
-          </w:p>
-        </w:tc>
-        <w:tc>
-          <w:tcPr>
-            <w:tcW w:w="523" w:type="dxa"/>
-            <w:tcBorders>
-              <w:top w:val="single" w:sz="6" w:space="0" w:color="auto"/>
-              <w:left w:val="single" w:sz="12" w:space="0" w:color="auto"/>
-              <w:bottom w:val="single" w:sz="6" w:space="0" w:color="auto"/>
-              <w:right w:val="single" w:sz="6" w:space="0" w:color="auto"/>
-            </w:tcBorders>
-            <w:shd w:val="clear" w:color="auto" w:fill="FFFFFF" w:themeFill="background1"/>
-          </w:tcPr>
-          <w:p>
-            <w:pPr>
-              <w:jc w:val="center"/>
-              <w:rPr>
-                <w:rFonts w:ascii="Aptos Narrow" w:eastAsia="Aptos Narrow" w:hAnsi="Aptos Narrow" w:cs="Aptos Narrow"/>
-                <w:color w:val="000000" w:themeColor="text1"/>
-                <w:sz w:val="20"/>
-                <w:szCs w:val="20"/>
-              </w:rPr>
-            </w:pPr>
-          </w:p>
-        </w:tc>
-        <w:tc>
-          <w:tcPr>
-            <w:tcW w:w="523" w:type="dxa"/>
-            <w:tcBorders>
-              <w:top w:val="single" w:sz="6" w:space="0" w:color="auto"/>
-              <w:left w:val="single" w:sz="6" w:space="0" w:color="auto"/>
-              <w:bottom w:val="single" w:sz="6" w:space="0" w:color="auto"/>
-              <w:right w:val="single" w:sz="12" w:space="0" w:color="auto"/>
-            </w:tcBorders>
-            <w:shd w:val="clear" w:color="auto" w:fill="F2F2F2" w:themeFill="background1" w:themeFillShade="F2"/>
-          </w:tcPr>
-          <w:p>
-            <w:pPr>
-              <w:jc w:val="center"/>
-              <w:rPr>
-                <w:rFonts w:ascii="Aptos Narrow" w:eastAsia="Aptos Narrow" w:hAnsi="Aptos Narrow" w:cs="Aptos Narrow"/>
-                <w:color w:val="000000" w:themeColor="text1"/>
-                <w:sz w:val="20"/>
-                <w:szCs w:val="20"/>
-              </w:rPr>
-            </w:pPr>
-          </w:p>
-        </w:tc>
-        <w:tc>
-          <w:tcPr>
-            <w:tcW w:w="523" w:type="dxa"/>
-            <w:tcBorders>
-              <w:top w:val="single" w:sz="6" w:space="0" w:color="auto"/>
-              <w:left w:val="single" w:sz="12" w:space="0" w:color="auto"/>
-              <w:bottom w:val="single" w:sz="6" w:space="0" w:color="auto"/>
-              <w:right w:val="single" w:sz="12" w:space="0" w:color="auto"/>
-            </w:tcBorders>
-            <w:shd w:val="clear" w:color="auto" w:fill="FFFFFF" w:themeFill="background1"/>
           </w:tcPr>
           <w:p>
             <w:pPr>
@@ -22570,32 +19654,6 @@
         </w:trPr>
         <w:tc>
           <w:tcPr>
-            <w:tcW w:w="977" w:type="dxa"/>
-            <w:tcBorders>
-              <w:top w:val="nil"/>
-              <w:left w:val="nil"/>
-              <w:bottom w:val="nil"/>
-              <w:right w:val="single" w:sz="4" w:space="0" w:color="auto"/>
-            </w:tcBorders>
-            <w:tcMar>
-              <w:left w:w="105" w:type="dxa"/>
-              <w:right w:w="105" w:type="dxa"/>
-            </w:tcMar>
-          </w:tcPr>
-          <w:p>
-            <w:pPr>
-              <w:jc w:val="center"/>
-              <w:rPr>
-                <w:rFonts w:ascii="Aptos Narrow" w:eastAsia="Aptos Narrow" w:hAnsi="Aptos Narrow" w:cs="Aptos Narrow"/>
-                <w:color w:val="000000" w:themeColor="text1"/>
-                <w:sz w:val="20"/>
-                <w:szCs w:val="20"/>
-              </w:rPr>
-            </w:pPr>
-          </w:p>
-        </w:tc>
-        <w:tc>
-          <w:tcPr>
             <w:tcW w:w="523" w:type="dxa"/>
             <w:tcBorders>
               <w:left w:val="single" w:sz="4" w:space="0" w:color="auto"/>
@@ -22655,7 +19713,6 @@
             <w:tcBorders>
               <w:right w:val="single" w:sz="12" w:space="0" w:color="000000" w:themeColor="text1"/>
             </w:tcBorders>
-            <w:shd w:val="clear" w:color="auto" w:fill="FFFFFF" w:themeFill="background1"/>
             <w:tcMar>
               <w:left w:w="105" w:type="dxa"/>
               <w:right w:w="105" w:type="dxa"/>
@@ -22920,144 +19977,6 @@
               <w:right w:w="105" w:type="dxa"/>
             </w:tcMar>
             <w:vAlign w:val="center"/>
-          </w:tcPr>
-          <w:p>
-            <w:pPr>
-              <w:jc w:val="center"/>
-              <w:rPr>
-                <w:rFonts w:ascii="Aptos Narrow" w:eastAsia="Aptos Narrow" w:hAnsi="Aptos Narrow" w:cs="Aptos Narrow"/>
-                <w:color w:val="000000" w:themeColor="text1"/>
-                <w:sz w:val="20"/>
-                <w:szCs w:val="20"/>
-              </w:rPr>
-            </w:pPr>
-          </w:p>
-        </w:tc>
-        <w:tc>
-          <w:tcPr>
-            <w:tcW w:w="523" w:type="dxa"/>
-            <w:tcBorders>
-              <w:top w:val="single" w:sz="6" w:space="0" w:color="auto"/>
-              <w:left w:val="single" w:sz="12" w:space="0" w:color="auto"/>
-              <w:bottom w:val="single" w:sz="6" w:space="0" w:color="auto"/>
-              <w:right w:val="single" w:sz="6" w:space="0" w:color="auto"/>
-            </w:tcBorders>
-            <w:shd w:val="clear" w:color="auto" w:fill="F2F2F2" w:themeFill="background1" w:themeFillShade="F2"/>
-          </w:tcPr>
-          <w:p>
-            <w:pPr>
-              <w:jc w:val="center"/>
-              <w:rPr>
-                <w:rFonts w:ascii="Aptos Narrow" w:eastAsia="Aptos Narrow" w:hAnsi="Aptos Narrow" w:cs="Aptos Narrow"/>
-                <w:color w:val="000000" w:themeColor="text1"/>
-                <w:sz w:val="20"/>
-                <w:szCs w:val="20"/>
-              </w:rPr>
-            </w:pPr>
-          </w:p>
-        </w:tc>
-        <w:tc>
-          <w:tcPr>
-            <w:tcW w:w="523" w:type="dxa"/>
-            <w:tcBorders>
-              <w:top w:val="single" w:sz="6" w:space="0" w:color="auto"/>
-              <w:left w:val="single" w:sz="6" w:space="0" w:color="auto"/>
-              <w:bottom w:val="single" w:sz="6" w:space="0" w:color="auto"/>
-              <w:right w:val="single" w:sz="12" w:space="0" w:color="auto"/>
-            </w:tcBorders>
-            <w:shd w:val="clear" w:color="auto" w:fill="FFFFFF" w:themeFill="background1"/>
-          </w:tcPr>
-          <w:p>
-            <w:pPr>
-              <w:jc w:val="center"/>
-              <w:rPr>
-                <w:rFonts w:ascii="Aptos Narrow" w:eastAsia="Aptos Narrow" w:hAnsi="Aptos Narrow" w:cs="Aptos Narrow"/>
-                <w:color w:val="000000" w:themeColor="text1"/>
-                <w:sz w:val="20"/>
-                <w:szCs w:val="20"/>
-              </w:rPr>
-            </w:pPr>
-          </w:p>
-        </w:tc>
-        <w:tc>
-          <w:tcPr>
-            <w:tcW w:w="523" w:type="dxa"/>
-            <w:tcBorders>
-              <w:top w:val="single" w:sz="6" w:space="0" w:color="auto"/>
-              <w:left w:val="single" w:sz="12" w:space="0" w:color="auto"/>
-              <w:bottom w:val="single" w:sz="12" w:space="0" w:color="auto"/>
-              <w:right w:val="single" w:sz="12" w:space="0" w:color="auto"/>
-            </w:tcBorders>
-            <w:shd w:val="clear" w:color="auto" w:fill="FFFFFF" w:themeFill="background1"/>
-          </w:tcPr>
-          <w:p>
-            <w:pPr>
-              <w:jc w:val="center"/>
-              <w:rPr>
-                <w:rFonts w:ascii="Aptos Narrow" w:eastAsia="Aptos Narrow" w:hAnsi="Aptos Narrow" w:cs="Aptos Narrow"/>
-                <w:color w:val="000000" w:themeColor="text1"/>
-                <w:sz w:val="20"/>
-                <w:szCs w:val="20"/>
-              </w:rPr>
-            </w:pPr>
-          </w:p>
-        </w:tc>
-        <w:tc>
-          <w:tcPr>
-            <w:tcW w:w="523" w:type="dxa"/>
-            <w:tcBorders>
-              <w:top w:val="single" w:sz="6" w:space="0" w:color="auto"/>
-              <w:left w:val="single" w:sz="12" w:space="0" w:color="auto"/>
-              <w:bottom w:val="single" w:sz="6" w:space="0" w:color="auto"/>
-              <w:right w:val="single" w:sz="6" w:space="0" w:color="auto"/>
-            </w:tcBorders>
-            <w:shd w:val="clear" w:color="auto" w:fill="F2F2F2" w:themeFill="background1" w:themeFillShade="F2"/>
-          </w:tcPr>
-          <w:p>
-            <w:pPr>
-              <w:jc w:val="center"/>
-              <w:rPr>
-                <w:rFonts w:ascii="Aptos Narrow" w:eastAsia="Aptos Narrow" w:hAnsi="Aptos Narrow" w:cs="Aptos Narrow"/>
-                <w:color w:val="000000" w:themeColor="text1"/>
-                <w:sz w:val="20"/>
-                <w:szCs w:val="20"/>
-              </w:rPr>
-            </w:pPr>
-          </w:p>
-        </w:tc>
-        <w:tc>
-          <w:tcPr>
-            <w:tcW w:w="523" w:type="dxa"/>
-            <w:tcBorders>
-              <w:top w:val="single" w:sz="6" w:space="0" w:color="auto"/>
-              <w:left w:val="single" w:sz="6" w:space="0" w:color="auto"/>
-              <w:bottom w:val="single" w:sz="6" w:space="0" w:color="auto"/>
-              <w:right w:val="single" w:sz="12" w:space="0" w:color="auto"/>
-            </w:tcBorders>
-            <w:shd w:val="clear" w:color="auto" w:fill="FFFFFF" w:themeFill="background1"/>
-          </w:tcPr>
-          <w:p>
-            <w:pPr>
-              <w:jc w:val="center"/>
-              <w:rPr>
-                <w:rFonts w:ascii="Aptos Narrow" w:eastAsia="Aptos Narrow" w:hAnsi="Aptos Narrow" w:cs="Aptos Narrow"/>
-                <w:color w:val="000000" w:themeColor="text1"/>
-                <w:sz w:val="20"/>
-                <w:szCs w:val="20"/>
-              </w:rPr>
-            </w:pPr>
-          </w:p>
-        </w:tc>
-        <w:tc>
-          <w:tcPr>
-            <w:tcW w:w="523" w:type="dxa"/>
-            <w:tcBorders>
-              <w:top w:val="single" w:sz="6" w:space="0" w:color="auto"/>
-              <w:left w:val="single" w:sz="12" w:space="0" w:color="auto"/>
-              <w:bottom w:val="single" w:sz="12" w:space="0" w:color="auto"/>
-              <w:right w:val="single" w:sz="12" w:space="0" w:color="auto"/>
-            </w:tcBorders>
-            <w:shd w:val="clear" w:color="auto" w:fill="FFFFFF" w:themeFill="background1"/>
           </w:tcPr>
           <w:p>
             <w:pPr>
@@ -23078,32 +19997,6 @@
         </w:trPr>
         <w:tc>
           <w:tcPr>
-            <w:tcW w:w="977" w:type="dxa"/>
-            <w:tcBorders>
-              <w:top w:val="nil"/>
-              <w:left w:val="nil"/>
-              <w:bottom w:val="nil"/>
-              <w:right w:val="single" w:sz="4" w:space="0" w:color="auto"/>
-            </w:tcBorders>
-            <w:tcMar>
-              <w:left w:w="105" w:type="dxa"/>
-              <w:right w:w="105" w:type="dxa"/>
-            </w:tcMar>
-          </w:tcPr>
-          <w:p>
-            <w:pPr>
-              <w:jc w:val="center"/>
-              <w:rPr>
-                <w:rFonts w:ascii="Aptos Narrow" w:eastAsia="Aptos Narrow" w:hAnsi="Aptos Narrow" w:cs="Aptos Narrow"/>
-                <w:color w:val="000000" w:themeColor="text1"/>
-                <w:sz w:val="20"/>
-                <w:szCs w:val="20"/>
-              </w:rPr>
-            </w:pPr>
-          </w:p>
-        </w:tc>
-        <w:tc>
-          <w:tcPr>
             <w:tcW w:w="523" w:type="dxa"/>
             <w:tcBorders>
               <w:left w:val="single" w:sz="4" w:space="0" w:color="auto"/>
@@ -23219,50 +20112,16 @@
             </w:pPr>
           </w:p>
         </w:tc>
-        <w:tc>
-          <w:tcPr>
-            <w:tcW w:w="1569" w:type="dxa"/>
-            <w:gridSpan w:val="3"/>
-            <w:tcBorders>
-              <w:top w:val="single" w:sz="6" w:space="0" w:color="auto"/>
-            </w:tcBorders>
-            <w:shd w:val="clear" w:color="auto" w:fill="FFFFFF" w:themeFill="background1"/>
-          </w:tcPr>
-          <w:p>
-            <w:pPr>
-              <w:jc w:val="center"/>
-              <w:rPr>
-                <w:rFonts w:ascii="Aptos Narrow" w:eastAsia="Aptos Narrow" w:hAnsi="Aptos Narrow" w:cs="Aptos Narrow"/>
-                <w:color w:val="000000" w:themeColor="text1"/>
-                <w:sz w:val="20"/>
-                <w:szCs w:val="20"/>
-              </w:rPr>
-            </w:pPr>
-          </w:p>
-        </w:tc>
-        <w:tc>
-          <w:tcPr>
-            <w:tcW w:w="1569" w:type="dxa"/>
-            <w:gridSpan w:val="3"/>
-            <w:tcBorders>
-              <w:top w:val="single" w:sz="6" w:space="0" w:color="auto"/>
-            </w:tcBorders>
-            <w:shd w:val="clear" w:color="auto" w:fill="FFFFFF" w:themeFill="background1"/>
-          </w:tcPr>
-          <w:p>
-            <w:pPr>
-              <w:jc w:val="center"/>
-              <w:rPr>
-                <w:rFonts w:ascii="Aptos Narrow" w:eastAsia="Aptos Narrow" w:hAnsi="Aptos Narrow" w:cs="Aptos Narrow"/>
-                <w:color w:val="000000" w:themeColor="text1"/>
-                <w:sz w:val="20"/>
-                <w:szCs w:val="20"/>
-              </w:rPr>
-            </w:pPr>
-          </w:p>
-        </w:tc>
       </w:tr>
     </w:tbl>
+    <w:p>
+      <w:pPr>
+        <w:rPr>
+          <w:rFonts w:ascii="Aptos" w:eastAsia="Aptos" w:hAnsi="Aptos" w:cs="Aptos"/>
+          <w:color w:val="000000" w:themeColor="text1"/>
+        </w:rPr>
+      </w:pPr>
+    </w:p>
     <w:p>
       <w:pPr>
         <w:rPr>
@@ -24008,6 +20867,17 @@
 </file>
 
 <file path=customXml/item2.xml><?xml version="1.0" encoding="utf-8"?>
+<p:properties xmlns:p="http://schemas.microsoft.com/office/2006/metadata/properties" xmlns:xsi="http://www.w3.org/2001/XMLSchema-instance" xmlns:pc="http://schemas.microsoft.com/office/infopath/2007/PartnerControls">
+  <documentManagement>
+    <TaxCatchAll xmlns="6e3c809f-d77f-4965-8c59-52bc5988e08d" xsi:nil="true"/>
+    <lcf76f155ced4ddcb4097134ff3c332f xmlns="6011e175-94d7-470b-a25b-96e606435ba7">
+      <Terms xmlns="http://schemas.microsoft.com/office/infopath/2007/PartnerControls"/>
+    </lcf76f155ced4ddcb4097134ff3c332f>
+  </documentManagement>
+</p:properties>
+</file>
+
+<file path=customXml/item3.xml><?xml version="1.0" encoding="utf-8"?>
 <ct:contentTypeSchema xmlns:ct="http://schemas.microsoft.com/office/2006/metadata/contentType" xmlns:ma="http://schemas.microsoft.com/office/2006/metadata/properties/metaAttributes" ct:_="" ma:_="" ma:contentTypeName="Dokument" ma:contentTypeID="0x010100E02B0782D6F96B44A7C1A6483B3F88A5" ma:contentTypeVersion="10" ma:contentTypeDescription="Utwórz nowy dokument." ma:contentTypeScope="" ma:versionID="dafbd3aba1efe586ac978fd8b8b0afe5">
   <xsd:schema xmlns:xsd="http://www.w3.org/2001/XMLSchema" xmlns:xs="http://www.w3.org/2001/XMLSchema" xmlns:p="http://schemas.microsoft.com/office/2006/metadata/properties" xmlns:ns2="6011e175-94d7-470b-a25b-96e606435ba7" xmlns:ns3="6e3c809f-d77f-4965-8c59-52bc5988e08d" targetNamespace="http://schemas.microsoft.com/office/2006/metadata/properties" ma:root="true" ma:fieldsID="632b28c003267633fc74dc71523c1969" ns2:_="" ns3:_="">
     <xsd:import namespace="6011e175-94d7-470b-a25b-96e606435ba7"/>
@@ -24196,17 +21066,6 @@
 </ct:contentTypeSchema>
 </file>
 
-<file path=customXml/item3.xml><?xml version="1.0" encoding="utf-8"?>
-<p:properties xmlns:p="http://schemas.microsoft.com/office/2006/metadata/properties" xmlns:xsi="http://www.w3.org/2001/XMLSchema-instance" xmlns:pc="http://schemas.microsoft.com/office/infopath/2007/PartnerControls">
-  <documentManagement>
-    <TaxCatchAll xmlns="6e3c809f-d77f-4965-8c59-52bc5988e08d" xsi:nil="true"/>
-    <lcf76f155ced4ddcb4097134ff3c332f xmlns="6011e175-94d7-470b-a25b-96e606435ba7">
-      <Terms xmlns="http://schemas.microsoft.com/office/infopath/2007/PartnerControls"/>
-    </lcf76f155ced4ddcb4097134ff3c332f>
-  </documentManagement>
-</p:properties>
-</file>
-
 <file path=customXml/itemProps1.xml><?xml version="1.0" encoding="utf-8"?>
 <ds:datastoreItem xmlns:ds="http://schemas.openxmlformats.org/officeDocument/2006/customXml" ds:itemID="{7CBD2BD3-90DE-4AB6-91CE-6B3CC7002439}">
   <ds:schemaRefs>
@@ -24216,6 +21075,17 @@
 </file>
 
 <file path=customXml/itemProps2.xml><?xml version="1.0" encoding="utf-8"?>
+<ds:datastoreItem xmlns:ds="http://schemas.openxmlformats.org/officeDocument/2006/customXml" ds:itemID="{D1250B38-05D2-4495-BD86-DF85DBE4CE3A}">
+  <ds:schemaRefs>
+    <ds:schemaRef ds:uri="http://schemas.microsoft.com/office/2006/metadata/properties"/>
+    <ds:schemaRef ds:uri="http://schemas.microsoft.com/office/infopath/2007/PartnerControls"/>
+    <ds:schemaRef ds:uri="6e3c809f-d77f-4965-8c59-52bc5988e08d"/>
+    <ds:schemaRef ds:uri="6011e175-94d7-470b-a25b-96e606435ba7"/>
+  </ds:schemaRefs>
+</ds:datastoreItem>
+</file>
+
+<file path=customXml/itemProps3.xml><?xml version="1.0" encoding="utf-8"?>
 <ds:datastoreItem xmlns:ds="http://schemas.openxmlformats.org/officeDocument/2006/customXml" ds:itemID="{8D075643-BC04-4701-AE66-86D30D057DE1}">
   <ds:schemaRefs>
     <ds:schemaRef ds:uri="http://schemas.microsoft.com/office/2006/metadata/contentType"/>
@@ -24234,17 +21104,6 @@
 </ds:datastoreItem>
 </file>
 
-<file path=customXml/itemProps3.xml><?xml version="1.0" encoding="utf-8"?>
-<ds:datastoreItem xmlns:ds="http://schemas.openxmlformats.org/officeDocument/2006/customXml" ds:itemID="{D1250B38-05D2-4495-BD86-DF85DBE4CE3A}">
-  <ds:schemaRefs>
-    <ds:schemaRef ds:uri="http://schemas.microsoft.com/office/2006/metadata/properties"/>
-    <ds:schemaRef ds:uri="http://schemas.microsoft.com/office/infopath/2007/PartnerControls"/>
-    <ds:schemaRef ds:uri="6e3c809f-d77f-4965-8c59-52bc5988e08d"/>
-    <ds:schemaRef ds:uri="6011e175-94d7-470b-a25b-96e606435ba7"/>
-  </ds:schemaRefs>
-</ds:datastoreItem>
-</file>
-
 <file path=docMetadata/LabelInfo.xml><?xml version="1.0" encoding="utf-8"?>
 <clbl:labelList xmlns:clbl="http://schemas.microsoft.com/office/2020/mipLabelMetadata">
   <clbl:label id="{b9766e0e-0d79-4442-b71d-65cafbb5c995}" enabled="1" method="Standard" siteId="{62115917-00ce-4682-9e15-bc8d4e1c73e8}" contentBits="0" removed="0"/>
